--- a/Bhuwan Sangroula- Resume.docx
+++ b/Bhuwan Sangroula- Resume.docx
@@ -1,6 +1,6 @@
 
 <file path=word/document.xml><?xml version="1.0" encoding="utf-8"?>
-<w:document xmlns:wpc="http://schemas.microsoft.com/office/word/2010/wordprocessingCanvas" xmlns:cx="http://schemas.microsoft.com/office/drawing/2014/chartex" xmlns:cx1="http://schemas.microsoft.com/office/drawing/2015/9/8/chartex" xmlns:cx2="http://schemas.microsoft.com/office/drawing/2015/10/21/chartex" xmlns:cx3="http://schemas.microsoft.com/office/drawing/2016/5/9/chartex" xmlns:cx4="http://schemas.microsoft.com/office/drawing/2016/5/10/chartex" xmlns:cx5="http://schemas.microsoft.com/office/drawing/2016/5/11/chartex" xmlns:cx6="http://schemas.microsoft.com/office/drawing/2016/5/12/chartex" xmlns:cx7="http://schemas.microsoft.com/office/drawing/2016/5/13/chartex" xmlns:cx8="http://schemas.microsoft.com/office/drawing/2016/5/14/chartex" xmlns:mc="http://schemas.openxmlformats.org/markup-compatibility/2006" xmlns:aink="http://schemas.microsoft.com/office/drawing/2016/ink" xmlns:am3d="http://schemas.microsoft.com/office/drawing/2017/model3d" xmlns:o="urn:schemas-microsoft-com:office:office" xmlns:oel="http://schemas.microsoft.com/office/2019/extlst" xmlns:r="http://schemas.openxmlformats.org/officeDocument/2006/relationships" xmlns:m="http://schemas.openxmlformats.org/officeDocument/2006/math" xmlns:v="urn:schemas-microsoft-com:vml" xmlns:wp14="http://schemas.microsoft.com/office/word/2010/wordprocessingDrawing" xmlns:wp="http://schemas.openxmlformats.org/drawingml/2006/wordprocessingDrawing" xmlns:w10="urn:schemas-microsoft-com:office:word" xmlns:w="http://schemas.openxmlformats.org/wordprocessingml/2006/main" xmlns:w14="http://schemas.microsoft.com/office/word/2010/wordml" xmlns:w15="http://schemas.microsoft.com/office/word/2012/wordml" xmlns:w16cex="http://schemas.microsoft.com/office/word/2018/wordml/cex" xmlns:w16cid="http://schemas.microsoft.com/office/word/2016/wordml/cid" xmlns:w16="http://schemas.microsoft.com/office/word/2018/wordml" xmlns:w16du="http://schemas.microsoft.com/office/word/2023/wordml/word16du" xmlns:w16sdtdh="http://schemas.microsoft.com/office/word/2020/wordml/sdtdatahash" xmlns:w16se="http://schemas.microsoft.com/office/word/2015/wordml/symex" xmlns:wpg="http://schemas.microsoft.com/office/word/2010/wordprocessingGroup" xmlns:wpi="http://schemas.microsoft.com/office/word/2010/wordprocessingInk" xmlns:wne="http://schemas.microsoft.com/office/word/2006/wordml" xmlns:wps="http://schemas.microsoft.com/office/word/2010/wordprocessingShape" mc:Ignorable="w14 w15 w16se w16cid w16 w16cex w16sdtdh w16du wp14">
+<w:document xmlns:wpc="http://schemas.microsoft.com/office/word/2010/wordprocessingCanvas" xmlns:mc="http://schemas.openxmlformats.org/markup-compatibility/2006" xmlns:o="urn:schemas-microsoft-com:office:office" xmlns:r="http://schemas.openxmlformats.org/officeDocument/2006/relationships" xmlns:m="http://schemas.openxmlformats.org/officeDocument/2006/math" xmlns:v="urn:schemas-microsoft-com:vml" xmlns:wp14="http://schemas.microsoft.com/office/word/2010/wordprocessingDrawing" xmlns:wp="http://schemas.openxmlformats.org/drawingml/2006/wordprocessingDrawing" xmlns:w="http://schemas.openxmlformats.org/wordprocessingml/2006/main" xmlns:w14="http://schemas.microsoft.com/office/word/2010/wordml" xmlns:w10="urn:schemas-microsoft-com:office:word" xmlns:w15="http://schemas.microsoft.com/office/word/2012/wordml" xmlns:wpg="http://schemas.microsoft.com/office/word/2010/wordprocessingGroup" xmlns:wpi="http://schemas.microsoft.com/office/word/2010/wordprocessingInk" xmlns:wne="http://schemas.microsoft.com/office/word/2006/wordml" xmlns:wps="http://schemas.microsoft.com/office/word/2010/wordprocessingShape" xmlns:wpsCustomData="http://www.wps.cn/officeDocument/2013/wpsCustomData" mc:Ignorable="w14 w15 wp14">
   <w:body>
     <w:p>
       <w:pPr>
@@ -16,147 +16,160 @@
           <w:b/>
           <w:bCs/>
         </w:rPr>
-        <w:t xml:space="preserve">                                   </w:t>
-      </w:r>
+        <w:t xml:space="preserve">                                   Bhuwan Sangroula</w:t>
+      </w:r>
+    </w:p>
+    <w:p>
+      <w:pPr>
+        <w:rPr>
+          <w:rFonts w:ascii="Verdana" w:hAnsi="Verdana"/>
+        </w:rPr>
+      </w:pPr>
       <w:r>
         <w:rPr>
           <w:rFonts w:ascii="Verdana" w:hAnsi="Verdana"/>
           <w:b/>
           <w:bCs/>
         </w:rPr>
-        <w:t>Bhuwan Sangroula</w:t>
-      </w:r>
-    </w:p>
-    <w:p>
-      <w:pPr>
-        <w:rPr>
-          <w:rFonts w:ascii="Verdana" w:hAnsi="Verdana"/>
-        </w:rPr>
-      </w:pPr>
+        <w:t xml:space="preserve">         </w:t>
+      </w:r>
+      <w:r>
+        <w:rPr>
+          <w:rFonts w:ascii="Verdana" w:hAnsi="Verdana"/>
+        </w:rPr>
+        <w:t>Network Systems Technician focused on security and efficiency</w:t>
+      </w:r>
+    </w:p>
+    <w:p>
+      <w:pPr>
+        <w:rPr>
+          <w:rFonts w:ascii="Verdana" w:hAnsi="Verdana"/>
+        </w:rPr>
+      </w:pPr>
+      <w:r>
+        <w:rPr>
+          <w:rFonts w:ascii="Verdana" w:hAnsi="Verdana"/>
+        </w:rPr>
+        <w:t xml:space="preserve"> </w:t>
+      </w:r>
+    </w:p>
+    <w:p>
+      <w:pPr>
+        <w:rPr>
+          <w:rFonts w:ascii="Verdana" w:hAnsi="Verdana"/>
+        </w:rPr>
+      </w:pPr>
+      <w:r>
+        <w:rPr>
+          <w:rFonts w:ascii="Verdana" w:hAnsi="Verdana"/>
+        </w:rPr>
+        <w:t xml:space="preserve">       Hamilton, Ontario</w:t>
+      </w:r>
       <w:r>
         <w:rPr>
           <w:rFonts w:ascii="Verdana" w:hAnsi="Verdana"/>
           <w:b/>
           <w:bCs/>
         </w:rPr>
-        <w:t xml:space="preserve">         </w:t>
-      </w:r>
-      <w:r>
-        <w:rPr>
-          <w:rFonts w:ascii="Verdana" w:hAnsi="Verdana"/>
-        </w:rPr>
-        <w:t>Network Systems Technician focused on security and efficiency</w:t>
-      </w:r>
-    </w:p>
-    <w:p>
-      <w:pPr>
-        <w:rPr>
-          <w:rFonts w:ascii="Verdana" w:hAnsi="Verdana"/>
-        </w:rPr>
-      </w:pPr>
-      <w:r>
-        <w:rPr>
-          <w:rFonts w:ascii="Verdana" w:hAnsi="Verdana"/>
-        </w:rPr>
-        <w:t xml:space="preserve"> </w:t>
-      </w:r>
-    </w:p>
-    <w:p>
-      <w:pPr>
-        <w:rPr>
-          <w:rFonts w:ascii="Verdana" w:hAnsi="Verdana"/>
-        </w:rPr>
-      </w:pPr>
-      <w:r>
-        <w:rPr>
-          <w:rFonts w:ascii="Verdana" w:hAnsi="Verdana"/>
-        </w:rPr>
-        <w:t xml:space="preserve">       Hamilton, Ontario</w:t>
-      </w:r>
-      <w:r>
+        <w:t>|</w:t>
+      </w:r>
+      <w:r>
+        <w:rPr>
+          <w:rFonts w:ascii="Verdana" w:hAnsi="Verdana"/>
+        </w:rPr>
+        <w:t>365-883-097|</w:t>
+      </w:r>
+      <w:r>
+        <w:fldChar w:fldCharType="begin"/>
+      </w:r>
+      <w:r>
+        <w:instrText xml:space="preserve"> HYPERLINK "bhuwan.sangroula@mohawkcollege.ca" </w:instrText>
+      </w:r>
+      <w:r>
+        <w:fldChar w:fldCharType="separate"/>
+      </w:r>
+      <w:r>
+        <w:rPr>
+          <w:rStyle w:val="13"/>
+          <w:rFonts w:ascii="Verdana" w:hAnsi="Verdana"/>
+        </w:rPr>
+        <w:t>bhuwan.sangroula@mohawkcollege.ca</w:t>
+      </w:r>
+      <w:r>
+        <w:rPr>
+          <w:rStyle w:val="13"/>
+          <w:rFonts w:ascii="Verdana" w:hAnsi="Verdana"/>
+        </w:rPr>
+        <w:fldChar w:fldCharType="end"/>
+      </w:r>
+      <w:r>
+        <w:rPr>
+          <w:rFonts w:ascii="Verdana" w:hAnsi="Verdana"/>
+        </w:rPr>
+        <w:t xml:space="preserve">   </w:t>
+      </w:r>
+    </w:p>
+    <w:p>
+      <w:pPr>
+        <w:rPr>
+          <w:rFonts w:ascii="Verdana" w:hAnsi="Verdana"/>
+        </w:rPr>
+      </w:pPr>
+      <w:r>
+        <w:rPr>
+          <w:rFonts w:ascii="Verdana" w:hAnsi="Verdana"/>
+        </w:rPr>
+        <w:t xml:space="preserve">             </w:t>
+      </w:r>
+      <w:r>
+        <w:fldChar w:fldCharType="begin"/>
+      </w:r>
+      <w:r>
+        <w:instrText xml:space="preserve"> HYPERLINK "https://www.linkedin.com/in/bhuwan-sangroula-30520a28b" </w:instrText>
+      </w:r>
+      <w:r>
+        <w:fldChar w:fldCharType="separate"/>
+      </w:r>
+      <w:r>
+        <w:rPr>
+          <w:rStyle w:val="13"/>
+          <w:rFonts w:ascii="Verdana" w:hAnsi="Verdana"/>
+        </w:rPr>
+        <w:t>https://www.linkedin.com/in/bhuwan-sangroula-30520a28b</w:t>
+      </w:r>
+      <w:r>
+        <w:rPr>
+          <w:rStyle w:val="13"/>
+          <w:rFonts w:ascii="Verdana" w:hAnsi="Verdana"/>
+        </w:rPr>
+        <w:fldChar w:fldCharType="end"/>
+      </w:r>
+      <w:r>
+        <w:rPr>
+          <w:rFonts w:ascii="Verdana" w:hAnsi="Verdana"/>
+        </w:rPr>
+        <w:t xml:space="preserve">/    </w:t>
+      </w:r>
+    </w:p>
+    <w:p>
+      <w:pPr>
         <w:rPr>
           <w:rFonts w:ascii="Verdana" w:hAnsi="Verdana"/>
           <w:b/>
           <w:bCs/>
         </w:rPr>
-        <w:t>|</w:t>
-      </w:r>
-      <w:r>
-        <w:rPr>
-          <w:rFonts w:ascii="Verdana" w:hAnsi="Verdana"/>
-        </w:rPr>
-        <w:t>365-883-097</w:t>
-      </w:r>
-      <w:r>
-        <w:rPr>
-          <w:rFonts w:ascii="Verdana" w:hAnsi="Verdana"/>
-        </w:rPr>
-        <w:t>|</w:t>
-      </w:r>
-      <w:hyperlink r:id="rId5" w:history="1">
-        <w:r>
-          <w:rPr>
-            <w:rStyle w:val="Hyperlink"/>
-            <w:rFonts w:ascii="Verdana" w:hAnsi="Verdana"/>
-          </w:rPr>
-          <w:t>bhuwan.sangroula@mohawkcollege.ca</w:t>
-        </w:r>
-      </w:hyperlink>
-      <w:r>
-        <w:rPr>
-          <w:rFonts w:ascii="Verdana" w:hAnsi="Verdana"/>
-        </w:rPr>
-        <w:t xml:space="preserve">   </w:t>
-      </w:r>
-    </w:p>
-    <w:p>
-      <w:pPr>
-        <w:rPr>
-          <w:rFonts w:ascii="Verdana" w:hAnsi="Verdana"/>
-        </w:rPr>
-      </w:pPr>
-      <w:r>
-        <w:rPr>
-          <w:rFonts w:ascii="Verdana" w:hAnsi="Verdana"/>
-        </w:rPr>
-        <w:t xml:space="preserve">             </w:t>
-      </w:r>
-      <w:hyperlink r:id="rId6" w:history="1">
-        <w:r>
-          <w:rPr>
-            <w:rStyle w:val="Hyperlink"/>
-            <w:rFonts w:ascii="Verdana" w:hAnsi="Verdana"/>
-          </w:rPr>
-          <w:t>https://www.linkedin.com/in/bhuwan-sangroula-30520a28b</w:t>
-        </w:r>
-      </w:hyperlink>
-      <w:r>
-        <w:rPr>
-          <w:rFonts w:ascii="Verdana" w:hAnsi="Verdana"/>
-        </w:rPr>
-        <w:t xml:space="preserve">/    </w:t>
-      </w:r>
-    </w:p>
-    <w:p>
-      <w:pPr>
+      </w:pPr>
+      <w:r>
         <w:rPr>
           <w:rFonts w:ascii="Verdana" w:hAnsi="Verdana"/>
           <w:b/>
           <w:bCs/>
-        </w:rPr>
-      </w:pPr>
-      <w:r>
-        <w:rPr>
-          <w:rFonts w:ascii="Verdana" w:hAnsi="Verdana"/>
-          <w:b/>
-          <w:bCs/>
-          <w:noProof/>
           <w14:ligatures w14:val="standardContextual"/>
         </w:rPr>
         <mc:AlternateContent>
           <mc:Choice Requires="wps">
             <w:drawing>
-              <wp:anchor distT="0" distB="0" distL="114300" distR="114300" simplePos="0" relativeHeight="251659264" behindDoc="0" locked="0" layoutInCell="1" allowOverlap="1" wp14:anchorId="10B10D8A" wp14:editId="041C4F7B">
+              <wp:anchor distT="0" distB="0" distL="114300" distR="114300" simplePos="0" relativeHeight="251659264" behindDoc="0" locked="0" layoutInCell="1" allowOverlap="1">
                 <wp:simplePos x="0" y="0"/>
                 <wp:positionH relativeFrom="column">
                   <wp:posOffset>-167640</wp:posOffset>
@@ -205,8 +218,11 @@
           </mc:Choice>
           <mc:Fallback>
             <w:pict>
-              <v:line w14:anchorId="505D4167" id="Straight Connector 2" o:spid="_x0000_s1026" style="position:absolute;flip:y;z-index:251659264;visibility:visible;mso-wrap-style:square;mso-wrap-distance-left:9pt;mso-wrap-distance-top:0;mso-wrap-distance-right:9pt;mso-wrap-distance-bottom:0;mso-position-horizontal:absolute;mso-position-horizontal-relative:text;mso-position-vertical:absolute;mso-position-vertical-relative:text" from="-13.2pt,6.3pt" to="516.6pt,8.1pt" o:gfxdata="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" strokecolor="black [3200]" strokeweight=".5pt">
-                <v:stroke joinstyle="miter"/>
+              <v:line id="Straight Connector 2" o:spid="_x0000_s1026" o:spt="20" style="position:absolute;left:0pt;flip:y;margin-left:-13.2pt;margin-top:6.3pt;height:1.8pt;width:529.8pt;z-index:251659264;mso-width-relative:page;mso-height-relative:page;" filled="f" stroked="t" coordsize="21600,21600" o:gfxdata="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">
+                <v:fill on="f" focussize="0,0"/>
+                <v:stroke weight="0.5pt" color="#000000 [3200]" miterlimit="8" joinstyle="miter"/>
+                <v:imagedata o:title=""/>
+                <o:lock v:ext="edit" aspectratio="f"/>
               </v:line>
             </w:pict>
           </mc:Fallback>
@@ -261,13 +277,12 @@
       <w:r>
         <w:rPr>
           <w:rFonts w:ascii="Verdana" w:hAnsi="Verdana"/>
-          <w:noProof/>
           <w14:ligatures w14:val="standardContextual"/>
         </w:rPr>
         <mc:AlternateContent>
           <mc:Choice Requires="wps">
             <w:drawing>
-              <wp:anchor distT="0" distB="0" distL="114300" distR="114300" simplePos="0" relativeHeight="251660288" behindDoc="0" locked="0" layoutInCell="1" allowOverlap="1" wp14:anchorId="3465B8E6" wp14:editId="78D5B035">
+              <wp:anchor distT="0" distB="0" distL="114300" distR="114300" simplePos="0" relativeHeight="251660288" behindDoc="0" locked="0" layoutInCell="1" allowOverlap="1">
                 <wp:simplePos x="0" y="0"/>
                 <wp:positionH relativeFrom="column">
                   <wp:posOffset>-106680</wp:posOffset>
@@ -316,8 +331,11 @@
           </mc:Choice>
           <mc:Fallback>
             <w:pict>
-              <v:line w14:anchorId="3BA1190E" id="Straight Connector 3" o:spid="_x0000_s1026" style="position:absolute;flip:y;z-index:251660288;visibility:visible;mso-wrap-style:square;mso-wrap-distance-left:9pt;mso-wrap-distance-top:0;mso-wrap-distance-right:9pt;mso-wrap-distance-bottom:0;mso-position-horizontal:absolute;mso-position-horizontal-relative:text;mso-position-vertical:absolute;mso-position-vertical-relative:text" from="-8.4pt,1.4pt" to="525pt,3.2pt" o:gfxdata="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" strokecolor="black [3200]" strokeweight=".5pt">
-                <v:stroke joinstyle="miter"/>
+              <v:line id="Straight Connector 3" o:spid="_x0000_s1026" o:spt="20" style="position:absolute;left:0pt;flip:y;margin-left:-8.4pt;margin-top:1.4pt;height:1.8pt;width:533.4pt;z-index:251660288;mso-width-relative:page;mso-height-relative:page;" filled="f" stroked="t" coordsize="21600,21600" o:gfxdata="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">
+                <v:fill on="f" focussize="0,0"/>
+                <v:stroke weight="0.5pt" color="#000000 [3200]" miterlimit="8" joinstyle="miter"/>
+                <v:imagedata o:title=""/>
+                <o:lock v:ext="edit" aspectratio="f"/>
               </v:line>
             </w:pict>
           </mc:Fallback>
@@ -343,7 +361,7 @@
     </w:p>
     <w:p>
       <w:pPr>
-        <w:pStyle w:val="ListParagraph"/>
+        <w:pStyle w:val="29"/>
         <w:numPr>
           <w:ilvl w:val="0"/>
           <w:numId w:val="1"/>
@@ -356,18 +374,12 @@
         <w:rPr>
           <w:rFonts w:ascii="Verdana" w:hAnsi="Verdana"/>
         </w:rPr>
-        <w:t xml:space="preserve">In-depth </w:t>
-      </w:r>
-      <w:r>
-        <w:rPr>
-          <w:rFonts w:ascii="Verdana" w:hAnsi="Verdana"/>
-        </w:rPr>
-        <w:t>understanding of networking fundamentals, troubleshooting and network device configuration.</w:t>
-      </w:r>
-    </w:p>
-    <w:p>
-      <w:pPr>
-        <w:pStyle w:val="ListParagraph"/>
+        <w:t>In-depth understanding of networking fundamentals, troubleshooting and network device configuration.</w:t>
+      </w:r>
+    </w:p>
+    <w:p>
+      <w:pPr>
+        <w:pStyle w:val="29"/>
         <w:numPr>
           <w:ilvl w:val="0"/>
           <w:numId w:val="1"/>
@@ -385,7 +397,7 @@
     </w:p>
     <w:p>
       <w:pPr>
-        <w:pStyle w:val="ListParagraph"/>
+        <w:pStyle w:val="29"/>
         <w:numPr>
           <w:ilvl w:val="0"/>
           <w:numId w:val="1"/>
@@ -426,12 +438,25 @@
         <w:rPr>
           <w:rFonts w:ascii="Verdana" w:hAnsi="Verdana"/>
         </w:rPr>
-        <w:t>Suite, and Nmap for network security testing and vulnerability scanning.</w:t>
-      </w:r>
-    </w:p>
-    <w:p>
-      <w:pPr>
-        <w:pStyle w:val="ListParagraph"/>
+        <w:t>Suite, Nmap</w:t>
+      </w:r>
+      <w:r>
+        <w:rPr>
+          <w:rFonts w:hint="default" w:ascii="Verdana" w:hAnsi="Verdana"/>
+          <w:lang w:val="en-US"/>
+        </w:rPr>
+        <w:t xml:space="preserve"> and other cyber-security tools</w:t>
+      </w:r>
+      <w:r>
+        <w:rPr>
+          <w:rFonts w:ascii="Verdana" w:hAnsi="Verdana"/>
+        </w:rPr>
+        <w:t xml:space="preserve"> for network security testing and vulnerability scanning.</w:t>
+      </w:r>
+    </w:p>
+    <w:p>
+      <w:pPr>
+        <w:pStyle w:val="29"/>
         <w:numPr>
           <w:ilvl w:val="0"/>
           <w:numId w:val="1"/>
@@ -444,12 +469,25 @@
         <w:rPr>
           <w:rFonts w:ascii="Verdana" w:hAnsi="Verdana"/>
         </w:rPr>
-        <w:t>Proficient in HTML and CSS for basic web development and design.</w:t>
-      </w:r>
-    </w:p>
-    <w:p>
-      <w:pPr>
-        <w:pStyle w:val="ListParagraph"/>
+        <w:t>Proficient i</w:t>
+      </w:r>
+      <w:r>
+        <w:rPr>
+          <w:rFonts w:hint="default" w:ascii="Verdana" w:hAnsi="Verdana"/>
+          <w:lang w:val="en-US"/>
+        </w:rPr>
+        <w:t>n</w:t>
+      </w:r>
+      <w:r>
+        <w:rPr>
+          <w:rFonts w:ascii="Verdana" w:hAnsi="Verdana"/>
+        </w:rPr>
+        <w:t xml:space="preserve"> web development and design.</w:t>
+      </w:r>
+    </w:p>
+    <w:p>
+      <w:pPr>
+        <w:pStyle w:val="29"/>
         <w:numPr>
           <w:ilvl w:val="0"/>
           <w:numId w:val="1"/>
@@ -481,7 +519,7 @@
     </w:p>
     <w:p>
       <w:pPr>
-        <w:pStyle w:val="ListParagraph"/>
+        <w:pStyle w:val="29"/>
         <w:numPr>
           <w:ilvl w:val="0"/>
           <w:numId w:val="1"/>
@@ -493,13 +531,12 @@
       <w:r>
         <w:rPr>
           <w:rFonts w:ascii="Verdana" w:hAnsi="Verdana"/>
-          <w:noProof/>
           <w14:ligatures w14:val="standardContextual"/>
         </w:rPr>
         <mc:AlternateContent>
           <mc:Choice Requires="wps">
             <w:drawing>
-              <wp:anchor distT="0" distB="0" distL="114300" distR="114300" simplePos="0" relativeHeight="251661312" behindDoc="0" locked="0" layoutInCell="1" allowOverlap="1" wp14:anchorId="17748585" wp14:editId="76B26D37">
+              <wp:anchor distT="0" distB="0" distL="114300" distR="114300" simplePos="0" relativeHeight="251661312" behindDoc="0" locked="0" layoutInCell="1" allowOverlap="1">
                 <wp:simplePos x="0" y="0"/>
                 <wp:positionH relativeFrom="column">
                   <wp:posOffset>-190500</wp:posOffset>
@@ -548,8 +585,11 @@
           </mc:Choice>
           <mc:Fallback>
             <w:pict>
-              <v:line w14:anchorId="78E0FB52" id="Straight Connector 4" o:spid="_x0000_s1026" style="position:absolute;z-index:251661312;visibility:visible;mso-wrap-style:square;mso-wrap-distance-left:9pt;mso-wrap-distance-top:0;mso-wrap-distance-right:9pt;mso-wrap-distance-bottom:0;mso-position-horizontal:absolute;mso-position-horizontal-relative:text;mso-position-vertical:absolute;mso-position-vertical-relative:text" from="-15pt,16.15pt" to="528.6pt,19.15pt" o:gfxdata="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" strokecolor="black [3200]" strokeweight=".5pt">
-                <v:stroke joinstyle="miter"/>
+              <v:line id="Straight Connector 4" o:spid="_x0000_s1026" o:spt="20" style="position:absolute;left:0pt;margin-left:-15pt;margin-top:16.15pt;height:3pt;width:543.6pt;z-index:251661312;mso-width-relative:page;mso-height-relative:page;" filled="f" stroked="t" coordsize="21600,21600" o:gfxdata="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">
+                <v:fill on="f" focussize="0,0"/>
+                <v:stroke weight="0.5pt" color="#000000 [3200]" miterlimit="8" joinstyle="miter"/>
+                <v:imagedata o:title=""/>
+                <o:lock v:ext="edit" aspectratio="f"/>
               </v:line>
             </w:pict>
           </mc:Fallback>
@@ -559,18 +599,12 @@
         <w:rPr>
           <w:rFonts w:ascii="Verdana" w:hAnsi="Verdana"/>
         </w:rPr>
-        <w:t>Excellent communication</w:t>
-      </w:r>
-      <w:r>
-        <w:rPr>
-          <w:rFonts w:ascii="Verdana" w:hAnsi="Verdana"/>
-        </w:rPr>
-        <w:t>, teamwork, and attention to detail.</w:t>
-      </w:r>
-    </w:p>
-    <w:p>
-      <w:pPr>
-        <w:pStyle w:val="ListParagraph"/>
+        <w:t>Excellent communication, teamwork, and attention to detail.</w:t>
+      </w:r>
+    </w:p>
+    <w:p>
+      <w:pPr>
+        <w:pStyle w:val="29"/>
         <w:rPr>
           <w:rFonts w:ascii="Verdana" w:hAnsi="Verdana"/>
         </w:rPr>
@@ -596,7 +630,7 @@
     </w:p>
     <w:p>
       <w:pPr>
-        <w:pStyle w:val="ListParagraph"/>
+        <w:pStyle w:val="29"/>
         <w:numPr>
           <w:ilvl w:val="0"/>
           <w:numId w:val="2"/>
@@ -617,7 +651,7 @@
     </w:p>
     <w:p>
       <w:pPr>
-        <w:pStyle w:val="ListParagraph"/>
+        <w:pStyle w:val="29"/>
         <w:numPr>
           <w:ilvl w:val="0"/>
           <w:numId w:val="2"/>
@@ -638,7 +672,7 @@
     </w:p>
     <w:p>
       <w:pPr>
-        <w:pStyle w:val="ListParagraph"/>
+        <w:pStyle w:val="29"/>
         <w:numPr>
           <w:ilvl w:val="0"/>
           <w:numId w:val="2"/>
@@ -654,12 +688,12 @@
         <w:rPr>
           <w:rFonts w:ascii="Verdana" w:hAnsi="Verdana"/>
         </w:rPr>
-        <w:t>Familiar with security tools such as Burp Suite and Nmap for vulnerability assessment and penetration testing.</w:t>
-      </w:r>
-    </w:p>
-    <w:p>
-      <w:pPr>
-        <w:pStyle w:val="ListParagraph"/>
+        <w:t>Familiar with security tools for vulnerability assessment and penetration testing.</w:t>
+      </w:r>
+    </w:p>
+    <w:p>
+      <w:pPr>
+        <w:pStyle w:val="29"/>
         <w:numPr>
           <w:ilvl w:val="0"/>
           <w:numId w:val="2"/>
@@ -673,14 +707,23 @@
       </w:pPr>
       <w:r>
         <w:rPr>
-          <w:rFonts w:ascii="Verdana" w:hAnsi="Verdana"/>
-        </w:rPr>
-        <w:t>Knowledge of HTML and CSS for front-end web design.</w:t>
-      </w:r>
-    </w:p>
-    <w:p>
-      <w:pPr>
-        <w:pStyle w:val="ListParagraph"/>
+          <w:rFonts w:hint="default" w:ascii="Verdana" w:hAnsi="Verdana"/>
+          <w:lang w:val="en-US"/>
+        </w:rPr>
+        <w:t>Proficient in web app development</w:t>
+      </w:r>
+      <w:bookmarkStart w:id="1" w:name="_GoBack"/>
+      <w:bookmarkEnd w:id="1"/>
+      <w:r>
+        <w:rPr>
+          <w:rFonts w:ascii="Verdana" w:hAnsi="Verdana"/>
+        </w:rPr>
+        <w:t>.</w:t>
+      </w:r>
+    </w:p>
+    <w:p>
+      <w:pPr>
+        <w:pStyle w:val="29"/>
         <w:numPr>
           <w:ilvl w:val="0"/>
           <w:numId w:val="2"/>
@@ -696,18 +739,12 @@
         <w:rPr>
           <w:rFonts w:ascii="Verdana" w:hAnsi="Verdana"/>
         </w:rPr>
-        <w:t>Experience in setting up and managing virtual machines for testing and development purposes</w:t>
-      </w:r>
-      <w:r>
-        <w:rPr>
-          <w:rFonts w:ascii="Verdana" w:hAnsi="Verdana"/>
-        </w:rPr>
-        <w:t xml:space="preserve"> using VMware and Oracle VirtualBox.</w:t>
-      </w:r>
-    </w:p>
-    <w:p>
-      <w:pPr>
-        <w:pStyle w:val="ListParagraph"/>
+        <w:t>Experience in setting up and managing virtual machines for testing and development purposes using VMware and Oracle VirtualBox.</w:t>
+      </w:r>
+    </w:p>
+    <w:p>
+      <w:pPr>
+        <w:pStyle w:val="29"/>
         <w:rPr>
           <w:rFonts w:ascii="Verdana" w:hAnsi="Verdana"/>
         </w:rPr>
@@ -728,13 +765,12 @@
       <w:r>
         <w:rPr>
           <w:rFonts w:ascii="Verdana" w:hAnsi="Verdana"/>
-          <w:noProof/>
           <w14:ligatures w14:val="standardContextual"/>
         </w:rPr>
         <mc:AlternateContent>
           <mc:Choice Requires="wps">
             <w:drawing>
-              <wp:anchor distT="0" distB="0" distL="114300" distR="114300" simplePos="0" relativeHeight="251662336" behindDoc="0" locked="0" layoutInCell="1" allowOverlap="1" wp14:anchorId="1EA9805F" wp14:editId="70165F71">
+              <wp:anchor distT="0" distB="0" distL="114300" distR="114300" simplePos="0" relativeHeight="251662336" behindDoc="0" locked="0" layoutInCell="1" allowOverlap="1">
                 <wp:simplePos x="0" y="0"/>
                 <wp:positionH relativeFrom="column">
                   <wp:posOffset>-220980</wp:posOffset>
@@ -783,8 +819,11 @@
           </mc:Choice>
           <mc:Fallback>
             <w:pict>
-              <v:line w14:anchorId="2A537E23" id="Straight Connector 5" o:spid="_x0000_s1026" style="position:absolute;z-index:251662336;visibility:visible;mso-wrap-style:square;mso-wrap-distance-left:9pt;mso-wrap-distance-top:0;mso-wrap-distance-right:9pt;mso-wrap-distance-bottom:0;mso-position-horizontal:absolute;mso-position-horizontal-relative:text;mso-position-vertical:absolute;mso-position-vertical-relative:text" from="-17.4pt,1.35pt" to="533.4pt,4.35pt" o:gfxdata="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" strokecolor="black [3200]" strokeweight=".5pt">
-                <v:stroke joinstyle="miter"/>
+              <v:line id="Straight Connector 5" o:spid="_x0000_s1026" o:spt="20" style="position:absolute;left:0pt;margin-left:-17.4pt;margin-top:1.35pt;height:3pt;width:550.8pt;z-index:251662336;mso-width-relative:page;mso-height-relative:page;" filled="f" stroked="t" coordsize="21600,21600" o:gfxdata="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">
+                <v:fill on="f" focussize="0,0"/>
+                <v:stroke weight="0.5pt" color="#000000 [3200]" miterlimit="8" joinstyle="miter"/>
+                <v:imagedata o:title=""/>
+                <o:lock v:ext="edit" aspectratio="f"/>
               </v:line>
             </w:pict>
           </mc:Fallback>
@@ -811,7 +850,7 @@
     </w:p>
     <w:p>
       <w:pPr>
-        <w:pStyle w:val="ListParagraph"/>
+        <w:pStyle w:val="29"/>
         <w:numPr>
           <w:ilvl w:val="0"/>
           <w:numId w:val="3"/>
@@ -829,38 +868,18 @@
           <w:i/>
           <w:iCs/>
         </w:rPr>
-        <w:t> Digital Fluency Micro-Credential badge</w:t>
-      </w:r>
-      <w:r>
-        <w:rPr>
-          <w:rFonts w:ascii="Verdana" w:hAnsi="Verdana"/>
-          <w:i/>
-          <w:iCs/>
-        </w:rPr>
-        <w:t xml:space="preserve"> </w:t>
-      </w:r>
-      <w:r>
-        <w:rPr>
-          <w:rFonts w:ascii="Verdana" w:hAnsi="Verdana"/>
-        </w:rPr>
-        <w:t>(</w:t>
-      </w:r>
-      <w:r>
-        <w:rPr>
-          <w:rFonts w:ascii="Verdana" w:hAnsi="Verdana"/>
-        </w:rPr>
-        <w:t>Dec 3, 2023</w:t>
-      </w:r>
-      <w:r>
-        <w:rPr>
-          <w:rFonts w:ascii="Verdana" w:hAnsi="Verdana"/>
-        </w:rPr>
-        <w:t>)</w:t>
-      </w:r>
-    </w:p>
-    <w:p>
-      <w:pPr>
-        <w:pStyle w:val="ListParagraph"/>
+        <w:t xml:space="preserve"> Digital Fluency Micro-Credential badge </w:t>
+      </w:r>
+      <w:r>
+        <w:rPr>
+          <w:rFonts w:ascii="Verdana" w:hAnsi="Verdana"/>
+        </w:rPr>
+        <w:t>(Dec 3, 2023)</w:t>
+      </w:r>
+    </w:p>
+    <w:p>
+      <w:pPr>
+        <w:pStyle w:val="29"/>
         <w:numPr>
           <w:ilvl w:val="0"/>
           <w:numId w:val="3"/>
@@ -890,13 +909,12 @@
       <w:r>
         <w:rPr>
           <w:rFonts w:ascii="Verdana" w:hAnsi="Verdana"/>
-          <w:noProof/>
           <w14:ligatures w14:val="standardContextual"/>
         </w:rPr>
         <mc:AlternateContent>
           <mc:Choice Requires="wps">
             <w:drawing>
-              <wp:anchor distT="0" distB="0" distL="114300" distR="114300" simplePos="0" relativeHeight="251663360" behindDoc="0" locked="0" layoutInCell="1" allowOverlap="1" wp14:anchorId="7064918B" wp14:editId="757D7CCF">
+              <wp:anchor distT="0" distB="0" distL="114300" distR="114300" simplePos="0" relativeHeight="251663360" behindDoc="0" locked="0" layoutInCell="1" allowOverlap="1">
                 <wp:simplePos x="0" y="0"/>
                 <wp:positionH relativeFrom="column">
                   <wp:posOffset>-99060</wp:posOffset>
@@ -945,8 +963,11 @@
           </mc:Choice>
           <mc:Fallback>
             <w:pict>
-              <v:line w14:anchorId="23E1A865" id="Straight Connector 6" o:spid="_x0000_s1026" style="position:absolute;z-index:251663360;visibility:visible;mso-wrap-style:square;mso-wrap-distance-left:9pt;mso-wrap-distance-top:0;mso-wrap-distance-right:9pt;mso-wrap-distance-bottom:0;mso-position-horizontal:absolute;mso-position-horizontal-relative:text;mso-position-vertical:absolute;mso-position-vertical-relative:text" from="-7.8pt,6.6pt" to="533.4pt,9.6pt" o:gfxdata="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" strokecolor="black [3200]" strokeweight=".5pt">
-                <v:stroke joinstyle="miter"/>
+              <v:line id="Straight Connector 6" o:spid="_x0000_s1026" o:spt="20" style="position:absolute;left:0pt;margin-left:-7.8pt;margin-top:6.6pt;height:3pt;width:541.2pt;z-index:251663360;mso-width-relative:page;mso-height-relative:page;" filled="f" stroked="t" coordsize="21600,21600" o:gfxdata="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">
+                <v:fill on="f" focussize="0,0"/>
+                <v:stroke weight="0.5pt" color="#000000 [3200]" miterlimit="8" joinstyle="miter"/>
+                <v:imagedata o:title=""/>
+                <o:lock v:ext="edit" aspectratio="f"/>
               </v:line>
             </w:pict>
           </mc:Fallback>
@@ -990,7 +1011,7 @@
     </w:p>
     <w:p>
       <w:pPr>
-        <w:pStyle w:val="ListParagraph"/>
+        <w:pStyle w:val="29"/>
         <w:numPr>
           <w:ilvl w:val="0"/>
           <w:numId w:val="2"/>
@@ -1013,12 +1034,17 @@
           <w:rFonts w:ascii="Verdana" w:hAnsi="Verdana"/>
         </w:rPr>
         <w:tab/>
+      </w:r>
+      <w:r>
+        <w:rPr>
+          <w:rFonts w:ascii="Verdana" w:hAnsi="Verdana"/>
+        </w:rPr>
         <w:t>Sep 2023 to Dec 2025</w:t>
       </w:r>
     </w:p>
     <w:p>
       <w:pPr>
-        <w:pStyle w:val="ListParagraph"/>
+        <w:pStyle w:val="29"/>
         <w:numPr>
           <w:ilvl w:val="0"/>
           <w:numId w:val="2"/>
@@ -1034,13 +1060,7 @@
         <w:rPr>
           <w:rFonts w:ascii="Verdana" w:hAnsi="Verdana"/>
         </w:rPr>
-        <w:t>Mohawk college of Applied Arts and Technology</w:t>
-      </w:r>
-      <w:r>
-        <w:rPr>
-          <w:rFonts w:ascii="Verdana" w:hAnsi="Verdana"/>
-        </w:rPr>
-        <w:t>, Hamilton, ON</w:t>
+        <w:t>Mohawk college of Applied Arts and Technology, Hamilton, ON</w:t>
       </w:r>
       <w:r>
         <w:rPr>
@@ -1051,7 +1071,7 @@
     </w:p>
     <w:p>
       <w:pPr>
-        <w:pStyle w:val="ListParagraph"/>
+        <w:pStyle w:val="29"/>
         <w:numPr>
           <w:ilvl w:val="0"/>
           <w:numId w:val="2"/>
@@ -1067,13 +1087,12 @@
         <w:rPr>
           <w:rFonts w:ascii="Verdana" w:hAnsi="Verdana"/>
         </w:rPr>
-        <w:lastRenderedPageBreak/>
         <w:t>Currently enrolled in third semester</w:t>
       </w:r>
     </w:p>
     <w:p>
       <w:pPr>
-        <w:pStyle w:val="ListParagraph"/>
+        <w:pStyle w:val="29"/>
         <w:numPr>
           <w:ilvl w:val="0"/>
           <w:numId w:val="2"/>
@@ -1094,7 +1113,7 @@
     </w:p>
     <w:p>
       <w:pPr>
-        <w:pStyle w:val="ListParagraph"/>
+        <w:pStyle w:val="29"/>
         <w:numPr>
           <w:ilvl w:val="0"/>
           <w:numId w:val="2"/>
@@ -1115,7 +1134,7 @@
     </w:p>
     <w:p>
       <w:pPr>
-        <w:pStyle w:val="ListParagraph"/>
+        <w:pStyle w:val="29"/>
         <w:numPr>
           <w:ilvl w:val="0"/>
           <w:numId w:val="2"/>
@@ -1136,7 +1155,7 @@
     </w:p>
     <w:p>
       <w:pPr>
-        <w:pStyle w:val="ListParagraph"/>
+        <w:pStyle w:val="29"/>
         <w:numPr>
           <w:ilvl w:val="0"/>
           <w:numId w:val="2"/>
@@ -1157,7 +1176,7 @@
     </w:p>
     <w:p>
       <w:pPr>
-        <w:pStyle w:val="ListParagraph"/>
+        <w:pStyle w:val="29"/>
         <w:numPr>
           <w:ilvl w:val="0"/>
           <w:numId w:val="2"/>
@@ -1172,13 +1191,12 @@
       <w:r>
         <w:rPr>
           <w:rFonts w:ascii="Verdana" w:hAnsi="Verdana"/>
-          <w:noProof/>
           <w14:ligatures w14:val="standardContextual"/>
         </w:rPr>
         <mc:AlternateContent>
           <mc:Choice Requires="wps">
             <w:drawing>
-              <wp:anchor distT="0" distB="0" distL="114300" distR="114300" simplePos="0" relativeHeight="251664384" behindDoc="0" locked="0" layoutInCell="1" allowOverlap="1" wp14:anchorId="5232232A" wp14:editId="29BF2C9C">
+              <wp:anchor distT="0" distB="0" distL="114300" distR="114300" simplePos="0" relativeHeight="251664384" behindDoc="0" locked="0" layoutInCell="1" allowOverlap="1">
                 <wp:simplePos x="0" y="0"/>
                 <wp:positionH relativeFrom="column">
                   <wp:posOffset>-403860</wp:posOffset>
@@ -1227,8 +1245,11 @@
           </mc:Choice>
           <mc:Fallback>
             <w:pict>
-              <v:line w14:anchorId="71B36176" id="Straight Connector 7" o:spid="_x0000_s1026" style="position:absolute;flip:y;z-index:251664384;visibility:visible;mso-wrap-style:square;mso-wrap-distance-left:9pt;mso-wrap-distance-top:0;mso-wrap-distance-right:9pt;mso-wrap-distance-bottom:0;mso-position-horizontal:absolute;mso-position-horizontal-relative:text;mso-position-vertical:absolute;mso-position-vertical-relative:text" from="-31.8pt,17.15pt" to="528pt,20.15pt" o:gfxdata="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" strokecolor="black [3200]" strokeweight=".5pt">
-                <v:stroke joinstyle="miter"/>
+              <v:line id="Straight Connector 7" o:spid="_x0000_s1026" o:spt="20" style="position:absolute;left:0pt;flip:y;margin-left:-31.8pt;margin-top:17.15pt;height:3pt;width:559.8pt;z-index:251664384;mso-width-relative:page;mso-height-relative:page;" filled="f" stroked="t" coordsize="21600,21600" o:gfxdata="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">
+                <v:fill on="f" focussize="0,0"/>
+                <v:stroke weight="0.5pt" color="#000000 [3200]" miterlimit="8" joinstyle="miter"/>
+                <v:imagedata o:title=""/>
+                <o:lock v:ext="edit" aspectratio="f"/>
               </v:line>
             </w:pict>
           </mc:Fallback>
@@ -1331,31 +1352,11 @@
           <w:rFonts w:ascii="Verdana" w:hAnsi="Verdana"/>
         </w:rPr>
       </w:pPr>
-      <w:proofErr w:type="spellStart"/>
-      <w:r>
-        <w:rPr>
-          <w:rFonts w:ascii="Verdana" w:hAnsi="Verdana"/>
-        </w:rPr>
-        <w:t>Bericap</w:t>
-      </w:r>
-      <w:proofErr w:type="spellEnd"/>
-      <w:r>
-        <w:rPr>
-          <w:rFonts w:ascii="Verdana" w:hAnsi="Verdana"/>
-        </w:rPr>
-        <w:t xml:space="preserve"> International                                                           Burlington</w:t>
-      </w:r>
-      <w:r>
-        <w:rPr>
-          <w:rFonts w:ascii="Verdana" w:hAnsi="Verdana"/>
-        </w:rPr>
-        <w:t xml:space="preserve">, </w:t>
-      </w:r>
-      <w:r>
-        <w:rPr>
-          <w:rFonts w:ascii="Verdana" w:hAnsi="Verdana"/>
-        </w:rPr>
-        <w:t>ON</w:t>
+      <w:r>
+        <w:rPr>
+          <w:rFonts w:ascii="Verdana" w:hAnsi="Verdana"/>
+        </w:rPr>
+        <w:t>Bericap International                                                           Burlington, ON</w:t>
       </w:r>
     </w:p>
     <w:p>
@@ -1370,7 +1371,7 @@
     </w:p>
     <w:p>
       <w:pPr>
-        <w:pStyle w:val="ListParagraph"/>
+        <w:pStyle w:val="29"/>
         <w:numPr>
           <w:ilvl w:val="0"/>
           <w:numId w:val="4"/>
@@ -1391,7 +1392,7 @@
     </w:p>
     <w:p>
       <w:pPr>
-        <w:pStyle w:val="ListParagraph"/>
+        <w:pStyle w:val="29"/>
         <w:numPr>
           <w:ilvl w:val="0"/>
           <w:numId w:val="4"/>
@@ -1412,7 +1413,7 @@
     </w:p>
     <w:p>
       <w:pPr>
-        <w:pStyle w:val="ListParagraph"/>
+        <w:pStyle w:val="29"/>
         <w:numPr>
           <w:ilvl w:val="0"/>
           <w:numId w:val="4"/>
@@ -1433,7 +1434,7 @@
     </w:p>
     <w:p>
       <w:pPr>
-        <w:pStyle w:val="ListParagraph"/>
+        <w:pStyle w:val="29"/>
         <w:numPr>
           <w:ilvl w:val="0"/>
           <w:numId w:val="4"/>
@@ -1449,26 +1450,19 @@
         <w:rPr>
           <w:rFonts w:ascii="Verdana" w:hAnsi="Verdana"/>
         </w:rPr>
-        <w:t>Maintained accurate and detailed shift reports, enhancing communication between teams and supporting management decision-making</w:t>
-      </w:r>
-      <w:r>
-        <w:rPr>
-          <w:rFonts w:ascii="Verdana" w:hAnsi="Verdana"/>
-        </w:rPr>
-        <w:t>.</w:t>
+        <w:t>Maintained accurate and detailed shift reports, enhancing communication between teams and supporting management decision-making.</w:t>
       </w:r>
     </w:p>
     <w:bookmarkEnd w:id="0"/>
     <w:p>
       <w:r>
         <w:rPr>
-          <w:noProof/>
           <w14:ligatures w14:val="standardContextual"/>
         </w:rPr>
         <mc:AlternateContent>
           <mc:Choice Requires="wps">
             <w:drawing>
-              <wp:anchor distT="0" distB="0" distL="114300" distR="114300" simplePos="0" relativeHeight="251665408" behindDoc="0" locked="0" layoutInCell="1" allowOverlap="1" wp14:anchorId="32F80036" wp14:editId="3152A870">
+              <wp:anchor distT="0" distB="0" distL="114300" distR="114300" simplePos="0" relativeHeight="251665408" behindDoc="0" locked="0" layoutInCell="1" allowOverlap="1">
                 <wp:simplePos x="0" y="0"/>
                 <wp:positionH relativeFrom="column">
                   <wp:posOffset>-266700</wp:posOffset>
@@ -1517,8 +1511,11 @@
           </mc:Choice>
           <mc:Fallback>
             <w:pict>
-              <v:line w14:anchorId="333DB345" id="Straight Connector 8" o:spid="_x0000_s1026" style="position:absolute;z-index:251665408;visibility:visible;mso-wrap-style:square;mso-wrap-distance-left:9pt;mso-wrap-distance-top:0;mso-wrap-distance-right:9pt;mso-wrap-distance-bottom:0;mso-position-horizontal:absolute;mso-position-horizontal-relative:text;mso-position-vertical:absolute;mso-position-vertical-relative:text" from="-21pt,5.6pt" to="523.2pt,6.2pt" o:gfxdata="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" strokecolor="black [3200]" strokeweight=".5pt">
-                <v:stroke joinstyle="miter"/>
+              <v:line id="Straight Connector 8" o:spid="_x0000_s1026" o:spt="20" style="position:absolute;left:0pt;margin-left:-21pt;margin-top:5.6pt;height:0.6pt;width:544.2pt;z-index:251665408;mso-width-relative:page;mso-height-relative:page;" filled="f" stroked="t" coordsize="21600,21600" o:gfxdata="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">
+                <v:fill on="f" focussize="0,0"/>
+                <v:stroke weight="0.5pt" color="#000000 [3200]" miterlimit="8" joinstyle="miter"/>
+                <v:imagedata o:title=""/>
+                <o:lock v:ext="edit" aspectratio="f"/>
               </v:line>
             </w:pict>
           </mc:Fallback>
@@ -1604,19 +1601,7 @@
         <w:rPr>
           <w:rFonts w:ascii="Verdana" w:hAnsi="Verdana"/>
         </w:rPr>
-        <w:t>Smile zone Foundation, Hamilton</w:t>
-      </w:r>
-      <w:r>
-        <w:rPr>
-          <w:rFonts w:ascii="Verdana" w:hAnsi="Verdana"/>
-        </w:rPr>
-        <w:t xml:space="preserve">, </w:t>
-      </w:r>
-      <w:r>
-        <w:rPr>
-          <w:rFonts w:ascii="Verdana" w:hAnsi="Verdana"/>
-        </w:rPr>
-        <w:t>ON</w:t>
+        <w:t>Smile zone Foundation, Hamilton, ON</w:t>
       </w:r>
     </w:p>
     <w:p>
@@ -1642,43 +1627,24 @@
         <w:rPr>
           <w:rFonts w:ascii="Verdana" w:hAnsi="Verdana"/>
         </w:rPr>
-        <w:t>-</w:t>
-      </w:r>
-      <w:r>
-        <w:rPr>
-          <w:rFonts w:ascii="Verdana" w:hAnsi="Verdana"/>
-        </w:rPr>
-        <w:t>A</w:t>
-      </w:r>
-      <w:r>
-        <w:rPr>
-          <w:rFonts w:ascii="Verdana" w:hAnsi="Verdana"/>
-        </w:rPr>
-        <w:t>ssisted at community events, educating the community members about Smile zone Foundations mission and objectives, selling and</w:t>
-      </w:r>
-      <w:r>
-        <w:rPr>
-          <w:rFonts w:ascii="Verdana" w:hAnsi="Verdana"/>
-        </w:rPr>
-        <w:t xml:space="preserve"> operating tickets by using selling software during weekends.</w:t>
-      </w:r>
-    </w:p>
-    <w:p>
-      <w:pPr>
-        <w:rPr>
-          <w:rFonts w:ascii="Verdana" w:hAnsi="Verdana"/>
-        </w:rPr>
-      </w:pPr>
-      <w:r>
-        <w:rPr>
-          <w:rFonts w:ascii="Verdana" w:hAnsi="Verdana"/>
-          <w:noProof/>
+        <w:t>-Assisted at community events, educating the community members about Smile zone Foundations mission and objectives, selling and operating tickets by using selling software during weekends.</w:t>
+      </w:r>
+    </w:p>
+    <w:p>
+      <w:pPr>
+        <w:rPr>
+          <w:rFonts w:ascii="Verdana" w:hAnsi="Verdana"/>
+        </w:rPr>
+      </w:pPr>
+      <w:r>
+        <w:rPr>
+          <w:rFonts w:ascii="Verdana" w:hAnsi="Verdana"/>
           <w14:ligatures w14:val="standardContextual"/>
         </w:rPr>
         <mc:AlternateContent>
           <mc:Choice Requires="wps">
             <w:drawing>
-              <wp:anchor distT="0" distB="0" distL="114300" distR="114300" simplePos="0" relativeHeight="251666432" behindDoc="0" locked="0" layoutInCell="1" allowOverlap="1" wp14:anchorId="6278A37F" wp14:editId="5B3961F7">
+              <wp:anchor distT="0" distB="0" distL="114300" distR="114300" simplePos="0" relativeHeight="251666432" behindDoc="0" locked="0" layoutInCell="1" allowOverlap="1">
                 <wp:simplePos x="0" y="0"/>
                 <wp:positionH relativeFrom="column">
                   <wp:posOffset>-129540</wp:posOffset>
@@ -1727,8 +1693,11 @@
           </mc:Choice>
           <mc:Fallback>
             <w:pict>
-              <v:line w14:anchorId="2FEE0AB7" id="Straight Connector 9" o:spid="_x0000_s1026" style="position:absolute;z-index:251666432;visibility:visible;mso-wrap-style:square;mso-wrap-distance-left:9pt;mso-wrap-distance-top:0;mso-wrap-distance-right:9pt;mso-wrap-distance-bottom:0;mso-position-horizontal:absolute;mso-position-horizontal-relative:text;mso-position-vertical:absolute;mso-position-vertical-relative:text" from="-10.2pt,7.75pt" to="531.6pt,9.55pt" o:gfxdata="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" strokecolor="black [3200]" strokeweight=".5pt">
-                <v:stroke joinstyle="miter"/>
+              <v:line id="Straight Connector 9" o:spid="_x0000_s1026" o:spt="20" style="position:absolute;left:0pt;margin-left:-10.2pt;margin-top:7.75pt;height:1.8pt;width:541.8pt;z-index:251666432;mso-width-relative:page;mso-height-relative:page;" filled="f" stroked="t" coordsize="21600,21600" o:gfxdata="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">
+                <v:fill on="f" focussize="0,0"/>
+                <v:stroke weight="0.5pt" color="#000000 [3200]" miterlimit="8" joinstyle="miter"/>
+                <v:imagedata o:title=""/>
+                <o:lock v:ext="edit" aspectratio="f"/>
               </v:line>
             </w:pict>
           </mc:Fallback>
@@ -1757,7 +1726,7 @@
     </w:p>
     <w:p>
       <w:pPr>
-        <w:pStyle w:val="ListParagraph"/>
+        <w:pStyle w:val="29"/>
         <w:numPr>
           <w:ilvl w:val="0"/>
           <w:numId w:val="5"/>
@@ -1782,7 +1751,7 @@
     </w:p>
     <w:p>
       <w:pPr>
-        <w:pStyle w:val="ListParagraph"/>
+        <w:pStyle w:val="29"/>
         <w:numPr>
           <w:ilvl w:val="0"/>
           <w:numId w:val="5"/>
@@ -1799,7 +1768,7 @@
     </w:p>
     <w:p>
       <w:pPr>
-        <w:pStyle w:val="ListParagraph"/>
+        <w:pStyle w:val="29"/>
         <w:numPr>
           <w:ilvl w:val="0"/>
           <w:numId w:val="5"/>
@@ -1824,7 +1793,7 @@
     </w:p>
     <w:p>
       <w:pPr>
-        <w:pStyle w:val="ListParagraph"/>
+        <w:pStyle w:val="29"/>
         <w:numPr>
           <w:ilvl w:val="0"/>
           <w:numId w:val="5"/>
@@ -1862,20 +1831,70 @@
     <w:sectPr>
       <w:pgSz w:w="12240" w:h="15840"/>
       <w:pgMar w:top="1440" w:right="1440" w:bottom="1440" w:left="1440" w:header="708" w:footer="708" w:gutter="0"/>
-      <w:cols w:space="708"/>
-      <w:docGrid w:linePitch="360"/>
+      <w:cols w:space="708" w:num="1"/>
+      <w:docGrid w:linePitch="360" w:charSpace="0"/>
     </w:sectPr>
   </w:body>
 </w:document>
 </file>
 
+<file path=word/endnotes.xml><?xml version="1.0" encoding="utf-8"?>
+<w:endnotes xmlns:wpc="http://schemas.microsoft.com/office/word/2010/wordprocessingCanvas" xmlns:mc="http://schemas.openxmlformats.org/markup-compatibility/2006" xmlns:o="urn:schemas-microsoft-com:office:office" xmlns:r="http://schemas.openxmlformats.org/officeDocument/2006/relationships" xmlns:m="http://schemas.openxmlformats.org/officeDocument/2006/math" xmlns:v="urn:schemas-microsoft-com:vml" xmlns:wp14="http://schemas.microsoft.com/office/word/2010/wordprocessingDrawing" xmlns:wp="http://schemas.openxmlformats.org/drawingml/2006/wordprocessingDrawing" xmlns:w="http://schemas.openxmlformats.org/wordprocessingml/2006/main" xmlns:w14="http://schemas.microsoft.com/office/word/2010/wordml" xmlns:w15="http://schemas.microsoft.com/office/word/2012/wordml" xmlns:w10="urn:schemas-microsoft-com:office:word" xmlns:wpg="http://schemas.microsoft.com/office/word/2010/wordprocessingGroup" xmlns:wpi="http://schemas.microsoft.com/office/word/2010/wordprocessingInk" xmlns:wne="http://schemas.microsoft.com/office/word/2006/wordml" xmlns:wps="http://schemas.microsoft.com/office/word/2010/wordprocessingShape" xmlns:wpsCustomData="http://www.wps.cn/officeDocument/2013/wpsCustomData" mc:Ignorable="w14 w15 wp14">
+  <w:endnote w:type="separator" w:id="0">
+    <w:p>
+      <w:pPr>
+        <w:spacing w:line="240" w:lineRule="auto"/>
+      </w:pPr>
+      <w:r>
+        <w:separator/>
+      </w:r>
+    </w:p>
+  </w:endnote>
+  <w:endnote w:type="continuationSeparator" w:id="1">
+    <w:p>
+      <w:pPr>
+        <w:spacing w:line="240" w:lineRule="auto"/>
+      </w:pPr>
+      <w:r>
+        <w:continuationSeparator/>
+      </w:r>
+    </w:p>
+  </w:endnote>
+</w:endnotes>
+</file>
+
+<file path=word/footnotes.xml><?xml version="1.0" encoding="utf-8"?>
+<w:footnotes xmlns:wpc="http://schemas.microsoft.com/office/word/2010/wordprocessingCanvas" xmlns:mc="http://schemas.openxmlformats.org/markup-compatibility/2006" xmlns:o="urn:schemas-microsoft-com:office:office" xmlns:r="http://schemas.openxmlformats.org/officeDocument/2006/relationships" xmlns:m="http://schemas.openxmlformats.org/officeDocument/2006/math" xmlns:v="urn:schemas-microsoft-com:vml" xmlns:wp14="http://schemas.microsoft.com/office/word/2010/wordprocessingDrawing" xmlns:wp="http://schemas.openxmlformats.org/drawingml/2006/wordprocessingDrawing" xmlns:w="http://schemas.openxmlformats.org/wordprocessingml/2006/main" xmlns:w14="http://schemas.microsoft.com/office/word/2010/wordml" xmlns:w15="http://schemas.microsoft.com/office/word/2012/wordml" xmlns:w10="urn:schemas-microsoft-com:office:word" xmlns:wpg="http://schemas.microsoft.com/office/word/2010/wordprocessingGroup" xmlns:wpi="http://schemas.microsoft.com/office/word/2010/wordprocessingInk" xmlns:wne="http://schemas.microsoft.com/office/word/2006/wordml" xmlns:wps="http://schemas.microsoft.com/office/word/2010/wordprocessingShape" xmlns:wpsCustomData="http://www.wps.cn/officeDocument/2013/wpsCustomData" mc:Ignorable="w14 w15 wp14">
+  <w:footnote w:type="separator" w:id="0">
+    <w:p>
+      <w:pPr>
+        <w:spacing w:before="0" w:after="0" w:line="240" w:lineRule="auto"/>
+      </w:pPr>
+      <w:r>
+        <w:separator/>
+      </w:r>
+    </w:p>
+  </w:footnote>
+  <w:footnote w:type="continuationSeparator" w:id="1">
+    <w:p>
+      <w:pPr>
+        <w:spacing w:before="0" w:after="0" w:line="240" w:lineRule="auto"/>
+      </w:pPr>
+      <w:r>
+        <w:continuationSeparator/>
+      </w:r>
+    </w:p>
+  </w:footnote>
+</w:footnotes>
+</file>
+
 <file path=word/numbering.xml><?xml version="1.0" encoding="utf-8"?>
-<w:numbering xmlns:wpc="http://schemas.microsoft.com/office/word/2010/wordprocessingCanvas" xmlns:cx="http://schemas.microsoft.com/office/drawing/2014/chartex" xmlns:cx1="http://schemas.microsoft.com/office/drawing/2015/9/8/chartex" xmlns:cx2="http://schemas.microsoft.com/office/drawing/2015/10/21/chartex" xmlns:cx3="http://schemas.microsoft.com/office/drawing/2016/5/9/chartex" xmlns:cx4="http://schemas.microsoft.com/office/drawing/2016/5/10/chartex" xmlns:cx5="http://schemas.microsoft.com/office/drawing/2016/5/11/chartex" xmlns:cx6="http://schemas.microsoft.com/office/drawing/2016/5/12/chartex" xmlns:cx7="http://schemas.microsoft.com/office/drawing/2016/5/13/chartex" xmlns:cx8="http://schemas.microsoft.com/office/drawing/2016/5/14/chartex" xmlns:mc="http://schemas.openxmlformats.org/markup-compatibility/2006" xmlns:aink="http://schemas.microsoft.com/office/drawing/2016/ink" xmlns:am3d="http://schemas.microsoft.com/office/drawing/2017/model3d" xmlns:o="urn:schemas-microsoft-com:office:office" xmlns:oel="http://schemas.microsoft.com/office/2019/extlst" xmlns:r="http://schemas.openxmlformats.org/officeDocument/2006/relationships" xmlns:m="http://schemas.openxmlformats.org/officeDocument/2006/math" xmlns:v="urn:schemas-microsoft-com:vml" xmlns:wp14="http://schemas.microsoft.com/office/word/2010/wordprocessingDrawing" xmlns:wp="http://schemas.openxmlformats.org/drawingml/2006/wordprocessingDrawing" xmlns:w10="urn:schemas-microsoft-com:office:word" xmlns:w="http://schemas.openxmlformats.org/wordprocessingml/2006/main" xmlns:w14="http://schemas.microsoft.com/office/word/2010/wordml" xmlns:w15="http://schemas.microsoft.com/office/word/2012/wordml" xmlns:w16cex="http://schemas.microsoft.com/office/word/2018/wordml/cex" xmlns:w16cid="http://schemas.microsoft.com/office/word/2016/wordml/cid" xmlns:w16="http://schemas.microsoft.com/office/word/2018/wordml" xmlns:w16du="http://schemas.microsoft.com/office/word/2023/wordml/word16du" xmlns:w16sdtdh="http://schemas.microsoft.com/office/word/2020/wordml/sdtdatahash" xmlns:w16se="http://schemas.microsoft.com/office/word/2015/wordml/symex" xmlns:wpg="http://schemas.microsoft.com/office/word/2010/wordprocessingGroup" xmlns:wpi="http://schemas.microsoft.com/office/word/2010/wordprocessingInk" xmlns:wne="http://schemas.microsoft.com/office/word/2006/wordml" xmlns:wps="http://schemas.microsoft.com/office/word/2010/wordprocessingShape" mc:Ignorable="w14 w15 w16se w16cid w16 w16cex w16sdtdh w16du wp14">
-  <w:abstractNum w:abstractNumId="0" w15:restartNumberingAfterBreak="0">
+<w:numbering xmlns:wpc="http://schemas.microsoft.com/office/word/2010/wordprocessingCanvas" xmlns:mc="http://schemas.openxmlformats.org/markup-compatibility/2006" xmlns:o="urn:schemas-microsoft-com:office:office" xmlns:r="http://schemas.openxmlformats.org/officeDocument/2006/relationships" xmlns:m="http://schemas.openxmlformats.org/officeDocument/2006/math" xmlns:v="urn:schemas-microsoft-com:vml" xmlns:wp14="http://schemas.microsoft.com/office/word/2010/wordprocessingDrawing" xmlns:wp="http://schemas.openxmlformats.org/drawingml/2006/wordprocessingDrawing" xmlns:w10="urn:schemas-microsoft-com:office:word" xmlns:w="http://schemas.openxmlformats.org/wordprocessingml/2006/main" xmlns:w14="http://schemas.microsoft.com/office/word/2010/wordml" xmlns:wpg="http://schemas.microsoft.com/office/word/2010/wordprocessingGroup" xmlns:wpi="http://schemas.microsoft.com/office/word/2010/wordprocessingInk" xmlns:wne="http://schemas.microsoft.com/office/word/2006/wordml" xmlns:wps="http://schemas.microsoft.com/office/word/2010/wordprocessingShape" xmlns:wpsCustomData="http://www.wps.cn/officeDocument/2013/wpsCustomData" mc:Ignorable="w14 wp14">
+  <w:abstractNum w:abstractNumId="0">
     <w:nsid w:val="0B3C1DC3"/>
-    <w:multiLevelType w:val="hybridMultilevel"/>
-    <w:tmpl w:val="F54C0D2C"/>
-    <w:lvl w:ilvl="0" w:tplc="10090001">
+    <w:multiLevelType w:val="multilevel"/>
+    <w:tmpl w:val="0B3C1DC3"/>
+    <w:lvl w:ilvl="0" w:tentative="0">
       <w:start w:val="1"/>
       <w:numFmt w:val="bullet"/>
       <w:lvlText w:val=""/>
@@ -1884,10 +1903,10 @@
         <w:ind w:left="720" w:hanging="360"/>
       </w:pPr>
       <w:rPr>
-        <w:rFonts w:ascii="Symbol" w:hAnsi="Symbol" w:hint="default"/>
-      </w:rPr>
-    </w:lvl>
-    <w:lvl w:ilvl="1" w:tplc="10090003" w:tentative="1">
+        <w:rFonts w:hint="default" w:ascii="Symbol" w:hAnsi="Symbol"/>
+      </w:rPr>
+    </w:lvl>
+    <w:lvl w:ilvl="1" w:tentative="0">
       <w:start w:val="1"/>
       <w:numFmt w:val="bullet"/>
       <w:lvlText w:val="o"/>
@@ -1896,10 +1915,10 @@
         <w:ind w:left="1440" w:hanging="360"/>
       </w:pPr>
       <w:rPr>
-        <w:rFonts w:ascii="Courier New" w:hAnsi="Courier New" w:cs="Courier New" w:hint="default"/>
-      </w:rPr>
-    </w:lvl>
-    <w:lvl w:ilvl="2" w:tplc="10090005" w:tentative="1">
+        <w:rFonts w:hint="default" w:ascii="Courier New" w:hAnsi="Courier New" w:cs="Courier New"/>
+      </w:rPr>
+    </w:lvl>
+    <w:lvl w:ilvl="2" w:tentative="0">
       <w:start w:val="1"/>
       <w:numFmt w:val="bullet"/>
       <w:lvlText w:val=""/>
@@ -1908,10 +1927,10 @@
         <w:ind w:left="2160" w:hanging="360"/>
       </w:pPr>
       <w:rPr>
-        <w:rFonts w:ascii="Wingdings" w:hAnsi="Wingdings" w:hint="default"/>
-      </w:rPr>
-    </w:lvl>
-    <w:lvl w:ilvl="3" w:tplc="10090001" w:tentative="1">
+        <w:rFonts w:hint="default" w:ascii="Wingdings" w:hAnsi="Wingdings"/>
+      </w:rPr>
+    </w:lvl>
+    <w:lvl w:ilvl="3" w:tentative="0">
       <w:start w:val="1"/>
       <w:numFmt w:val="bullet"/>
       <w:lvlText w:val=""/>
@@ -1920,10 +1939,10 @@
         <w:ind w:left="2880" w:hanging="360"/>
       </w:pPr>
       <w:rPr>
-        <w:rFonts w:ascii="Symbol" w:hAnsi="Symbol" w:hint="default"/>
-      </w:rPr>
-    </w:lvl>
-    <w:lvl w:ilvl="4" w:tplc="10090003" w:tentative="1">
+        <w:rFonts w:hint="default" w:ascii="Symbol" w:hAnsi="Symbol"/>
+      </w:rPr>
+    </w:lvl>
+    <w:lvl w:ilvl="4" w:tentative="0">
       <w:start w:val="1"/>
       <w:numFmt w:val="bullet"/>
       <w:lvlText w:val="o"/>
@@ -1932,10 +1951,10 @@
         <w:ind w:left="3600" w:hanging="360"/>
       </w:pPr>
       <w:rPr>
-        <w:rFonts w:ascii="Courier New" w:hAnsi="Courier New" w:cs="Courier New" w:hint="default"/>
-      </w:rPr>
-    </w:lvl>
-    <w:lvl w:ilvl="5" w:tplc="10090005" w:tentative="1">
+        <w:rFonts w:hint="default" w:ascii="Courier New" w:hAnsi="Courier New" w:cs="Courier New"/>
+      </w:rPr>
+    </w:lvl>
+    <w:lvl w:ilvl="5" w:tentative="0">
       <w:start w:val="1"/>
       <w:numFmt w:val="bullet"/>
       <w:lvlText w:val=""/>
@@ -1944,10 +1963,10 @@
         <w:ind w:left="4320" w:hanging="360"/>
       </w:pPr>
       <w:rPr>
-        <w:rFonts w:ascii="Wingdings" w:hAnsi="Wingdings" w:hint="default"/>
-      </w:rPr>
-    </w:lvl>
-    <w:lvl w:ilvl="6" w:tplc="10090001" w:tentative="1">
+        <w:rFonts w:hint="default" w:ascii="Wingdings" w:hAnsi="Wingdings"/>
+      </w:rPr>
+    </w:lvl>
+    <w:lvl w:ilvl="6" w:tentative="0">
       <w:start w:val="1"/>
       <w:numFmt w:val="bullet"/>
       <w:lvlText w:val=""/>
@@ -1956,10 +1975,10 @@
         <w:ind w:left="5040" w:hanging="360"/>
       </w:pPr>
       <w:rPr>
-        <w:rFonts w:ascii="Symbol" w:hAnsi="Symbol" w:hint="default"/>
-      </w:rPr>
-    </w:lvl>
-    <w:lvl w:ilvl="7" w:tplc="10090003" w:tentative="1">
+        <w:rFonts w:hint="default" w:ascii="Symbol" w:hAnsi="Symbol"/>
+      </w:rPr>
+    </w:lvl>
+    <w:lvl w:ilvl="7" w:tentative="0">
       <w:start w:val="1"/>
       <w:numFmt w:val="bullet"/>
       <w:lvlText w:val="o"/>
@@ -1968,10 +1987,10 @@
         <w:ind w:left="5760" w:hanging="360"/>
       </w:pPr>
       <w:rPr>
-        <w:rFonts w:ascii="Courier New" w:hAnsi="Courier New" w:cs="Courier New" w:hint="default"/>
-      </w:rPr>
-    </w:lvl>
-    <w:lvl w:ilvl="8" w:tplc="10090005" w:tentative="1">
+        <w:rFonts w:hint="default" w:ascii="Courier New" w:hAnsi="Courier New" w:cs="Courier New"/>
+      </w:rPr>
+    </w:lvl>
+    <w:lvl w:ilvl="8" w:tentative="0">
       <w:start w:val="1"/>
       <w:numFmt w:val="bullet"/>
       <w:lvlText w:val=""/>
@@ -1980,15 +1999,15 @@
         <w:ind w:left="6480" w:hanging="360"/>
       </w:pPr>
       <w:rPr>
-        <w:rFonts w:ascii="Wingdings" w:hAnsi="Wingdings" w:hint="default"/>
+        <w:rFonts w:hint="default" w:ascii="Wingdings" w:hAnsi="Wingdings"/>
       </w:rPr>
     </w:lvl>
   </w:abstractNum>
-  <w:abstractNum w:abstractNumId="1" w15:restartNumberingAfterBreak="0">
+  <w:abstractNum w:abstractNumId="1">
     <w:nsid w:val="0D7B598B"/>
-    <w:multiLevelType w:val="hybridMultilevel"/>
-    <w:tmpl w:val="C232A0B0"/>
-    <w:lvl w:ilvl="0" w:tplc="10090001">
+    <w:multiLevelType w:val="multilevel"/>
+    <w:tmpl w:val="0D7B598B"/>
+    <w:lvl w:ilvl="0" w:tentative="0">
       <w:start w:val="1"/>
       <w:numFmt w:val="bullet"/>
       <w:lvlText w:val=""/>
@@ -1997,10 +2016,10 @@
         <w:ind w:left="720" w:hanging="360"/>
       </w:pPr>
       <w:rPr>
-        <w:rFonts w:ascii="Symbol" w:hAnsi="Symbol" w:hint="default"/>
-      </w:rPr>
-    </w:lvl>
-    <w:lvl w:ilvl="1" w:tplc="10090003" w:tentative="1">
+        <w:rFonts w:hint="default" w:ascii="Symbol" w:hAnsi="Symbol"/>
+      </w:rPr>
+    </w:lvl>
+    <w:lvl w:ilvl="1" w:tentative="0">
       <w:start w:val="1"/>
       <w:numFmt w:val="bullet"/>
       <w:lvlText w:val="o"/>
@@ -2009,10 +2028,10 @@
         <w:ind w:left="1440" w:hanging="360"/>
       </w:pPr>
       <w:rPr>
-        <w:rFonts w:ascii="Courier New" w:hAnsi="Courier New" w:cs="Courier New" w:hint="default"/>
-      </w:rPr>
-    </w:lvl>
-    <w:lvl w:ilvl="2" w:tplc="10090005" w:tentative="1">
+        <w:rFonts w:hint="default" w:ascii="Courier New" w:hAnsi="Courier New" w:cs="Courier New"/>
+      </w:rPr>
+    </w:lvl>
+    <w:lvl w:ilvl="2" w:tentative="0">
       <w:start w:val="1"/>
       <w:numFmt w:val="bullet"/>
       <w:lvlText w:val=""/>
@@ -2021,10 +2040,10 @@
         <w:ind w:left="2160" w:hanging="360"/>
       </w:pPr>
       <w:rPr>
-        <w:rFonts w:ascii="Wingdings" w:hAnsi="Wingdings" w:hint="default"/>
-      </w:rPr>
-    </w:lvl>
-    <w:lvl w:ilvl="3" w:tplc="10090001" w:tentative="1">
+        <w:rFonts w:hint="default" w:ascii="Wingdings" w:hAnsi="Wingdings"/>
+      </w:rPr>
+    </w:lvl>
+    <w:lvl w:ilvl="3" w:tentative="0">
       <w:start w:val="1"/>
       <w:numFmt w:val="bullet"/>
       <w:lvlText w:val=""/>
@@ -2033,10 +2052,10 @@
         <w:ind w:left="2880" w:hanging="360"/>
       </w:pPr>
       <w:rPr>
-        <w:rFonts w:ascii="Symbol" w:hAnsi="Symbol" w:hint="default"/>
-      </w:rPr>
-    </w:lvl>
-    <w:lvl w:ilvl="4" w:tplc="10090003" w:tentative="1">
+        <w:rFonts w:hint="default" w:ascii="Symbol" w:hAnsi="Symbol"/>
+      </w:rPr>
+    </w:lvl>
+    <w:lvl w:ilvl="4" w:tentative="0">
       <w:start w:val="1"/>
       <w:numFmt w:val="bullet"/>
       <w:lvlText w:val="o"/>
@@ -2045,10 +2064,10 @@
         <w:ind w:left="3600" w:hanging="360"/>
       </w:pPr>
       <w:rPr>
-        <w:rFonts w:ascii="Courier New" w:hAnsi="Courier New" w:cs="Courier New" w:hint="default"/>
-      </w:rPr>
-    </w:lvl>
-    <w:lvl w:ilvl="5" w:tplc="10090005" w:tentative="1">
+        <w:rFonts w:hint="default" w:ascii="Courier New" w:hAnsi="Courier New" w:cs="Courier New"/>
+      </w:rPr>
+    </w:lvl>
+    <w:lvl w:ilvl="5" w:tentative="0">
       <w:start w:val="1"/>
       <w:numFmt w:val="bullet"/>
       <w:lvlText w:val=""/>
@@ -2057,10 +2076,10 @@
         <w:ind w:left="4320" w:hanging="360"/>
       </w:pPr>
       <w:rPr>
-        <w:rFonts w:ascii="Wingdings" w:hAnsi="Wingdings" w:hint="default"/>
-      </w:rPr>
-    </w:lvl>
-    <w:lvl w:ilvl="6" w:tplc="10090001" w:tentative="1">
+        <w:rFonts w:hint="default" w:ascii="Wingdings" w:hAnsi="Wingdings"/>
+      </w:rPr>
+    </w:lvl>
+    <w:lvl w:ilvl="6" w:tentative="0">
       <w:start w:val="1"/>
       <w:numFmt w:val="bullet"/>
       <w:lvlText w:val=""/>
@@ -2069,10 +2088,10 @@
         <w:ind w:left="5040" w:hanging="360"/>
       </w:pPr>
       <w:rPr>
-        <w:rFonts w:ascii="Symbol" w:hAnsi="Symbol" w:hint="default"/>
-      </w:rPr>
-    </w:lvl>
-    <w:lvl w:ilvl="7" w:tplc="10090003" w:tentative="1">
+        <w:rFonts w:hint="default" w:ascii="Symbol" w:hAnsi="Symbol"/>
+      </w:rPr>
+    </w:lvl>
+    <w:lvl w:ilvl="7" w:tentative="0">
       <w:start w:val="1"/>
       <w:numFmt w:val="bullet"/>
       <w:lvlText w:val="o"/>
@@ -2081,10 +2100,10 @@
         <w:ind w:left="5760" w:hanging="360"/>
       </w:pPr>
       <w:rPr>
-        <w:rFonts w:ascii="Courier New" w:hAnsi="Courier New" w:cs="Courier New" w:hint="default"/>
-      </w:rPr>
-    </w:lvl>
-    <w:lvl w:ilvl="8" w:tplc="10090005" w:tentative="1">
+        <w:rFonts w:hint="default" w:ascii="Courier New" w:hAnsi="Courier New" w:cs="Courier New"/>
+      </w:rPr>
+    </w:lvl>
+    <w:lvl w:ilvl="8" w:tentative="0">
       <w:start w:val="1"/>
       <w:numFmt w:val="bullet"/>
       <w:lvlText w:val=""/>
@@ -2093,15 +2112,15 @@
         <w:ind w:left="6480" w:hanging="360"/>
       </w:pPr>
       <w:rPr>
-        <w:rFonts w:ascii="Wingdings" w:hAnsi="Wingdings" w:hint="default"/>
+        <w:rFonts w:hint="default" w:ascii="Wingdings" w:hAnsi="Wingdings"/>
       </w:rPr>
     </w:lvl>
   </w:abstractNum>
-  <w:abstractNum w:abstractNumId="2" w15:restartNumberingAfterBreak="0">
+  <w:abstractNum w:abstractNumId="2">
     <w:nsid w:val="193E273A"/>
-    <w:multiLevelType w:val="hybridMultilevel"/>
-    <w:tmpl w:val="303002EE"/>
-    <w:lvl w:ilvl="0" w:tplc="10090001">
+    <w:multiLevelType w:val="multilevel"/>
+    <w:tmpl w:val="193E273A"/>
+    <w:lvl w:ilvl="0" w:tentative="0">
       <w:start w:val="1"/>
       <w:numFmt w:val="bullet"/>
       <w:lvlText w:val=""/>
@@ -2110,10 +2129,10 @@
         <w:ind w:left="720" w:hanging="360"/>
       </w:pPr>
       <w:rPr>
-        <w:rFonts w:ascii="Symbol" w:hAnsi="Symbol" w:hint="default"/>
-      </w:rPr>
-    </w:lvl>
-    <w:lvl w:ilvl="1" w:tplc="10090003" w:tentative="1">
+        <w:rFonts w:hint="default" w:ascii="Symbol" w:hAnsi="Symbol"/>
+      </w:rPr>
+    </w:lvl>
+    <w:lvl w:ilvl="1" w:tentative="0">
       <w:start w:val="1"/>
       <w:numFmt w:val="bullet"/>
       <w:lvlText w:val="o"/>
@@ -2122,10 +2141,10 @@
         <w:ind w:left="1440" w:hanging="360"/>
       </w:pPr>
       <w:rPr>
-        <w:rFonts w:ascii="Courier New" w:hAnsi="Courier New" w:cs="Courier New" w:hint="default"/>
-      </w:rPr>
-    </w:lvl>
-    <w:lvl w:ilvl="2" w:tplc="10090005" w:tentative="1">
+        <w:rFonts w:hint="default" w:ascii="Courier New" w:hAnsi="Courier New" w:cs="Courier New"/>
+      </w:rPr>
+    </w:lvl>
+    <w:lvl w:ilvl="2" w:tentative="0">
       <w:start w:val="1"/>
       <w:numFmt w:val="bullet"/>
       <w:lvlText w:val=""/>
@@ -2134,10 +2153,10 @@
         <w:ind w:left="2160" w:hanging="360"/>
       </w:pPr>
       <w:rPr>
-        <w:rFonts w:ascii="Wingdings" w:hAnsi="Wingdings" w:hint="default"/>
-      </w:rPr>
-    </w:lvl>
-    <w:lvl w:ilvl="3" w:tplc="10090001" w:tentative="1">
+        <w:rFonts w:hint="default" w:ascii="Wingdings" w:hAnsi="Wingdings"/>
+      </w:rPr>
+    </w:lvl>
+    <w:lvl w:ilvl="3" w:tentative="0">
       <w:start w:val="1"/>
       <w:numFmt w:val="bullet"/>
       <w:lvlText w:val=""/>
@@ -2146,10 +2165,10 @@
         <w:ind w:left="2880" w:hanging="360"/>
       </w:pPr>
       <w:rPr>
-        <w:rFonts w:ascii="Symbol" w:hAnsi="Symbol" w:hint="default"/>
-      </w:rPr>
-    </w:lvl>
-    <w:lvl w:ilvl="4" w:tplc="10090003" w:tentative="1">
+        <w:rFonts w:hint="default" w:ascii="Symbol" w:hAnsi="Symbol"/>
+      </w:rPr>
+    </w:lvl>
+    <w:lvl w:ilvl="4" w:tentative="0">
       <w:start w:val="1"/>
       <w:numFmt w:val="bullet"/>
       <w:lvlText w:val="o"/>
@@ -2158,10 +2177,10 @@
         <w:ind w:left="3600" w:hanging="360"/>
       </w:pPr>
       <w:rPr>
-        <w:rFonts w:ascii="Courier New" w:hAnsi="Courier New" w:cs="Courier New" w:hint="default"/>
-      </w:rPr>
-    </w:lvl>
-    <w:lvl w:ilvl="5" w:tplc="10090005" w:tentative="1">
+        <w:rFonts w:hint="default" w:ascii="Courier New" w:hAnsi="Courier New" w:cs="Courier New"/>
+      </w:rPr>
+    </w:lvl>
+    <w:lvl w:ilvl="5" w:tentative="0">
       <w:start w:val="1"/>
       <w:numFmt w:val="bullet"/>
       <w:lvlText w:val=""/>
@@ -2170,10 +2189,10 @@
         <w:ind w:left="4320" w:hanging="360"/>
       </w:pPr>
       <w:rPr>
-        <w:rFonts w:ascii="Wingdings" w:hAnsi="Wingdings" w:hint="default"/>
-      </w:rPr>
-    </w:lvl>
-    <w:lvl w:ilvl="6" w:tplc="10090001" w:tentative="1">
+        <w:rFonts w:hint="default" w:ascii="Wingdings" w:hAnsi="Wingdings"/>
+      </w:rPr>
+    </w:lvl>
+    <w:lvl w:ilvl="6" w:tentative="0">
       <w:start w:val="1"/>
       <w:numFmt w:val="bullet"/>
       <w:lvlText w:val=""/>
@@ -2182,10 +2201,10 @@
         <w:ind w:left="5040" w:hanging="360"/>
       </w:pPr>
       <w:rPr>
-        <w:rFonts w:ascii="Symbol" w:hAnsi="Symbol" w:hint="default"/>
-      </w:rPr>
-    </w:lvl>
-    <w:lvl w:ilvl="7" w:tplc="10090003" w:tentative="1">
+        <w:rFonts w:hint="default" w:ascii="Symbol" w:hAnsi="Symbol"/>
+      </w:rPr>
+    </w:lvl>
+    <w:lvl w:ilvl="7" w:tentative="0">
       <w:start w:val="1"/>
       <w:numFmt w:val="bullet"/>
       <w:lvlText w:val="o"/>
@@ -2194,10 +2213,10 @@
         <w:ind w:left="5760" w:hanging="360"/>
       </w:pPr>
       <w:rPr>
-        <w:rFonts w:ascii="Courier New" w:hAnsi="Courier New" w:cs="Courier New" w:hint="default"/>
-      </w:rPr>
-    </w:lvl>
-    <w:lvl w:ilvl="8" w:tplc="10090005" w:tentative="1">
+        <w:rFonts w:hint="default" w:ascii="Courier New" w:hAnsi="Courier New" w:cs="Courier New"/>
+      </w:rPr>
+    </w:lvl>
+    <w:lvl w:ilvl="8" w:tentative="0">
       <w:start w:val="1"/>
       <w:numFmt w:val="bullet"/>
       <w:lvlText w:val=""/>
@@ -2206,15 +2225,15 @@
         <w:ind w:left="6480" w:hanging="360"/>
       </w:pPr>
       <w:rPr>
-        <w:rFonts w:ascii="Wingdings" w:hAnsi="Wingdings" w:hint="default"/>
+        <w:rFonts w:hint="default" w:ascii="Wingdings" w:hAnsi="Wingdings"/>
       </w:rPr>
     </w:lvl>
   </w:abstractNum>
-  <w:abstractNum w:abstractNumId="3" w15:restartNumberingAfterBreak="0">
+  <w:abstractNum w:abstractNumId="3">
     <w:nsid w:val="1C3F6426"/>
-    <w:multiLevelType w:val="hybridMultilevel"/>
-    <w:tmpl w:val="A9D6EC8C"/>
-    <w:lvl w:ilvl="0" w:tplc="10090001">
+    <w:multiLevelType w:val="multilevel"/>
+    <w:tmpl w:val="1C3F6426"/>
+    <w:lvl w:ilvl="0" w:tentative="0">
       <w:start w:val="1"/>
       <w:numFmt w:val="bullet"/>
       <w:lvlText w:val=""/>
@@ -2223,10 +2242,10 @@
         <w:ind w:left="720" w:hanging="360"/>
       </w:pPr>
       <w:rPr>
-        <w:rFonts w:ascii="Symbol" w:hAnsi="Symbol" w:hint="default"/>
-      </w:rPr>
-    </w:lvl>
-    <w:lvl w:ilvl="1" w:tplc="10090003" w:tentative="1">
+        <w:rFonts w:hint="default" w:ascii="Symbol" w:hAnsi="Symbol"/>
+      </w:rPr>
+    </w:lvl>
+    <w:lvl w:ilvl="1" w:tentative="0">
       <w:start w:val="1"/>
       <w:numFmt w:val="bullet"/>
       <w:lvlText w:val="o"/>
@@ -2235,10 +2254,10 @@
         <w:ind w:left="1440" w:hanging="360"/>
       </w:pPr>
       <w:rPr>
-        <w:rFonts w:ascii="Courier New" w:hAnsi="Courier New" w:cs="Courier New" w:hint="default"/>
-      </w:rPr>
-    </w:lvl>
-    <w:lvl w:ilvl="2" w:tplc="10090005" w:tentative="1">
+        <w:rFonts w:hint="default" w:ascii="Courier New" w:hAnsi="Courier New" w:cs="Courier New"/>
+      </w:rPr>
+    </w:lvl>
+    <w:lvl w:ilvl="2" w:tentative="0">
       <w:start w:val="1"/>
       <w:numFmt w:val="bullet"/>
       <w:lvlText w:val=""/>
@@ -2247,10 +2266,10 @@
         <w:ind w:left="2160" w:hanging="360"/>
       </w:pPr>
       <w:rPr>
-        <w:rFonts w:ascii="Wingdings" w:hAnsi="Wingdings" w:hint="default"/>
-      </w:rPr>
-    </w:lvl>
-    <w:lvl w:ilvl="3" w:tplc="10090001" w:tentative="1">
+        <w:rFonts w:hint="default" w:ascii="Wingdings" w:hAnsi="Wingdings"/>
+      </w:rPr>
+    </w:lvl>
+    <w:lvl w:ilvl="3" w:tentative="0">
       <w:start w:val="1"/>
       <w:numFmt w:val="bullet"/>
       <w:lvlText w:val=""/>
@@ -2259,10 +2278,10 @@
         <w:ind w:left="2880" w:hanging="360"/>
       </w:pPr>
       <w:rPr>
-        <w:rFonts w:ascii="Symbol" w:hAnsi="Symbol" w:hint="default"/>
-      </w:rPr>
-    </w:lvl>
-    <w:lvl w:ilvl="4" w:tplc="10090003" w:tentative="1">
+        <w:rFonts w:hint="default" w:ascii="Symbol" w:hAnsi="Symbol"/>
+      </w:rPr>
+    </w:lvl>
+    <w:lvl w:ilvl="4" w:tentative="0">
       <w:start w:val="1"/>
       <w:numFmt w:val="bullet"/>
       <w:lvlText w:val="o"/>
@@ -2271,10 +2290,10 @@
         <w:ind w:left="3600" w:hanging="360"/>
       </w:pPr>
       <w:rPr>
-        <w:rFonts w:ascii="Courier New" w:hAnsi="Courier New" w:cs="Courier New" w:hint="default"/>
-      </w:rPr>
-    </w:lvl>
-    <w:lvl w:ilvl="5" w:tplc="10090005" w:tentative="1">
+        <w:rFonts w:hint="default" w:ascii="Courier New" w:hAnsi="Courier New" w:cs="Courier New"/>
+      </w:rPr>
+    </w:lvl>
+    <w:lvl w:ilvl="5" w:tentative="0">
       <w:start w:val="1"/>
       <w:numFmt w:val="bullet"/>
       <w:lvlText w:val=""/>
@@ -2283,10 +2302,10 @@
         <w:ind w:left="4320" w:hanging="360"/>
       </w:pPr>
       <w:rPr>
-        <w:rFonts w:ascii="Wingdings" w:hAnsi="Wingdings" w:hint="default"/>
-      </w:rPr>
-    </w:lvl>
-    <w:lvl w:ilvl="6" w:tplc="10090001" w:tentative="1">
+        <w:rFonts w:hint="default" w:ascii="Wingdings" w:hAnsi="Wingdings"/>
+      </w:rPr>
+    </w:lvl>
+    <w:lvl w:ilvl="6" w:tentative="0">
       <w:start w:val="1"/>
       <w:numFmt w:val="bullet"/>
       <w:lvlText w:val=""/>
@@ -2295,10 +2314,10 @@
         <w:ind w:left="5040" w:hanging="360"/>
       </w:pPr>
       <w:rPr>
-        <w:rFonts w:ascii="Symbol" w:hAnsi="Symbol" w:hint="default"/>
-      </w:rPr>
-    </w:lvl>
-    <w:lvl w:ilvl="7" w:tplc="10090003" w:tentative="1">
+        <w:rFonts w:hint="default" w:ascii="Symbol" w:hAnsi="Symbol"/>
+      </w:rPr>
+    </w:lvl>
+    <w:lvl w:ilvl="7" w:tentative="0">
       <w:start w:val="1"/>
       <w:numFmt w:val="bullet"/>
       <w:lvlText w:val="o"/>
@@ -2307,10 +2326,10 @@
         <w:ind w:left="5760" w:hanging="360"/>
       </w:pPr>
       <w:rPr>
-        <w:rFonts w:ascii="Courier New" w:hAnsi="Courier New" w:cs="Courier New" w:hint="default"/>
-      </w:rPr>
-    </w:lvl>
-    <w:lvl w:ilvl="8" w:tplc="10090005" w:tentative="1">
+        <w:rFonts w:hint="default" w:ascii="Courier New" w:hAnsi="Courier New" w:cs="Courier New"/>
+      </w:rPr>
+    </w:lvl>
+    <w:lvl w:ilvl="8" w:tentative="0">
       <w:start w:val="1"/>
       <w:numFmt w:val="bullet"/>
       <w:lvlText w:val=""/>
@@ -2319,15 +2338,15 @@
         <w:ind w:left="6480" w:hanging="360"/>
       </w:pPr>
       <w:rPr>
-        <w:rFonts w:ascii="Wingdings" w:hAnsi="Wingdings" w:hint="default"/>
+        <w:rFonts w:hint="default" w:ascii="Wingdings" w:hAnsi="Wingdings"/>
       </w:rPr>
     </w:lvl>
   </w:abstractNum>
-  <w:abstractNum w:abstractNumId="4" w15:restartNumberingAfterBreak="0">
+  <w:abstractNum w:abstractNumId="4">
     <w:nsid w:val="23F3540B"/>
-    <w:multiLevelType w:val="hybridMultilevel"/>
-    <w:tmpl w:val="E0B2CAB4"/>
-    <w:lvl w:ilvl="0" w:tplc="10090001">
+    <w:multiLevelType w:val="multilevel"/>
+    <w:tmpl w:val="23F3540B"/>
+    <w:lvl w:ilvl="0" w:tentative="0">
       <w:start w:val="1"/>
       <w:numFmt w:val="bullet"/>
       <w:lvlText w:val=""/>
@@ -2336,10 +2355,10 @@
         <w:ind w:left="720" w:hanging="360"/>
       </w:pPr>
       <w:rPr>
-        <w:rFonts w:ascii="Symbol" w:hAnsi="Symbol" w:hint="default"/>
-      </w:rPr>
-    </w:lvl>
-    <w:lvl w:ilvl="1" w:tplc="10090003" w:tentative="1">
+        <w:rFonts w:hint="default" w:ascii="Symbol" w:hAnsi="Symbol"/>
+      </w:rPr>
+    </w:lvl>
+    <w:lvl w:ilvl="1" w:tentative="0">
       <w:start w:val="1"/>
       <w:numFmt w:val="bullet"/>
       <w:lvlText w:val="o"/>
@@ -2348,10 +2367,10 @@
         <w:ind w:left="1440" w:hanging="360"/>
       </w:pPr>
       <w:rPr>
-        <w:rFonts w:ascii="Courier New" w:hAnsi="Courier New" w:cs="Courier New" w:hint="default"/>
-      </w:rPr>
-    </w:lvl>
-    <w:lvl w:ilvl="2" w:tplc="10090005" w:tentative="1">
+        <w:rFonts w:hint="default" w:ascii="Courier New" w:hAnsi="Courier New" w:cs="Courier New"/>
+      </w:rPr>
+    </w:lvl>
+    <w:lvl w:ilvl="2" w:tentative="0">
       <w:start w:val="1"/>
       <w:numFmt w:val="bullet"/>
       <w:lvlText w:val=""/>
@@ -2360,10 +2379,10 @@
         <w:ind w:left="2160" w:hanging="360"/>
       </w:pPr>
       <w:rPr>
-        <w:rFonts w:ascii="Wingdings" w:hAnsi="Wingdings" w:hint="default"/>
-      </w:rPr>
-    </w:lvl>
-    <w:lvl w:ilvl="3" w:tplc="10090001" w:tentative="1">
+        <w:rFonts w:hint="default" w:ascii="Wingdings" w:hAnsi="Wingdings"/>
+      </w:rPr>
+    </w:lvl>
+    <w:lvl w:ilvl="3" w:tentative="0">
       <w:start w:val="1"/>
       <w:numFmt w:val="bullet"/>
       <w:lvlText w:val=""/>
@@ -2372,10 +2391,10 @@
         <w:ind w:left="2880" w:hanging="360"/>
       </w:pPr>
       <w:rPr>
-        <w:rFonts w:ascii="Symbol" w:hAnsi="Symbol" w:hint="default"/>
-      </w:rPr>
-    </w:lvl>
-    <w:lvl w:ilvl="4" w:tplc="10090003" w:tentative="1">
+        <w:rFonts w:hint="default" w:ascii="Symbol" w:hAnsi="Symbol"/>
+      </w:rPr>
+    </w:lvl>
+    <w:lvl w:ilvl="4" w:tentative="0">
       <w:start w:val="1"/>
       <w:numFmt w:val="bullet"/>
       <w:lvlText w:val="o"/>
@@ -2384,10 +2403,10 @@
         <w:ind w:left="3600" w:hanging="360"/>
       </w:pPr>
       <w:rPr>
-        <w:rFonts w:ascii="Courier New" w:hAnsi="Courier New" w:cs="Courier New" w:hint="default"/>
-      </w:rPr>
-    </w:lvl>
-    <w:lvl w:ilvl="5" w:tplc="10090005" w:tentative="1">
+        <w:rFonts w:hint="default" w:ascii="Courier New" w:hAnsi="Courier New" w:cs="Courier New"/>
+      </w:rPr>
+    </w:lvl>
+    <w:lvl w:ilvl="5" w:tentative="0">
       <w:start w:val="1"/>
       <w:numFmt w:val="bullet"/>
       <w:lvlText w:val=""/>
@@ -2396,10 +2415,10 @@
         <w:ind w:left="4320" w:hanging="360"/>
       </w:pPr>
       <w:rPr>
-        <w:rFonts w:ascii="Wingdings" w:hAnsi="Wingdings" w:hint="default"/>
-      </w:rPr>
-    </w:lvl>
-    <w:lvl w:ilvl="6" w:tplc="10090001" w:tentative="1">
+        <w:rFonts w:hint="default" w:ascii="Wingdings" w:hAnsi="Wingdings"/>
+      </w:rPr>
+    </w:lvl>
+    <w:lvl w:ilvl="6" w:tentative="0">
       <w:start w:val="1"/>
       <w:numFmt w:val="bullet"/>
       <w:lvlText w:val=""/>
@@ -2408,10 +2427,10 @@
         <w:ind w:left="5040" w:hanging="360"/>
       </w:pPr>
       <w:rPr>
-        <w:rFonts w:ascii="Symbol" w:hAnsi="Symbol" w:hint="default"/>
-      </w:rPr>
-    </w:lvl>
-    <w:lvl w:ilvl="7" w:tplc="10090003" w:tentative="1">
+        <w:rFonts w:hint="default" w:ascii="Symbol" w:hAnsi="Symbol"/>
+      </w:rPr>
+    </w:lvl>
+    <w:lvl w:ilvl="7" w:tentative="0">
       <w:start w:val="1"/>
       <w:numFmt w:val="bullet"/>
       <w:lvlText w:val="o"/>
@@ -2420,10 +2439,10 @@
         <w:ind w:left="5760" w:hanging="360"/>
       </w:pPr>
       <w:rPr>
-        <w:rFonts w:ascii="Courier New" w:hAnsi="Courier New" w:cs="Courier New" w:hint="default"/>
-      </w:rPr>
-    </w:lvl>
-    <w:lvl w:ilvl="8" w:tplc="10090005" w:tentative="1">
+        <w:rFonts w:hint="default" w:ascii="Courier New" w:hAnsi="Courier New" w:cs="Courier New"/>
+      </w:rPr>
+    </w:lvl>
+    <w:lvl w:ilvl="8" w:tentative="0">
       <w:start w:val="1"/>
       <w:numFmt w:val="bullet"/>
       <w:lvlText w:val=""/>
@@ -2432,447 +2451,314 @@
         <w:ind w:left="6480" w:hanging="360"/>
       </w:pPr>
       <w:rPr>
-        <w:rFonts w:ascii="Wingdings" w:hAnsi="Wingdings" w:hint="default"/>
+        <w:rFonts w:hint="default" w:ascii="Wingdings" w:hAnsi="Wingdings"/>
       </w:rPr>
     </w:lvl>
   </w:abstractNum>
-  <w:num w:numId="1" w16cid:durableId="689572833">
+  <w:num w:numId="1">
     <w:abstractNumId w:val="2"/>
   </w:num>
-  <w:num w:numId="2" w16cid:durableId="1020164180">
+  <w:num w:numId="2">
     <w:abstractNumId w:val="1"/>
   </w:num>
-  <w:num w:numId="3" w16cid:durableId="275672479">
+  <w:num w:numId="3">
     <w:abstractNumId w:val="0"/>
   </w:num>
-  <w:num w:numId="4" w16cid:durableId="1140733950">
+  <w:num w:numId="4">
     <w:abstractNumId w:val="4"/>
   </w:num>
-  <w:num w:numId="5" w16cid:durableId="2136899259">
+  <w:num w:numId="5">
     <w:abstractNumId w:val="3"/>
   </w:num>
 </w:numbering>
 </file>
 
 <file path=word/styles.xml><?xml version="1.0" encoding="utf-8"?>
-<w:styles xmlns:mc="http://schemas.openxmlformats.org/markup-compatibility/2006" xmlns:r="http://schemas.openxmlformats.org/officeDocument/2006/relationships" xmlns:w="http://schemas.openxmlformats.org/wordprocessingml/2006/main" xmlns:w14="http://schemas.microsoft.com/office/word/2010/wordml" xmlns:w15="http://schemas.microsoft.com/office/word/2012/wordml" xmlns:w16cex="http://schemas.microsoft.com/office/word/2018/wordml/cex" xmlns:w16cid="http://schemas.microsoft.com/office/word/2016/wordml/cid" xmlns:w16="http://schemas.microsoft.com/office/word/2018/wordml" xmlns:w16du="http://schemas.microsoft.com/office/word/2023/wordml/word16du" xmlns:w16sdtdh="http://schemas.microsoft.com/office/word/2020/wordml/sdtdatahash" xmlns:w16se="http://schemas.microsoft.com/office/word/2015/wordml/symex" mc:Ignorable="w14 w15 w16se w16cid w16 w16cex w16sdtdh w16du">
+<w:styles xmlns:mc="http://schemas.openxmlformats.org/markup-compatibility/2006" xmlns:o="urn:schemas-microsoft-com:office:office" xmlns:r="http://schemas.openxmlformats.org/officeDocument/2006/relationships" xmlns:m="http://schemas.openxmlformats.org/officeDocument/2006/math" xmlns:v="urn:schemas-microsoft-com:vml" xmlns:w="http://schemas.openxmlformats.org/wordprocessingml/2006/main" xmlns:w14="http://schemas.microsoft.com/office/word/2010/wordml" xmlns:w10="urn:schemas-microsoft-com:office:word" xmlns:sl="http://schemas.openxmlformats.org/schemaLibrary/2006/main" xmlns:wpsCustomData="http://www.wps.cn/officeDocument/2013/wpsCustomData" mc:Ignorable="w14">
   <w:docDefaults>
     <w:rPrDefault>
       <w:rPr>
-        <w:rFonts w:asciiTheme="minorHAnsi" w:eastAsiaTheme="minorHAnsi" w:hAnsiTheme="minorHAnsi" w:cstheme="minorBidi"/>
-        <w:kern w:val="2"/>
-        <w:sz w:val="24"/>
-        <w:szCs w:val="24"/>
-        <w:lang w:val="en-CA" w:eastAsia="en-US" w:bidi="ar-SA"/>
-        <w14:ligatures w14:val="standardContextual"/>
+        <w:rFonts w:asciiTheme="minorHAnsi" w:hAnsiTheme="minorHAnsi" w:eastAsiaTheme="minorHAnsi" w:cstheme="minorBidi"/>
       </w:rPr>
     </w:rPrDefault>
-    <w:pPrDefault>
-      <w:pPr>
-        <w:spacing w:after="160" w:line="278" w:lineRule="auto"/>
-      </w:pPr>
-    </w:pPrDefault>
+    <w:pPrDefault/>
   </w:docDefaults>
-  <w:latentStyles w:defLockedState="0" w:defUIPriority="99" w:defSemiHidden="0" w:defUnhideWhenUsed="0" w:defQFormat="0" w:count="376">
-    <w:lsdException w:name="Normal" w:uiPriority="0" w:qFormat="1"/>
-    <w:lsdException w:name="heading 1" w:uiPriority="9" w:qFormat="1"/>
-    <w:lsdException w:name="heading 2" w:semiHidden="1" w:uiPriority="9" w:unhideWhenUsed="1" w:qFormat="1"/>
-    <w:lsdException w:name="heading 3" w:semiHidden="1" w:uiPriority="9" w:unhideWhenUsed="1" w:qFormat="1"/>
-    <w:lsdException w:name="heading 4" w:semiHidden="1" w:uiPriority="9" w:unhideWhenUsed="1" w:qFormat="1"/>
-    <w:lsdException w:name="heading 5" w:semiHidden="1" w:uiPriority="9" w:unhideWhenUsed="1" w:qFormat="1"/>
-    <w:lsdException w:name="heading 6" w:semiHidden="1" w:uiPriority="9" w:unhideWhenUsed="1" w:qFormat="1"/>
-    <w:lsdException w:name="heading 7" w:semiHidden="1" w:uiPriority="9" w:unhideWhenUsed="1" w:qFormat="1"/>
-    <w:lsdException w:name="heading 8" w:semiHidden="1" w:uiPriority="9" w:unhideWhenUsed="1" w:qFormat="1"/>
-    <w:lsdException w:name="heading 9" w:semiHidden="1" w:uiPriority="9" w:unhideWhenUsed="1" w:qFormat="1"/>
-    <w:lsdException w:name="index 1" w:semiHidden="1" w:unhideWhenUsed="1"/>
-    <w:lsdException w:name="index 2" w:semiHidden="1" w:unhideWhenUsed="1"/>
-    <w:lsdException w:name="index 3" w:semiHidden="1" w:unhideWhenUsed="1"/>
-    <w:lsdException w:name="index 4" w:semiHidden="1" w:unhideWhenUsed="1"/>
-    <w:lsdException w:name="index 5" w:semiHidden="1" w:unhideWhenUsed="1"/>
-    <w:lsdException w:name="index 6" w:semiHidden="1" w:unhideWhenUsed="1"/>
-    <w:lsdException w:name="index 7" w:semiHidden="1" w:unhideWhenUsed="1"/>
-    <w:lsdException w:name="index 8" w:semiHidden="1" w:unhideWhenUsed="1"/>
-    <w:lsdException w:name="index 9" w:semiHidden="1" w:unhideWhenUsed="1"/>
-    <w:lsdException w:name="toc 1" w:semiHidden="1" w:uiPriority="39" w:unhideWhenUsed="1"/>
-    <w:lsdException w:name="toc 2" w:semiHidden="1" w:uiPriority="39" w:unhideWhenUsed="1"/>
-    <w:lsdException w:name="toc 3" w:semiHidden="1" w:uiPriority="39" w:unhideWhenUsed="1"/>
-    <w:lsdException w:name="toc 4" w:semiHidden="1" w:uiPriority="39" w:unhideWhenUsed="1"/>
-    <w:lsdException w:name="toc 5" w:semiHidden="1" w:uiPriority="39" w:unhideWhenUsed="1"/>
-    <w:lsdException w:name="toc 6" w:semiHidden="1" w:uiPriority="39" w:unhideWhenUsed="1"/>
-    <w:lsdException w:name="toc 7" w:semiHidden="1" w:uiPriority="39" w:unhideWhenUsed="1"/>
-    <w:lsdException w:name="toc 8" w:semiHidden="1" w:uiPriority="39" w:unhideWhenUsed="1"/>
-    <w:lsdException w:name="toc 9" w:semiHidden="1" w:uiPriority="39" w:unhideWhenUsed="1"/>
-    <w:lsdException w:name="Normal Indent" w:semiHidden="1" w:unhideWhenUsed="1"/>
-    <w:lsdException w:name="footnote text" w:semiHidden="1" w:unhideWhenUsed="1"/>
-    <w:lsdException w:name="annotation text" w:semiHidden="1" w:unhideWhenUsed="1"/>
-    <w:lsdException w:name="header" w:semiHidden="1" w:unhideWhenUsed="1"/>
-    <w:lsdException w:name="footer" w:semiHidden="1" w:unhideWhenUsed="1"/>
-    <w:lsdException w:name="index heading" w:semiHidden="1" w:unhideWhenUsed="1"/>
-    <w:lsdException w:name="caption" w:semiHidden="1" w:uiPriority="35" w:unhideWhenUsed="1" w:qFormat="1"/>
-    <w:lsdException w:name="table of figures" w:semiHidden="1" w:unhideWhenUsed="1"/>
-    <w:lsdException w:name="envelope address" w:semiHidden="1" w:unhideWhenUsed="1"/>
-    <w:lsdException w:name="envelope return" w:semiHidden="1" w:unhideWhenUsed="1"/>
-    <w:lsdException w:name="footnote reference" w:semiHidden="1" w:unhideWhenUsed="1"/>
-    <w:lsdException w:name="annotation reference" w:semiHidden="1" w:unhideWhenUsed="1"/>
-    <w:lsdException w:name="line number" w:semiHidden="1" w:unhideWhenUsed="1"/>
-    <w:lsdException w:name="page number" w:semiHidden="1" w:unhideWhenUsed="1"/>
-    <w:lsdException w:name="endnote reference" w:semiHidden="1" w:unhideWhenUsed="1"/>
-    <w:lsdException w:name="endnote text" w:semiHidden="1" w:unhideWhenUsed="1"/>
-    <w:lsdException w:name="table of authorities" w:semiHidden="1" w:unhideWhenUsed="1"/>
-    <w:lsdException w:name="macro" w:semiHidden="1" w:unhideWhenUsed="1"/>
-    <w:lsdException w:name="toa heading" w:semiHidden="1" w:unhideWhenUsed="1"/>
-    <w:lsdException w:name="List" w:semiHidden="1" w:unhideWhenUsed="1"/>
-    <w:lsdException w:name="List Bullet" w:semiHidden="1" w:unhideWhenUsed="1"/>
-    <w:lsdException w:name="List Number" w:semiHidden="1" w:unhideWhenUsed="1"/>
-    <w:lsdException w:name="List 2" w:semiHidden="1" w:unhideWhenUsed="1"/>
-    <w:lsdException w:name="List 3" w:semiHidden="1" w:unhideWhenUsed="1"/>
-    <w:lsdException w:name="List 4" w:semiHidden="1" w:unhideWhenUsed="1"/>
-    <w:lsdException w:name="List 5" w:semiHidden="1" w:unhideWhenUsed="1"/>
-    <w:lsdException w:name="List Bullet 2" w:semiHidden="1" w:unhideWhenUsed="1"/>
-    <w:lsdException w:name="List Bullet 3" w:semiHidden="1" w:unhideWhenUsed="1"/>
-    <w:lsdException w:name="List Bullet 4" w:semiHidden="1" w:unhideWhenUsed="1"/>
-    <w:lsdException w:name="List Bullet 5" w:semiHidden="1" w:unhideWhenUsed="1"/>
-    <w:lsdException w:name="List Number 2" w:semiHidden="1" w:unhideWhenUsed="1"/>
-    <w:lsdException w:name="List Number 3" w:semiHidden="1" w:unhideWhenUsed="1"/>
-    <w:lsdException w:name="List Number 4" w:semiHidden="1" w:unhideWhenUsed="1"/>
-    <w:lsdException w:name="List Number 5" w:semiHidden="1" w:unhideWhenUsed="1"/>
-    <w:lsdException w:name="Title" w:uiPriority="10" w:qFormat="1"/>
-    <w:lsdException w:name="Closing" w:semiHidden="1" w:unhideWhenUsed="1"/>
-    <w:lsdException w:name="Signature" w:semiHidden="1" w:unhideWhenUsed="1"/>
-    <w:lsdException w:name="Default Paragraph Font" w:semiHidden="1" w:uiPriority="1" w:unhideWhenUsed="1"/>
-    <w:lsdException w:name="Body Text" w:semiHidden="1" w:unhideWhenUsed="1"/>
-    <w:lsdException w:name="Body Text Indent" w:semiHidden="1" w:unhideWhenUsed="1"/>
-    <w:lsdException w:name="List Continue" w:semiHidden="1" w:unhideWhenUsed="1"/>
-    <w:lsdException w:name="List Continue 2" w:semiHidden="1" w:unhideWhenUsed="1"/>
-    <w:lsdException w:name="List Continue 3" w:semiHidden="1" w:unhideWhenUsed="1"/>
-    <w:lsdException w:name="List Continue 4" w:semiHidden="1" w:unhideWhenUsed="1"/>
-    <w:lsdException w:name="List Continue 5" w:semiHidden="1" w:unhideWhenUsed="1"/>
-    <w:lsdException w:name="Message Header" w:semiHidden="1" w:unhideWhenUsed="1"/>
-    <w:lsdException w:name="Subtitle" w:uiPriority="11" w:qFormat="1"/>
-    <w:lsdException w:name="Salutation" w:semiHidden="1" w:unhideWhenUsed="1"/>
-    <w:lsdException w:name="Date" w:semiHidden="1" w:unhideWhenUsed="1"/>
-    <w:lsdException w:name="Body Text First Indent" w:semiHidden="1" w:unhideWhenUsed="1"/>
-    <w:lsdException w:name="Body Text First Indent 2" w:semiHidden="1" w:unhideWhenUsed="1"/>
-    <w:lsdException w:name="Note Heading" w:semiHidden="1" w:unhideWhenUsed="1"/>
-    <w:lsdException w:name="Body Text 2" w:semiHidden="1" w:unhideWhenUsed="1"/>
-    <w:lsdException w:name="Body Text 3" w:semiHidden="1" w:unhideWhenUsed="1"/>
-    <w:lsdException w:name="Body Text Indent 2" w:semiHidden="1" w:unhideWhenUsed="1"/>
-    <w:lsdException w:name="Body Text Indent 3" w:semiHidden="1" w:unhideWhenUsed="1"/>
-    <w:lsdException w:name="Block Text" w:semiHidden="1" w:unhideWhenUsed="1"/>
-    <w:lsdException w:name="Hyperlink" w:semiHidden="1" w:unhideWhenUsed="1"/>
-    <w:lsdException w:name="FollowedHyperlink" w:semiHidden="1" w:unhideWhenUsed="1"/>
-    <w:lsdException w:name="Strong" w:uiPriority="22" w:qFormat="1"/>
-    <w:lsdException w:name="Emphasis" w:uiPriority="20" w:qFormat="1"/>
-    <w:lsdException w:name="Document Map" w:semiHidden="1" w:unhideWhenUsed="1"/>
-    <w:lsdException w:name="Plain Text" w:semiHidden="1" w:unhideWhenUsed="1"/>
-    <w:lsdException w:name="E-mail Signature" w:semiHidden="1" w:unhideWhenUsed="1"/>
-    <w:lsdException w:name="HTML Top of Form" w:semiHidden="1" w:unhideWhenUsed="1"/>
-    <w:lsdException w:name="HTML Bottom of Form" w:semiHidden="1" w:unhideWhenUsed="1"/>
-    <w:lsdException w:name="Normal (Web)" w:semiHidden="1" w:unhideWhenUsed="1"/>
-    <w:lsdException w:name="HTML Acronym" w:semiHidden="1" w:unhideWhenUsed="1"/>
-    <w:lsdException w:name="HTML Address" w:semiHidden="1" w:unhideWhenUsed="1"/>
-    <w:lsdException w:name="HTML Cite" w:semiHidden="1" w:unhideWhenUsed="1"/>
-    <w:lsdException w:name="HTML Code" w:semiHidden="1" w:unhideWhenUsed="1"/>
-    <w:lsdException w:name="HTML Definition" w:semiHidden="1" w:unhideWhenUsed="1"/>
-    <w:lsdException w:name="HTML Keyboard" w:semiHidden="1" w:unhideWhenUsed="1"/>
-    <w:lsdException w:name="HTML Preformatted" w:semiHidden="1" w:unhideWhenUsed="1"/>
-    <w:lsdException w:name="HTML Sample" w:semiHidden="1" w:unhideWhenUsed="1"/>
-    <w:lsdException w:name="HTML Typewriter" w:semiHidden="1" w:unhideWhenUsed="1"/>
-    <w:lsdException w:name="HTML Variable" w:semiHidden="1" w:unhideWhenUsed="1"/>
-    <w:lsdException w:name="Normal Table" w:semiHidden="1" w:unhideWhenUsed="1"/>
-    <w:lsdException w:name="annotation subject" w:semiHidden="1" w:unhideWhenUsed="1"/>
-    <w:lsdException w:name="No List" w:semiHidden="1" w:unhideWhenUsed="1"/>
-    <w:lsdException w:name="Outline List 1" w:semiHidden="1" w:unhideWhenUsed="1"/>
-    <w:lsdException w:name="Outline List 2" w:semiHidden="1" w:unhideWhenUsed="1"/>
-    <w:lsdException w:name="Outline List 3" w:semiHidden="1" w:unhideWhenUsed="1"/>
-    <w:lsdException w:name="Table Simple 1" w:semiHidden="1" w:unhideWhenUsed="1"/>
-    <w:lsdException w:name="Table Simple 2" w:semiHidden="1" w:unhideWhenUsed="1"/>
-    <w:lsdException w:name="Table Simple 3" w:semiHidden="1" w:unhideWhenUsed="1"/>
-    <w:lsdException w:name="Table Classic 1" w:semiHidden="1" w:unhideWhenUsed="1"/>
-    <w:lsdException w:name="Table Classic 2" w:semiHidden="1" w:unhideWhenUsed="1"/>
-    <w:lsdException w:name="Table Classic 3" w:semiHidden="1" w:unhideWhenUsed="1"/>
-    <w:lsdException w:name="Table Classic 4" w:semiHidden="1" w:unhideWhenUsed="1"/>
-    <w:lsdException w:name="Table Colorful 1" w:semiHidden="1" w:unhideWhenUsed="1"/>
-    <w:lsdException w:name="Table Colorful 2" w:semiHidden="1" w:unhideWhenUsed="1"/>
-    <w:lsdException w:name="Table Colorful 3" w:semiHidden="1" w:unhideWhenUsed="1"/>
-    <w:lsdException w:name="Table Columns 1" w:semiHidden="1" w:unhideWhenUsed="1"/>
-    <w:lsdException w:name="Table Columns 2" w:semiHidden="1" w:unhideWhenUsed="1"/>
-    <w:lsdException w:name="Table Columns 3" w:semiHidden="1" w:unhideWhenUsed="1"/>
-    <w:lsdException w:name="Table Columns 4" w:semiHidden="1" w:unhideWhenUsed="1"/>
-    <w:lsdException w:name="Table Columns 5" w:semiHidden="1" w:unhideWhenUsed="1"/>
-    <w:lsdException w:name="Table Grid 1" w:semiHidden="1" w:unhideWhenUsed="1"/>
-    <w:lsdException w:name="Table Grid 2" w:semiHidden="1" w:unhideWhenUsed="1"/>
-    <w:lsdException w:name="Table Grid 3" w:semiHidden="1" w:unhideWhenUsed="1"/>
-    <w:lsdException w:name="Table Grid 4" w:semiHidden="1" w:unhideWhenUsed="1"/>
-    <w:lsdException w:name="Table Grid 5" w:semiHidden="1" w:unhideWhenUsed="1"/>
-    <w:lsdException w:name="Table Grid 6" w:semiHidden="1" w:unhideWhenUsed="1"/>
-    <w:lsdException w:name="Table Grid 7" w:semiHidden="1" w:unhideWhenUsed="1"/>
-    <w:lsdException w:name="Table Grid 8" w:semiHidden="1" w:unhideWhenUsed="1"/>
-    <w:lsdException w:name="Table List 1" w:semiHidden="1" w:unhideWhenUsed="1"/>
-    <w:lsdException w:name="Table List 2" w:semiHidden="1" w:unhideWhenUsed="1"/>
-    <w:lsdException w:name="Table List 3" w:semiHidden="1" w:unhideWhenUsed="1"/>
-    <w:lsdException w:name="Table List 4" w:semiHidden="1" w:unhideWhenUsed="1"/>
-    <w:lsdException w:name="Table List 5" w:semiHidden="1" w:unhideWhenUsed="1"/>
-    <w:lsdException w:name="Table List 6" w:semiHidden="1" w:unhideWhenUsed="1"/>
-    <w:lsdException w:name="Table List 7" w:semiHidden="1" w:unhideWhenUsed="1"/>
-    <w:lsdException w:name="Table List 8" w:semiHidden="1" w:unhideWhenUsed="1"/>
-    <w:lsdException w:name="Table 3D effects 1" w:semiHidden="1" w:unhideWhenUsed="1"/>
-    <w:lsdException w:name="Table 3D effects 2" w:semiHidden="1" w:unhideWhenUsed="1"/>
-    <w:lsdException w:name="Table 3D effects 3" w:semiHidden="1" w:unhideWhenUsed="1"/>
-    <w:lsdException w:name="Table Contemporary" w:semiHidden="1" w:unhideWhenUsed="1"/>
-    <w:lsdException w:name="Table Elegant" w:semiHidden="1" w:unhideWhenUsed="1"/>
-    <w:lsdException w:name="Table Professional" w:semiHidden="1" w:unhideWhenUsed="1"/>
-    <w:lsdException w:name="Table Subtle 1" w:semiHidden="1" w:unhideWhenUsed="1"/>
-    <w:lsdException w:name="Table Subtle 2" w:semiHidden="1" w:unhideWhenUsed="1"/>
-    <w:lsdException w:name="Table Web 1" w:semiHidden="1" w:unhideWhenUsed="1"/>
-    <w:lsdException w:name="Table Web 2" w:semiHidden="1" w:unhideWhenUsed="1"/>
-    <w:lsdException w:name="Table Web 3" w:semiHidden="1" w:unhideWhenUsed="1"/>
-    <w:lsdException w:name="Balloon Text" w:semiHidden="1" w:unhideWhenUsed="1"/>
-    <w:lsdException w:name="Table Grid" w:uiPriority="39"/>
-    <w:lsdException w:name="Table Theme" w:semiHidden="1" w:unhideWhenUsed="1"/>
-    <w:lsdException w:name="Placeholder Text" w:semiHidden="1"/>
-    <w:lsdException w:name="No Spacing" w:uiPriority="1" w:qFormat="1"/>
-    <w:lsdException w:name="Light Shading" w:uiPriority="60"/>
-    <w:lsdException w:name="Light List" w:uiPriority="61"/>
-    <w:lsdException w:name="Light Grid" w:uiPriority="62"/>
-    <w:lsdException w:name="Medium Shading 1" w:uiPriority="63"/>
-    <w:lsdException w:name="Medium Shading 2" w:uiPriority="64"/>
-    <w:lsdException w:name="Medium List 1" w:uiPriority="65"/>
-    <w:lsdException w:name="Medium List 2" w:uiPriority="66"/>
-    <w:lsdException w:name="Medium Grid 1" w:uiPriority="67"/>
-    <w:lsdException w:name="Medium Grid 2" w:uiPriority="68"/>
-    <w:lsdException w:name="Medium Grid 3" w:uiPriority="69"/>
-    <w:lsdException w:name="Dark List" w:uiPriority="70"/>
-    <w:lsdException w:name="Colorful Shading" w:uiPriority="71"/>
-    <w:lsdException w:name="Colorful List" w:uiPriority="72"/>
-    <w:lsdException w:name="Colorful Grid" w:uiPriority="73"/>
-    <w:lsdException w:name="Light Shading Accent 1" w:uiPriority="60"/>
-    <w:lsdException w:name="Light List Accent 1" w:uiPriority="61"/>
-    <w:lsdException w:name="Light Grid Accent 1" w:uiPriority="62"/>
-    <w:lsdException w:name="Medium Shading 1 Accent 1" w:uiPriority="63"/>
-    <w:lsdException w:name="Medium Shading 2 Accent 1" w:uiPriority="64"/>
-    <w:lsdException w:name="Medium List 1 Accent 1" w:uiPriority="65"/>
-    <w:lsdException w:name="Revision" w:semiHidden="1"/>
-    <w:lsdException w:name="List Paragraph" w:uiPriority="34" w:qFormat="1"/>
-    <w:lsdException w:name="Quote" w:uiPriority="29" w:qFormat="1"/>
-    <w:lsdException w:name="Intense Quote" w:uiPriority="30" w:qFormat="1"/>
-    <w:lsdException w:name="Medium List 2 Accent 1" w:uiPriority="66"/>
-    <w:lsdException w:name="Medium Grid 1 Accent 1" w:uiPriority="67"/>
-    <w:lsdException w:name="Medium Grid 2 Accent 1" w:uiPriority="68"/>
-    <w:lsdException w:name="Medium Grid 3 Accent 1" w:uiPriority="69"/>
-    <w:lsdException w:name="Dark List Accent 1" w:uiPriority="70"/>
-    <w:lsdException w:name="Colorful Shading Accent 1" w:uiPriority="71"/>
-    <w:lsdException w:name="Colorful List Accent 1" w:uiPriority="72"/>
-    <w:lsdException w:name="Colorful Grid Accent 1" w:uiPriority="73"/>
-    <w:lsdException w:name="Light Shading Accent 2" w:uiPriority="60"/>
-    <w:lsdException w:name="Light List Accent 2" w:uiPriority="61"/>
-    <w:lsdException w:name="Light Grid Accent 2" w:uiPriority="62"/>
-    <w:lsdException w:name="Medium Shading 1 Accent 2" w:uiPriority="63"/>
-    <w:lsdException w:name="Medium Shading 2 Accent 2" w:uiPriority="64"/>
-    <w:lsdException w:name="Medium List 1 Accent 2" w:uiPriority="65"/>
-    <w:lsdException w:name="Medium List 2 Accent 2" w:uiPriority="66"/>
-    <w:lsdException w:name="Medium Grid 1 Accent 2" w:uiPriority="67"/>
-    <w:lsdException w:name="Medium Grid 2 Accent 2" w:uiPriority="68"/>
-    <w:lsdException w:name="Medium Grid 3 Accent 2" w:uiPriority="69"/>
-    <w:lsdException w:name="Dark List Accent 2" w:uiPriority="70"/>
-    <w:lsdException w:name="Colorful Shading Accent 2" w:uiPriority="71"/>
-    <w:lsdException w:name="Colorful List Accent 2" w:uiPriority="72"/>
-    <w:lsdException w:name="Colorful Grid Accent 2" w:uiPriority="73"/>
-    <w:lsdException w:name="Light Shading Accent 3" w:uiPriority="60"/>
-    <w:lsdException w:name="Light List Accent 3" w:uiPriority="61"/>
-    <w:lsdException w:name="Light Grid Accent 3" w:uiPriority="62"/>
-    <w:lsdException w:name="Medium Shading 1 Accent 3" w:uiPriority="63"/>
-    <w:lsdException w:name="Medium Shading 2 Accent 3" w:uiPriority="64"/>
-    <w:lsdException w:name="Medium List 1 Accent 3" w:uiPriority="65"/>
-    <w:lsdException w:name="Medium List 2 Accent 3" w:uiPriority="66"/>
-    <w:lsdException w:name="Medium Grid 1 Accent 3" w:uiPriority="67"/>
-    <w:lsdException w:name="Medium Grid 2 Accent 3" w:uiPriority="68"/>
-    <w:lsdException w:name="Medium Grid 3 Accent 3" w:uiPriority="69"/>
-    <w:lsdException w:name="Dark List Accent 3" w:uiPriority="70"/>
-    <w:lsdException w:name="Colorful Shading Accent 3" w:uiPriority="71"/>
-    <w:lsdException w:name="Colorful List Accent 3" w:uiPriority="72"/>
-    <w:lsdException w:name="Colorful Grid Accent 3" w:uiPriority="73"/>
-    <w:lsdException w:name="Light Shading Accent 4" w:uiPriority="60"/>
-    <w:lsdException w:name="Light List Accent 4" w:uiPriority="61"/>
-    <w:lsdException w:name="Light Grid Accent 4" w:uiPriority="62"/>
-    <w:lsdException w:name="Medium Shading 1 Accent 4" w:uiPriority="63"/>
-    <w:lsdException w:name="Medium Shading 2 Accent 4" w:uiPriority="64"/>
-    <w:lsdException w:name="Medium List 1 Accent 4" w:uiPriority="65"/>
-    <w:lsdException w:name="Medium List 2 Accent 4" w:uiPriority="66"/>
-    <w:lsdException w:name="Medium Grid 1 Accent 4" w:uiPriority="67"/>
-    <w:lsdException w:name="Medium Grid 2 Accent 4" w:uiPriority="68"/>
-    <w:lsdException w:name="Medium Grid 3 Accent 4" w:uiPriority="69"/>
-    <w:lsdException w:name="Dark List Accent 4" w:uiPriority="70"/>
-    <w:lsdException w:name="Colorful Shading Accent 4" w:uiPriority="71"/>
-    <w:lsdException w:name="Colorful List Accent 4" w:uiPriority="72"/>
-    <w:lsdException w:name="Colorful Grid Accent 4" w:uiPriority="73"/>
-    <w:lsdException w:name="Light Shading Accent 5" w:uiPriority="60"/>
-    <w:lsdException w:name="Light List Accent 5" w:uiPriority="61"/>
-    <w:lsdException w:name="Light Grid Accent 5" w:uiPriority="62"/>
-    <w:lsdException w:name="Medium Shading 1 Accent 5" w:uiPriority="63"/>
-    <w:lsdException w:name="Medium Shading 2 Accent 5" w:uiPriority="64"/>
-    <w:lsdException w:name="Medium List 1 Accent 5" w:uiPriority="65"/>
-    <w:lsdException w:name="Medium List 2 Accent 5" w:uiPriority="66"/>
-    <w:lsdException w:name="Medium Grid 1 Accent 5" w:uiPriority="67"/>
-    <w:lsdException w:name="Medium Grid 2 Accent 5" w:uiPriority="68"/>
-    <w:lsdException w:name="Medium Grid 3 Accent 5" w:uiPriority="69"/>
-    <w:lsdException w:name="Dark List Accent 5" w:uiPriority="70"/>
-    <w:lsdException w:name="Colorful Shading Accent 5" w:uiPriority="71"/>
-    <w:lsdException w:name="Colorful List Accent 5" w:uiPriority="72"/>
-    <w:lsdException w:name="Colorful Grid Accent 5" w:uiPriority="73"/>
-    <w:lsdException w:name="Light Shading Accent 6" w:uiPriority="60"/>
-    <w:lsdException w:name="Light List Accent 6" w:uiPriority="61"/>
-    <w:lsdException w:name="Light Grid Accent 6" w:uiPriority="62"/>
-    <w:lsdException w:name="Medium Shading 1 Accent 6" w:uiPriority="63"/>
-    <w:lsdException w:name="Medium Shading 2 Accent 6" w:uiPriority="64"/>
-    <w:lsdException w:name="Medium List 1 Accent 6" w:uiPriority="65"/>
-    <w:lsdException w:name="Medium List 2 Accent 6" w:uiPriority="66"/>
-    <w:lsdException w:name="Medium Grid 1 Accent 6" w:uiPriority="67"/>
-    <w:lsdException w:name="Medium Grid 2 Accent 6" w:uiPriority="68"/>
-    <w:lsdException w:name="Medium Grid 3 Accent 6" w:uiPriority="69"/>
-    <w:lsdException w:name="Dark List Accent 6" w:uiPriority="70"/>
-    <w:lsdException w:name="Colorful Shading Accent 6" w:uiPriority="71"/>
-    <w:lsdException w:name="Colorful List Accent 6" w:uiPriority="72"/>
-    <w:lsdException w:name="Colorful Grid Accent 6" w:uiPriority="73"/>
-    <w:lsdException w:name="Subtle Emphasis" w:uiPriority="19" w:qFormat="1"/>
-    <w:lsdException w:name="Intense Emphasis" w:uiPriority="21" w:qFormat="1"/>
-    <w:lsdException w:name="Subtle Reference" w:uiPriority="31" w:qFormat="1"/>
-    <w:lsdException w:name="Intense Reference" w:uiPriority="32" w:qFormat="1"/>
-    <w:lsdException w:name="Book Title" w:uiPriority="33" w:qFormat="1"/>
-    <w:lsdException w:name="Bibliography" w:semiHidden="1" w:uiPriority="37" w:unhideWhenUsed="1"/>
-    <w:lsdException w:name="TOC Heading" w:semiHidden="1" w:uiPriority="39" w:unhideWhenUsed="1" w:qFormat="1"/>
-    <w:lsdException w:name="Plain Table 1" w:uiPriority="41"/>
-    <w:lsdException w:name="Plain Table 2" w:uiPriority="42"/>
-    <w:lsdException w:name="Plain Table 3" w:uiPriority="43"/>
-    <w:lsdException w:name="Plain Table 4" w:uiPriority="44"/>
-    <w:lsdException w:name="Plain Table 5" w:uiPriority="45"/>
-    <w:lsdException w:name="Grid Table Light" w:uiPriority="40"/>
-    <w:lsdException w:name="Grid Table 1 Light" w:uiPriority="46"/>
-    <w:lsdException w:name="Grid Table 2" w:uiPriority="47"/>
-    <w:lsdException w:name="Grid Table 3" w:uiPriority="48"/>
-    <w:lsdException w:name="Grid Table 4" w:uiPriority="49"/>
-    <w:lsdException w:name="Grid Table 5 Dark" w:uiPriority="50"/>
-    <w:lsdException w:name="Grid Table 6 Colorful" w:uiPriority="51"/>
-    <w:lsdException w:name="Grid Table 7 Colorful" w:uiPriority="52"/>
-    <w:lsdException w:name="Grid Table 1 Light Accent 1" w:uiPriority="46"/>
-    <w:lsdException w:name="Grid Table 2 Accent 1" w:uiPriority="47"/>
-    <w:lsdException w:name="Grid Table 3 Accent 1" w:uiPriority="48"/>
-    <w:lsdException w:name="Grid Table 4 Accent 1" w:uiPriority="49"/>
-    <w:lsdException w:name="Grid Table 5 Dark Accent 1" w:uiPriority="50"/>
-    <w:lsdException w:name="Grid Table 6 Colorful Accent 1" w:uiPriority="51"/>
-    <w:lsdException w:name="Grid Table 7 Colorful Accent 1" w:uiPriority="52"/>
-    <w:lsdException w:name="Grid Table 1 Light Accent 2" w:uiPriority="46"/>
-    <w:lsdException w:name="Grid Table 2 Accent 2" w:uiPriority="47"/>
-    <w:lsdException w:name="Grid Table 3 Accent 2" w:uiPriority="48"/>
-    <w:lsdException w:name="Grid Table 4 Accent 2" w:uiPriority="49"/>
-    <w:lsdException w:name="Grid Table 5 Dark Accent 2" w:uiPriority="50"/>
-    <w:lsdException w:name="Grid Table 6 Colorful Accent 2" w:uiPriority="51"/>
-    <w:lsdException w:name="Grid Table 7 Colorful Accent 2" w:uiPriority="52"/>
-    <w:lsdException w:name="Grid Table 1 Light Accent 3" w:uiPriority="46"/>
-    <w:lsdException w:name="Grid Table 2 Accent 3" w:uiPriority="47"/>
-    <w:lsdException w:name="Grid Table 3 Accent 3" w:uiPriority="48"/>
-    <w:lsdException w:name="Grid Table 4 Accent 3" w:uiPriority="49"/>
-    <w:lsdException w:name="Grid Table 5 Dark Accent 3" w:uiPriority="50"/>
-    <w:lsdException w:name="Grid Table 6 Colorful Accent 3" w:uiPriority="51"/>
-    <w:lsdException w:name="Grid Table 7 Colorful Accent 3" w:uiPriority="52"/>
-    <w:lsdException w:name="Grid Table 1 Light Accent 4" w:uiPriority="46"/>
-    <w:lsdException w:name="Grid Table 2 Accent 4" w:uiPriority="47"/>
-    <w:lsdException w:name="Grid Table 3 Accent 4" w:uiPriority="48"/>
-    <w:lsdException w:name="Grid Table 4 Accent 4" w:uiPriority="49"/>
-    <w:lsdException w:name="Grid Table 5 Dark Accent 4" w:uiPriority="50"/>
-    <w:lsdException w:name="Grid Table 6 Colorful Accent 4" w:uiPriority="51"/>
-    <w:lsdException w:name="Grid Table 7 Colorful Accent 4" w:uiPriority="52"/>
-    <w:lsdException w:name="Grid Table 1 Light Accent 5" w:uiPriority="46"/>
-    <w:lsdException w:name="Grid Table 2 Accent 5" w:uiPriority="47"/>
-    <w:lsdException w:name="Grid Table 3 Accent 5" w:uiPriority="48"/>
-    <w:lsdException w:name="Grid Table 4 Accent 5" w:uiPriority="49"/>
-    <w:lsdException w:name="Grid Table 5 Dark Accent 5" w:uiPriority="50"/>
-    <w:lsdException w:name="Grid Table 6 Colorful Accent 5" w:uiPriority="51"/>
-    <w:lsdException w:name="Grid Table 7 Colorful Accent 5" w:uiPriority="52"/>
-    <w:lsdException w:name="Grid Table 1 Light Accent 6" w:uiPriority="46"/>
-    <w:lsdException w:name="Grid Table 2 Accent 6" w:uiPriority="47"/>
-    <w:lsdException w:name="Grid Table 3 Accent 6" w:uiPriority="48"/>
-    <w:lsdException w:name="Grid Table 4 Accent 6" w:uiPriority="49"/>
-    <w:lsdException w:name="Grid Table 5 Dark Accent 6" w:uiPriority="50"/>
-    <w:lsdException w:name="Grid Table 6 Colorful Accent 6" w:uiPriority="51"/>
-    <w:lsdException w:name="Grid Table 7 Colorful Accent 6" w:uiPriority="52"/>
-    <w:lsdException w:name="List Table 1 Light" w:uiPriority="46"/>
-    <w:lsdException w:name="List Table 2" w:uiPriority="47"/>
-    <w:lsdException w:name="List Table 3" w:uiPriority="48"/>
-    <w:lsdException w:name="List Table 4" w:uiPriority="49"/>
-    <w:lsdException w:name="List Table 5 Dark" w:uiPriority="50"/>
-    <w:lsdException w:name="List Table 6 Colorful" w:uiPriority="51"/>
-    <w:lsdException w:name="List Table 7 Colorful" w:uiPriority="52"/>
-    <w:lsdException w:name="List Table 1 Light Accent 1" w:uiPriority="46"/>
-    <w:lsdException w:name="List Table 2 Accent 1" w:uiPriority="47"/>
-    <w:lsdException w:name="List Table 3 Accent 1" w:uiPriority="48"/>
-    <w:lsdException w:name="List Table 4 Accent 1" w:uiPriority="49"/>
-    <w:lsdException w:name="List Table 5 Dark Accent 1" w:uiPriority="50"/>
-    <w:lsdException w:name="List Table 6 Colorful Accent 1" w:uiPriority="51"/>
-    <w:lsdException w:name="List Table 7 Colorful Accent 1" w:uiPriority="52"/>
-    <w:lsdException w:name="List Table 1 Light Accent 2" w:uiPriority="46"/>
-    <w:lsdException w:name="List Table 2 Accent 2" w:uiPriority="47"/>
-    <w:lsdException w:name="List Table 3 Accent 2" w:uiPriority="48"/>
-    <w:lsdException w:name="List Table 4 Accent 2" w:uiPriority="49"/>
-    <w:lsdException w:name="List Table 5 Dark Accent 2" w:uiPriority="50"/>
-    <w:lsdException w:name="List Table 6 Colorful Accent 2" w:uiPriority="51"/>
-    <w:lsdException w:name="List Table 7 Colorful Accent 2" w:uiPriority="52"/>
-    <w:lsdException w:name="List Table 1 Light Accent 3" w:uiPriority="46"/>
-    <w:lsdException w:name="List Table 2 Accent 3" w:uiPriority="47"/>
-    <w:lsdException w:name="List Table 3 Accent 3" w:uiPriority="48"/>
-    <w:lsdException w:name="List Table 4 Accent 3" w:uiPriority="49"/>
-    <w:lsdException w:name="List Table 5 Dark Accent 3" w:uiPriority="50"/>
-    <w:lsdException w:name="List Table 6 Colorful Accent 3" w:uiPriority="51"/>
-    <w:lsdException w:name="List Table 7 Colorful Accent 3" w:uiPriority="52"/>
-    <w:lsdException w:name="List Table 1 Light Accent 4" w:uiPriority="46"/>
-    <w:lsdException w:name="List Table 2 Accent 4" w:uiPriority="47"/>
-    <w:lsdException w:name="List Table 3 Accent 4" w:uiPriority="48"/>
-    <w:lsdException w:name="List Table 4 Accent 4" w:uiPriority="49"/>
-    <w:lsdException w:name="List Table 5 Dark Accent 4" w:uiPriority="50"/>
-    <w:lsdException w:name="List Table 6 Colorful Accent 4" w:uiPriority="51"/>
-    <w:lsdException w:name="List Table 7 Colorful Accent 4" w:uiPriority="52"/>
-    <w:lsdException w:name="List Table 1 Light Accent 5" w:uiPriority="46"/>
-    <w:lsdException w:name="List Table 2 Accent 5" w:uiPriority="47"/>
-    <w:lsdException w:name="List Table 3 Accent 5" w:uiPriority="48"/>
-    <w:lsdException w:name="List Table 4 Accent 5" w:uiPriority="49"/>
-    <w:lsdException w:name="List Table 5 Dark Accent 5" w:uiPriority="50"/>
-    <w:lsdException w:name="List Table 6 Colorful Accent 5" w:uiPriority="51"/>
-    <w:lsdException w:name="List Table 7 Colorful Accent 5" w:uiPriority="52"/>
-    <w:lsdException w:name="List Table 1 Light Accent 6" w:uiPriority="46"/>
-    <w:lsdException w:name="List Table 2 Accent 6" w:uiPriority="47"/>
-    <w:lsdException w:name="List Table 3 Accent 6" w:uiPriority="48"/>
-    <w:lsdException w:name="List Table 4 Accent 6" w:uiPriority="49"/>
-    <w:lsdException w:name="List Table 5 Dark Accent 6" w:uiPriority="50"/>
-    <w:lsdException w:name="List Table 6 Colorful Accent 6" w:uiPriority="51"/>
-    <w:lsdException w:name="List Table 7 Colorful Accent 6" w:uiPriority="52"/>
-    <w:lsdException w:name="Mention" w:semiHidden="1" w:unhideWhenUsed="1"/>
-    <w:lsdException w:name="Smart Hyperlink" w:semiHidden="1" w:unhideWhenUsed="1"/>
-    <w:lsdException w:name="Hashtag" w:semiHidden="1" w:unhideWhenUsed="1"/>
-    <w:lsdException w:name="Unresolved Mention" w:semiHidden="1" w:unhideWhenUsed="1"/>
-    <w:lsdException w:name="Smart Link" w:semiHidden="1" w:unhideWhenUsed="1"/>
+  <w:latentStyles w:count="260" w:defQFormat="0" w:defUnhideWhenUsed="1" w:defSemiHidden="1" w:defUIPriority="99" w:defLockedState="0">
+    <w:lsdException w:qFormat="1" w:unhideWhenUsed="0" w:uiPriority="0" w:semiHidden="0" w:name="Normal"/>
+    <w:lsdException w:qFormat="1" w:unhideWhenUsed="0" w:uiPriority="9" w:semiHidden="0" w:name="heading 1"/>
+    <w:lsdException w:qFormat="1" w:uiPriority="9" w:name="heading 2"/>
+    <w:lsdException w:qFormat="1" w:uiPriority="9" w:name="heading 3"/>
+    <w:lsdException w:qFormat="1" w:uiPriority="9" w:name="heading 4"/>
+    <w:lsdException w:qFormat="1" w:uiPriority="9" w:name="heading 5"/>
+    <w:lsdException w:qFormat="1" w:uiPriority="9" w:name="heading 6"/>
+    <w:lsdException w:qFormat="1" w:uiPriority="9" w:name="heading 7"/>
+    <w:lsdException w:qFormat="1" w:uiPriority="9" w:name="heading 8"/>
+    <w:lsdException w:qFormat="1" w:uiPriority="9" w:name="heading 9"/>
+    <w:lsdException w:uiPriority="99" w:name="index 1"/>
+    <w:lsdException w:uiPriority="99" w:name="index 2"/>
+    <w:lsdException w:uiPriority="99" w:name="index 3"/>
+    <w:lsdException w:uiPriority="99" w:name="index 4"/>
+    <w:lsdException w:uiPriority="99" w:name="index 5"/>
+    <w:lsdException w:uiPriority="99" w:name="index 6"/>
+    <w:lsdException w:uiPriority="99" w:name="index 7"/>
+    <w:lsdException w:uiPriority="99" w:name="index 8"/>
+    <w:lsdException w:uiPriority="99" w:name="index 9"/>
+    <w:lsdException w:uiPriority="39" w:name="toc 1"/>
+    <w:lsdException w:uiPriority="39" w:name="toc 2"/>
+    <w:lsdException w:uiPriority="39" w:name="toc 3"/>
+    <w:lsdException w:uiPriority="39" w:name="toc 4"/>
+    <w:lsdException w:uiPriority="39" w:name="toc 5"/>
+    <w:lsdException w:uiPriority="39" w:name="toc 6"/>
+    <w:lsdException w:uiPriority="39" w:name="toc 7"/>
+    <w:lsdException w:uiPriority="39" w:name="toc 8"/>
+    <w:lsdException w:uiPriority="39" w:name="toc 9"/>
+    <w:lsdException w:uiPriority="99" w:name="Normal Indent"/>
+    <w:lsdException w:uiPriority="99" w:name="footnote text"/>
+    <w:lsdException w:uiPriority="99" w:name="annotation text"/>
+    <w:lsdException w:uiPriority="99" w:name="header"/>
+    <w:lsdException w:uiPriority="99" w:name="footer"/>
+    <w:lsdException w:uiPriority="99" w:name="index heading"/>
+    <w:lsdException w:qFormat="1" w:uiPriority="35" w:name="caption"/>
+    <w:lsdException w:uiPriority="99" w:name="table of figures"/>
+    <w:lsdException w:uiPriority="99" w:name="envelope address"/>
+    <w:lsdException w:uiPriority="99" w:name="envelope return"/>
+    <w:lsdException w:uiPriority="99" w:name="footnote reference"/>
+    <w:lsdException w:uiPriority="99" w:name="annotation reference"/>
+    <w:lsdException w:uiPriority="99" w:name="line number"/>
+    <w:lsdException w:uiPriority="99" w:name="page number"/>
+    <w:lsdException w:uiPriority="99" w:name="endnote reference"/>
+    <w:lsdException w:uiPriority="99" w:name="endnote text"/>
+    <w:lsdException w:uiPriority="99" w:name="table of authorities"/>
+    <w:lsdException w:uiPriority="99" w:name="macro"/>
+    <w:lsdException w:uiPriority="99" w:name="toa heading"/>
+    <w:lsdException w:uiPriority="99" w:name="List"/>
+    <w:lsdException w:uiPriority="99" w:name="List Bullet"/>
+    <w:lsdException w:uiPriority="99" w:name="List Number"/>
+    <w:lsdException w:uiPriority="99" w:name="List 2"/>
+    <w:lsdException w:uiPriority="99" w:name="List 3"/>
+    <w:lsdException w:uiPriority="99" w:name="List 4"/>
+    <w:lsdException w:uiPriority="99" w:name="List 5"/>
+    <w:lsdException w:uiPriority="99" w:name="List Bullet 2"/>
+    <w:lsdException w:uiPriority="99" w:name="List Bullet 3"/>
+    <w:lsdException w:uiPriority="99" w:name="List Bullet 4"/>
+    <w:lsdException w:uiPriority="99" w:name="List Bullet 5"/>
+    <w:lsdException w:uiPriority="99" w:name="List Number 2"/>
+    <w:lsdException w:uiPriority="99" w:name="List Number 3"/>
+    <w:lsdException w:uiPriority="99" w:name="List Number 4"/>
+    <w:lsdException w:uiPriority="99" w:name="List Number 5"/>
+    <w:lsdException w:qFormat="1" w:unhideWhenUsed="0" w:uiPriority="10" w:semiHidden="0" w:name="Title"/>
+    <w:lsdException w:uiPriority="99" w:name="Closing"/>
+    <w:lsdException w:uiPriority="99" w:name="Signature"/>
+    <w:lsdException w:uiPriority="1" w:name="Default Paragraph Font"/>
+    <w:lsdException w:uiPriority="99" w:name="Body Text"/>
+    <w:lsdException w:uiPriority="99" w:name="Body Text Indent"/>
+    <w:lsdException w:uiPriority="99" w:name="List Continue"/>
+    <w:lsdException w:uiPriority="99" w:name="List Continue 2"/>
+    <w:lsdException w:uiPriority="99" w:name="List Continue 3"/>
+    <w:lsdException w:uiPriority="99" w:name="List Continue 4"/>
+    <w:lsdException w:uiPriority="99" w:name="List Continue 5"/>
+    <w:lsdException w:uiPriority="99" w:name="Message Header"/>
+    <w:lsdException w:qFormat="1" w:unhideWhenUsed="0" w:uiPriority="11" w:semiHidden="0" w:name="Subtitle"/>
+    <w:lsdException w:uiPriority="99" w:name="Salutation"/>
+    <w:lsdException w:uiPriority="99" w:name="Date"/>
+    <w:lsdException w:uiPriority="99" w:name="Body Text First Indent"/>
+    <w:lsdException w:uiPriority="99" w:name="Body Text First Indent 2"/>
+    <w:lsdException w:uiPriority="99" w:name="Note Heading"/>
+    <w:lsdException w:uiPriority="99" w:name="Body Text 2"/>
+    <w:lsdException w:uiPriority="99" w:name="Body Text 3"/>
+    <w:lsdException w:uiPriority="99" w:name="Body Text Indent 2"/>
+    <w:lsdException w:uiPriority="99" w:name="Body Text Indent 3"/>
+    <w:lsdException w:uiPriority="99" w:name="Block Text"/>
+    <w:lsdException w:qFormat="1" w:uiPriority="99" w:semiHidden="0" w:name="Hyperlink"/>
+    <w:lsdException w:uiPriority="99" w:name="FollowedHyperlink"/>
+    <w:lsdException w:qFormat="1" w:unhideWhenUsed="0" w:uiPriority="22" w:semiHidden="0" w:name="Strong"/>
+    <w:lsdException w:qFormat="1" w:unhideWhenUsed="0" w:uiPriority="20" w:semiHidden="0" w:name="Emphasis"/>
+    <w:lsdException w:uiPriority="99" w:name="Document Map"/>
+    <w:lsdException w:uiPriority="99" w:name="Plain Text"/>
+    <w:lsdException w:uiPriority="99" w:name="E-mail Signature"/>
+    <w:lsdException w:uiPriority="99" w:name="Normal (Web)"/>
+    <w:lsdException w:uiPriority="99" w:name="HTML Acronym"/>
+    <w:lsdException w:uiPriority="99" w:name="HTML Address"/>
+    <w:lsdException w:uiPriority="99" w:name="HTML Cite"/>
+    <w:lsdException w:uiPriority="99" w:name="HTML Code"/>
+    <w:lsdException w:uiPriority="99" w:name="HTML Definition"/>
+    <w:lsdException w:uiPriority="99" w:name="HTML Keyboard"/>
+    <w:lsdException w:uiPriority="99" w:name="HTML Preformatted"/>
+    <w:lsdException w:uiPriority="99" w:name="HTML Sample"/>
+    <w:lsdException w:uiPriority="99" w:name="HTML Typewriter"/>
+    <w:lsdException w:uiPriority="99" w:name="HTML Variable"/>
+    <w:lsdException w:qFormat="1" w:uiPriority="99" w:name="Normal Table"/>
+    <w:lsdException w:uiPriority="99" w:name="annotation subject"/>
+    <w:lsdException w:uiPriority="99" w:name="Table Simple 1"/>
+    <w:lsdException w:uiPriority="99" w:name="Table Simple 2"/>
+    <w:lsdException w:uiPriority="99" w:name="Table Simple 3"/>
+    <w:lsdException w:uiPriority="99" w:name="Table Classic 1"/>
+    <w:lsdException w:uiPriority="99" w:name="Table Classic 2"/>
+    <w:lsdException w:uiPriority="99" w:name="Table Classic 3"/>
+    <w:lsdException w:uiPriority="99" w:name="Table Classic 4"/>
+    <w:lsdException w:uiPriority="99" w:name="Table Colorful 1"/>
+    <w:lsdException w:uiPriority="99" w:name="Table Colorful 2"/>
+    <w:lsdException w:uiPriority="99" w:name="Table Colorful 3"/>
+    <w:lsdException w:uiPriority="99" w:name="Table Columns 1"/>
+    <w:lsdException w:uiPriority="99" w:name="Table Columns 2"/>
+    <w:lsdException w:uiPriority="99" w:name="Table Columns 3"/>
+    <w:lsdException w:uiPriority="99" w:name="Table Columns 4"/>
+    <w:lsdException w:uiPriority="99" w:name="Table Columns 5"/>
+    <w:lsdException w:uiPriority="99" w:name="Table Grid 1"/>
+    <w:lsdException w:uiPriority="99" w:name="Table Grid 2"/>
+    <w:lsdException w:uiPriority="99" w:name="Table Grid 3"/>
+    <w:lsdException w:uiPriority="99" w:name="Table Grid 4"/>
+    <w:lsdException w:uiPriority="99" w:name="Table Grid 5"/>
+    <w:lsdException w:uiPriority="99" w:name="Table Grid 6"/>
+    <w:lsdException w:uiPriority="99" w:name="Table Grid 7"/>
+    <w:lsdException w:uiPriority="99" w:name="Table Grid 8"/>
+    <w:lsdException w:uiPriority="99" w:name="Table List 1"/>
+    <w:lsdException w:uiPriority="99" w:name="Table List 2"/>
+    <w:lsdException w:uiPriority="99" w:name="Table List 3"/>
+    <w:lsdException w:uiPriority="99" w:name="Table List 4"/>
+    <w:lsdException w:uiPriority="99" w:name="Table List 5"/>
+    <w:lsdException w:uiPriority="99" w:name="Table List 6"/>
+    <w:lsdException w:uiPriority="99" w:name="Table List 7"/>
+    <w:lsdException w:uiPriority="99" w:name="Table List 8"/>
+    <w:lsdException w:uiPriority="99" w:name="Table 3D effects 1"/>
+    <w:lsdException w:uiPriority="99" w:name="Table 3D effects 2"/>
+    <w:lsdException w:uiPriority="99" w:name="Table 3D effects 3"/>
+    <w:lsdException w:uiPriority="99" w:name="Table Contemporary"/>
+    <w:lsdException w:uiPriority="99" w:name="Table Elegant"/>
+    <w:lsdException w:uiPriority="99" w:name="Table Professional"/>
+    <w:lsdException w:uiPriority="99" w:name="Table Subtle 1"/>
+    <w:lsdException w:uiPriority="99" w:name="Table Subtle 2"/>
+    <w:lsdException w:uiPriority="99" w:name="Table Web 1"/>
+    <w:lsdException w:uiPriority="99" w:name="Table Web 2"/>
+    <w:lsdException w:uiPriority="99" w:name="Table Web 3"/>
+    <w:lsdException w:uiPriority="99" w:name="Balloon Text"/>
+    <w:lsdException w:unhideWhenUsed="0" w:uiPriority="39" w:semiHidden="0" w:name="Table Grid"/>
+    <w:lsdException w:uiPriority="99" w:name="Table Theme"/>
+    <w:lsdException w:unhideWhenUsed="0" w:uiPriority="60" w:semiHidden="0" w:name="Light Shading"/>
+    <w:lsdException w:unhideWhenUsed="0" w:uiPriority="61" w:semiHidden="0" w:name="Light List"/>
+    <w:lsdException w:unhideWhenUsed="0" w:uiPriority="62" w:semiHidden="0" w:name="Light Grid"/>
+    <w:lsdException w:unhideWhenUsed="0" w:uiPriority="63" w:semiHidden="0" w:name="Medium Shading 1"/>
+    <w:lsdException w:unhideWhenUsed="0" w:uiPriority="64" w:semiHidden="0" w:name="Medium Shading 2"/>
+    <w:lsdException w:unhideWhenUsed="0" w:uiPriority="65" w:semiHidden="0" w:name="Medium List 1"/>
+    <w:lsdException w:unhideWhenUsed="0" w:uiPriority="66" w:semiHidden="0" w:name="Medium List 2"/>
+    <w:lsdException w:unhideWhenUsed="0" w:uiPriority="67" w:semiHidden="0" w:name="Medium Grid 1"/>
+    <w:lsdException w:unhideWhenUsed="0" w:uiPriority="68" w:semiHidden="0" w:name="Medium Grid 2"/>
+    <w:lsdException w:unhideWhenUsed="0" w:uiPriority="69" w:semiHidden="0" w:name="Medium Grid 3"/>
+    <w:lsdException w:unhideWhenUsed="0" w:uiPriority="70" w:semiHidden="0" w:name="Dark List"/>
+    <w:lsdException w:unhideWhenUsed="0" w:uiPriority="71" w:semiHidden="0" w:name="Colorful Shading"/>
+    <w:lsdException w:unhideWhenUsed="0" w:uiPriority="72" w:semiHidden="0" w:name="Colorful List"/>
+    <w:lsdException w:unhideWhenUsed="0" w:uiPriority="73" w:semiHidden="0" w:name="Colorful Grid"/>
+    <w:lsdException w:unhideWhenUsed="0" w:uiPriority="60" w:semiHidden="0" w:name="Light Shading Accent 1"/>
+    <w:lsdException w:unhideWhenUsed="0" w:uiPriority="61" w:semiHidden="0" w:name="Light List Accent 1"/>
+    <w:lsdException w:unhideWhenUsed="0" w:uiPriority="62" w:semiHidden="0" w:name="Light Grid Accent 1"/>
+    <w:lsdException w:unhideWhenUsed="0" w:uiPriority="63" w:semiHidden="0" w:name="Medium Shading 1 Accent 1"/>
+    <w:lsdException w:unhideWhenUsed="0" w:uiPriority="64" w:semiHidden="0" w:name="Medium Shading 2 Accent 1"/>
+    <w:lsdException w:unhideWhenUsed="0" w:uiPriority="65" w:semiHidden="0" w:name="Medium List 1 Accent 1"/>
+    <w:lsdException w:qFormat="1" w:unhideWhenUsed="0" w:uiPriority="34" w:semiHidden="0" w:name="List Paragraph"/>
+    <w:lsdException w:qFormat="1" w:unhideWhenUsed="0" w:uiPriority="29" w:semiHidden="0" w:name="Quote"/>
+    <w:lsdException w:qFormat="1" w:unhideWhenUsed="0" w:uiPriority="30" w:semiHidden="0" w:name="Intense Quote"/>
+    <w:lsdException w:unhideWhenUsed="0" w:uiPriority="66" w:semiHidden="0" w:name="Medium List 2 Accent 1"/>
+    <w:lsdException w:unhideWhenUsed="0" w:uiPriority="67" w:semiHidden="0" w:name="Medium Grid 1 Accent 1"/>
+    <w:lsdException w:unhideWhenUsed="0" w:uiPriority="68" w:semiHidden="0" w:name="Medium Grid 2 Accent 1"/>
+    <w:lsdException w:unhideWhenUsed="0" w:uiPriority="69" w:semiHidden="0" w:name="Medium Grid 3 Accent 1"/>
+    <w:lsdException w:unhideWhenUsed="0" w:uiPriority="70" w:semiHidden="0" w:name="Dark List Accent 1"/>
+    <w:lsdException w:unhideWhenUsed="0" w:uiPriority="71" w:semiHidden="0" w:name="Colorful Shading Accent 1"/>
+    <w:lsdException w:unhideWhenUsed="0" w:uiPriority="72" w:semiHidden="0" w:name="Colorful List Accent 1"/>
+    <w:lsdException w:unhideWhenUsed="0" w:uiPriority="73" w:semiHidden="0" w:name="Colorful Grid Accent 1"/>
+    <w:lsdException w:unhideWhenUsed="0" w:uiPriority="60" w:semiHidden="0" w:name="Light Shading Accent 2"/>
+    <w:lsdException w:unhideWhenUsed="0" w:uiPriority="61" w:semiHidden="0" w:name="Light List Accent 2"/>
+    <w:lsdException w:unhideWhenUsed="0" w:uiPriority="62" w:semiHidden="0" w:name="Light Grid Accent 2"/>
+    <w:lsdException w:unhideWhenUsed="0" w:uiPriority="63" w:semiHidden="0" w:name="Medium Shading 1 Accent 2"/>
+    <w:lsdException w:unhideWhenUsed="0" w:uiPriority="64" w:semiHidden="0" w:name="Medium Shading 2 Accent 2"/>
+    <w:lsdException w:unhideWhenUsed="0" w:uiPriority="65" w:semiHidden="0" w:name="Medium List 1 Accent 2"/>
+    <w:lsdException w:unhideWhenUsed="0" w:uiPriority="66" w:semiHidden="0" w:name="Medium List 2 Accent 2"/>
+    <w:lsdException w:unhideWhenUsed="0" w:uiPriority="67" w:semiHidden="0" w:name="Medium Grid 1 Accent 2"/>
+    <w:lsdException w:unhideWhenUsed="0" w:uiPriority="68" w:semiHidden="0" w:name="Medium Grid 2 Accent 2"/>
+    <w:lsdException w:unhideWhenUsed="0" w:uiPriority="69" w:semiHidden="0" w:name="Medium Grid 3 Accent 2"/>
+    <w:lsdException w:unhideWhenUsed="0" w:uiPriority="70" w:semiHidden="0" w:name="Dark List Accent 2"/>
+    <w:lsdException w:unhideWhenUsed="0" w:uiPriority="71" w:semiHidden="0" w:name="Colorful Shading Accent 2"/>
+    <w:lsdException w:unhideWhenUsed="0" w:uiPriority="72" w:semiHidden="0" w:name="Colorful List Accent 2"/>
+    <w:lsdException w:unhideWhenUsed="0" w:uiPriority="73" w:semiHidden="0" w:name="Colorful Grid Accent 2"/>
+    <w:lsdException w:unhideWhenUsed="0" w:uiPriority="60" w:semiHidden="0" w:name="Light Shading Accent 3"/>
+    <w:lsdException w:unhideWhenUsed="0" w:uiPriority="61" w:semiHidden="0" w:name="Light List Accent 3"/>
+    <w:lsdException w:unhideWhenUsed="0" w:uiPriority="62" w:semiHidden="0" w:name="Light Grid Accent 3"/>
+    <w:lsdException w:unhideWhenUsed="0" w:uiPriority="63" w:semiHidden="0" w:name="Medium Shading 1 Accent 3"/>
+    <w:lsdException w:unhideWhenUsed="0" w:uiPriority="64" w:semiHidden="0" w:name="Medium Shading 2 Accent 3"/>
+    <w:lsdException w:unhideWhenUsed="0" w:uiPriority="65" w:semiHidden="0" w:name="Medium List 1 Accent 3"/>
+    <w:lsdException w:unhideWhenUsed="0" w:uiPriority="66" w:semiHidden="0" w:name="Medium List 2 Accent 3"/>
+    <w:lsdException w:unhideWhenUsed="0" w:uiPriority="67" w:semiHidden="0" w:name="Medium Grid 1 Accent 3"/>
+    <w:lsdException w:unhideWhenUsed="0" w:uiPriority="68" w:semiHidden="0" w:name="Medium Grid 2 Accent 3"/>
+    <w:lsdException w:unhideWhenUsed="0" w:uiPriority="69" w:semiHidden="0" w:name="Medium Grid 3 Accent 3"/>
+    <w:lsdException w:unhideWhenUsed="0" w:uiPriority="70" w:semiHidden="0" w:name="Dark List Accent 3"/>
+    <w:lsdException w:unhideWhenUsed="0" w:uiPriority="71" w:semiHidden="0" w:name="Colorful Shading Accent 3"/>
+    <w:lsdException w:unhideWhenUsed="0" w:uiPriority="72" w:semiHidden="0" w:name="Colorful List Accent 3"/>
+    <w:lsdException w:unhideWhenUsed="0" w:uiPriority="73" w:semiHidden="0" w:name="Colorful Grid Accent 3"/>
+    <w:lsdException w:unhideWhenUsed="0" w:uiPriority="60" w:semiHidden="0" w:name="Light Shading Accent 4"/>
+    <w:lsdException w:unhideWhenUsed="0" w:uiPriority="61" w:semiHidden="0" w:name="Light List Accent 4"/>
+    <w:lsdException w:unhideWhenUsed="0" w:uiPriority="62" w:semiHidden="0" w:name="Light Grid Accent 4"/>
+    <w:lsdException w:unhideWhenUsed="0" w:uiPriority="63" w:semiHidden="0" w:name="Medium Shading 1 Accent 4"/>
+    <w:lsdException w:unhideWhenUsed="0" w:uiPriority="64" w:semiHidden="0" w:name="Medium Shading 2 Accent 4"/>
+    <w:lsdException w:unhideWhenUsed="0" w:uiPriority="65" w:semiHidden="0" w:name="Medium List 1 Accent 4"/>
+    <w:lsdException w:unhideWhenUsed="0" w:uiPriority="66" w:semiHidden="0" w:name="Medium List 2 Accent 4"/>
+    <w:lsdException w:unhideWhenUsed="0" w:uiPriority="67" w:semiHidden="0" w:name="Medium Grid 1 Accent 4"/>
+    <w:lsdException w:unhideWhenUsed="0" w:uiPriority="68" w:semiHidden="0" w:name="Medium Grid 2 Accent 4"/>
+    <w:lsdException w:unhideWhenUsed="0" w:uiPriority="69" w:semiHidden="0" w:name="Medium Grid 3 Accent 4"/>
+    <w:lsdException w:unhideWhenUsed="0" w:uiPriority="70" w:semiHidden="0" w:name="Dark List Accent 4"/>
+    <w:lsdException w:unhideWhenUsed="0" w:uiPriority="71" w:semiHidden="0" w:name="Colorful Shading Accent 4"/>
+    <w:lsdException w:unhideWhenUsed="0" w:uiPriority="72" w:semiHidden="0" w:name="Colorful List Accent 4"/>
+    <w:lsdException w:unhideWhenUsed="0" w:uiPriority="73" w:semiHidden="0" w:name="Colorful Grid Accent 4"/>
+    <w:lsdException w:unhideWhenUsed="0" w:uiPriority="60" w:semiHidden="0" w:name="Light Shading Accent 5"/>
+    <w:lsdException w:unhideWhenUsed="0" w:uiPriority="61" w:semiHidden="0" w:name="Light List Accent 5"/>
+    <w:lsdException w:unhideWhenUsed="0" w:uiPriority="62" w:semiHidden="0" w:name="Light Grid Accent 5"/>
+    <w:lsdException w:unhideWhenUsed="0" w:uiPriority="63" w:semiHidden="0" w:name="Medium Shading 1 Accent 5"/>
+    <w:lsdException w:unhideWhenUsed="0" w:uiPriority="64" w:semiHidden="0" w:name="Medium Shading 2 Accent 5"/>
+    <w:lsdException w:unhideWhenUsed="0" w:uiPriority="65" w:semiHidden="0" w:name="Medium List 1 Accent 5"/>
+    <w:lsdException w:unhideWhenUsed="0" w:uiPriority="66" w:semiHidden="0" w:name="Medium List 2 Accent 5"/>
+    <w:lsdException w:unhideWhenUsed="0" w:uiPriority="67" w:semiHidden="0" w:name="Medium Grid 1 Accent 5"/>
+    <w:lsdException w:unhideWhenUsed="0" w:uiPriority="68" w:semiHidden="0" w:name="Medium Grid 2 Accent 5"/>
+    <w:lsdException w:unhideWhenUsed="0" w:uiPriority="69" w:semiHidden="0" w:name="Medium Grid 3 Accent 5"/>
+    <w:lsdException w:unhideWhenUsed="0" w:uiPriority="70" w:semiHidden="0" w:name="Dark List Accent 5"/>
+    <w:lsdException w:unhideWhenUsed="0" w:uiPriority="71" w:semiHidden="0" w:name="Colorful Shading Accent 5"/>
+    <w:lsdException w:unhideWhenUsed="0" w:uiPriority="72" w:semiHidden="0" w:name="Colorful List Accent 5"/>
+    <w:lsdException w:unhideWhenUsed="0" w:uiPriority="73" w:semiHidden="0" w:name="Colorful Grid Accent 5"/>
+    <w:lsdException w:unhideWhenUsed="0" w:uiPriority="60" w:semiHidden="0" w:name="Light Shading Accent 6"/>
+    <w:lsdException w:unhideWhenUsed="0" w:uiPriority="61" w:semiHidden="0" w:name="Light List Accent 6"/>
+    <w:lsdException w:unhideWhenUsed="0" w:uiPriority="62" w:semiHidden="0" w:name="Light Grid Accent 6"/>
+    <w:lsdException w:unhideWhenUsed="0" w:uiPriority="63" w:semiHidden="0" w:name="Medium Shading 1 Accent 6"/>
+    <w:lsdException w:unhideWhenUsed="0" w:uiPriority="64" w:semiHidden="0" w:name="Medium Shading 2 Accent 6"/>
+    <w:lsdException w:unhideWhenUsed="0" w:uiPriority="65" w:semiHidden="0" w:name="Medium List 1 Accent 6"/>
+    <w:lsdException w:unhideWhenUsed="0" w:uiPriority="66" w:semiHidden="0" w:name="Medium List 2 Accent 6"/>
+    <w:lsdException w:unhideWhenUsed="0" w:uiPriority="67" w:semiHidden="0" w:name="Medium Grid 1 Accent 6"/>
+    <w:lsdException w:unhideWhenUsed="0" w:uiPriority="68" w:semiHidden="0" w:name="Medium Grid 2 Accent 6"/>
+    <w:lsdException w:unhideWhenUsed="0" w:uiPriority="69" w:semiHidden="0" w:name="Medium Grid 3 Accent 6"/>
+    <w:lsdException w:unhideWhenUsed="0" w:uiPriority="70" w:semiHidden="0" w:name="Dark List Accent 6"/>
+    <w:lsdException w:unhideWhenUsed="0" w:uiPriority="71" w:semiHidden="0" w:name="Colorful Shading Accent 6"/>
+    <w:lsdException w:unhideWhenUsed="0" w:uiPriority="72" w:semiHidden="0" w:name="Colorful List Accent 6"/>
+    <w:lsdException w:unhideWhenUsed="0" w:uiPriority="73" w:semiHidden="0" w:name="Colorful Grid Accent 6"/>
   </w:latentStyles>
-  <w:style w:type="paragraph" w:default="1" w:styleId="Normal">
+  <w:style w:type="paragraph" w:default="1" w:styleId="1">
     <w:name w:val="Normal"/>
     <w:qFormat/>
-    <w:rsid w:val="008F51DD"/>
+    <w:uiPriority w:val="0"/>
     <w:pPr>
       <w:spacing w:after="0" w:line="240" w:lineRule="auto"/>
     </w:pPr>
     <w:rPr>
-      <w:rFonts w:ascii="Times New Roman" w:hAnsi="Times New Roman"/>
+      <w:rFonts w:ascii="Times New Roman" w:hAnsi="Times New Roman" w:eastAsiaTheme="minorHAnsi" w:cstheme="minorBidi"/>
       <w:kern w:val="0"/>
+      <w:sz w:val="24"/>
       <w:szCs w:val="22"/>
+      <w:lang w:val="en-CA" w:eastAsia="en-US" w:bidi="ar-SA"/>
       <w14:ligatures w14:val="none"/>
     </w:rPr>
   </w:style>
-  <w:style w:type="paragraph" w:styleId="Heading1">
+  <w:style w:type="paragraph" w:styleId="2">
     <w:name w:val="heading 1"/>
-    <w:basedOn w:val="Normal"/>
-    <w:next w:val="Normal"/>
-    <w:link w:val="Heading1Char"/>
+    <w:basedOn w:val="1"/>
+    <w:next w:val="1"/>
+    <w:link w:val="16"/>
+    <w:qFormat/>
     <w:uiPriority w:val="9"/>
-    <w:qFormat/>
-    <w:rsid w:val="008F51DD"/>
     <w:pPr>
       <w:keepNext/>
       <w:keepLines/>
@@ -2880,22 +2766,21 @@
       <w:outlineLvl w:val="0"/>
     </w:pPr>
     <w:rPr>
-      <w:rFonts w:asciiTheme="majorHAnsi" w:eastAsiaTheme="majorEastAsia" w:hAnsiTheme="majorHAnsi" w:cstheme="majorBidi"/>
-      <w:color w:val="0F4761" w:themeColor="accent1" w:themeShade="BF"/>
+      <w:rFonts w:asciiTheme="majorHAnsi" w:hAnsiTheme="majorHAnsi" w:eastAsiaTheme="majorEastAsia" w:cstheme="majorBidi"/>
+      <w:color w:val="104862" w:themeColor="accent1" w:themeShade="BF"/>
       <w:sz w:val="40"/>
       <w:szCs w:val="40"/>
     </w:rPr>
   </w:style>
-  <w:style w:type="paragraph" w:styleId="Heading2">
+  <w:style w:type="paragraph" w:styleId="3">
     <w:name w:val="heading 2"/>
-    <w:basedOn w:val="Normal"/>
-    <w:next w:val="Normal"/>
-    <w:link w:val="Heading2Char"/>
-    <w:uiPriority w:val="9"/>
+    <w:basedOn w:val="1"/>
+    <w:next w:val="1"/>
+    <w:link w:val="17"/>
     <w:semiHidden/>
     <w:unhideWhenUsed/>
     <w:qFormat/>
-    <w:rsid w:val="008F51DD"/>
+    <w:uiPriority w:val="9"/>
     <w:pPr>
       <w:keepNext/>
       <w:keepLines/>
@@ -2903,22 +2788,21 @@
       <w:outlineLvl w:val="1"/>
     </w:pPr>
     <w:rPr>
-      <w:rFonts w:asciiTheme="majorHAnsi" w:eastAsiaTheme="majorEastAsia" w:hAnsiTheme="majorHAnsi" w:cstheme="majorBidi"/>
-      <w:color w:val="0F4761" w:themeColor="accent1" w:themeShade="BF"/>
+      <w:rFonts w:asciiTheme="majorHAnsi" w:hAnsiTheme="majorHAnsi" w:eastAsiaTheme="majorEastAsia" w:cstheme="majorBidi"/>
+      <w:color w:val="104862" w:themeColor="accent1" w:themeShade="BF"/>
       <w:sz w:val="32"/>
       <w:szCs w:val="32"/>
     </w:rPr>
   </w:style>
-  <w:style w:type="paragraph" w:styleId="Heading3">
+  <w:style w:type="paragraph" w:styleId="4">
     <w:name w:val="heading 3"/>
-    <w:basedOn w:val="Normal"/>
-    <w:next w:val="Normal"/>
-    <w:link w:val="Heading3Char"/>
-    <w:uiPriority w:val="9"/>
+    <w:basedOn w:val="1"/>
+    <w:next w:val="1"/>
+    <w:link w:val="18"/>
     <w:semiHidden/>
     <w:unhideWhenUsed/>
     <w:qFormat/>
-    <w:rsid w:val="008F51DD"/>
+    <w:uiPriority w:val="9"/>
     <w:pPr>
       <w:keepNext/>
       <w:keepLines/>
@@ -2927,21 +2811,20 @@
     </w:pPr>
     <w:rPr>
       <w:rFonts w:eastAsiaTheme="majorEastAsia" w:cstheme="majorBidi"/>
-      <w:color w:val="0F4761" w:themeColor="accent1" w:themeShade="BF"/>
+      <w:color w:val="104862" w:themeColor="accent1" w:themeShade="BF"/>
       <w:sz w:val="28"/>
       <w:szCs w:val="28"/>
     </w:rPr>
   </w:style>
-  <w:style w:type="paragraph" w:styleId="Heading4">
+  <w:style w:type="paragraph" w:styleId="5">
     <w:name w:val="heading 4"/>
-    <w:basedOn w:val="Normal"/>
-    <w:next w:val="Normal"/>
-    <w:link w:val="Heading4Char"/>
-    <w:uiPriority w:val="9"/>
+    <w:basedOn w:val="1"/>
+    <w:next w:val="1"/>
+    <w:link w:val="19"/>
     <w:semiHidden/>
     <w:unhideWhenUsed/>
     <w:qFormat/>
-    <w:rsid w:val="008F51DD"/>
+    <w:uiPriority w:val="9"/>
     <w:pPr>
       <w:keepNext/>
       <w:keepLines/>
@@ -2952,19 +2835,18 @@
       <w:rFonts w:eastAsiaTheme="majorEastAsia" w:cstheme="majorBidi"/>
       <w:i/>
       <w:iCs/>
-      <w:color w:val="0F4761" w:themeColor="accent1" w:themeShade="BF"/>
+      <w:color w:val="104862" w:themeColor="accent1" w:themeShade="BF"/>
     </w:rPr>
   </w:style>
-  <w:style w:type="paragraph" w:styleId="Heading5">
+  <w:style w:type="paragraph" w:styleId="6">
     <w:name w:val="heading 5"/>
-    <w:basedOn w:val="Normal"/>
-    <w:next w:val="Normal"/>
-    <w:link w:val="Heading5Char"/>
-    <w:uiPriority w:val="9"/>
+    <w:basedOn w:val="1"/>
+    <w:next w:val="1"/>
+    <w:link w:val="20"/>
     <w:semiHidden/>
     <w:unhideWhenUsed/>
     <w:qFormat/>
-    <w:rsid w:val="008F51DD"/>
+    <w:uiPriority w:val="9"/>
     <w:pPr>
       <w:keepNext/>
       <w:keepLines/>
@@ -2973,19 +2855,18 @@
     </w:pPr>
     <w:rPr>
       <w:rFonts w:eastAsiaTheme="majorEastAsia" w:cstheme="majorBidi"/>
-      <w:color w:val="0F4761" w:themeColor="accent1" w:themeShade="BF"/>
+      <w:color w:val="104862" w:themeColor="accent1" w:themeShade="BF"/>
     </w:rPr>
   </w:style>
-  <w:style w:type="paragraph" w:styleId="Heading6">
+  <w:style w:type="paragraph" w:styleId="7">
     <w:name w:val="heading 6"/>
-    <w:basedOn w:val="Normal"/>
-    <w:next w:val="Normal"/>
-    <w:link w:val="Heading6Char"/>
-    <w:uiPriority w:val="9"/>
+    <w:basedOn w:val="1"/>
+    <w:next w:val="1"/>
+    <w:link w:val="21"/>
     <w:semiHidden/>
     <w:unhideWhenUsed/>
     <w:qFormat/>
-    <w:rsid w:val="008F51DD"/>
+    <w:uiPriority w:val="9"/>
     <w:pPr>
       <w:keepNext/>
       <w:keepLines/>
@@ -2997,18 +2878,25 @@
       <w:i/>
       <w:iCs/>
       <w:color w:val="595959" w:themeColor="text1" w:themeTint="A6"/>
+      <w14:textFill>
+        <w14:solidFill>
+          <w14:schemeClr w14:val="tx1">
+            <w14:lumMod w14:val="65000"/>
+            <w14:lumOff w14:val="35000"/>
+          </w14:schemeClr>
+        </w14:solidFill>
+      </w14:textFill>
     </w:rPr>
   </w:style>
-  <w:style w:type="paragraph" w:styleId="Heading7">
+  <w:style w:type="paragraph" w:styleId="8">
     <w:name w:val="heading 7"/>
-    <w:basedOn w:val="Normal"/>
-    <w:next w:val="Normal"/>
-    <w:link w:val="Heading7Char"/>
-    <w:uiPriority w:val="9"/>
+    <w:basedOn w:val="1"/>
+    <w:next w:val="1"/>
+    <w:link w:val="22"/>
     <w:semiHidden/>
     <w:unhideWhenUsed/>
     <w:qFormat/>
-    <w:rsid w:val="008F51DD"/>
+    <w:uiPriority w:val="9"/>
     <w:pPr>
       <w:keepNext/>
       <w:keepLines/>
@@ -3018,18 +2906,25 @@
     <w:rPr>
       <w:rFonts w:eastAsiaTheme="majorEastAsia" w:cstheme="majorBidi"/>
       <w:color w:val="595959" w:themeColor="text1" w:themeTint="A6"/>
+      <w14:textFill>
+        <w14:solidFill>
+          <w14:schemeClr w14:val="tx1">
+            <w14:lumMod w14:val="65000"/>
+            <w14:lumOff w14:val="35000"/>
+          </w14:schemeClr>
+        </w14:solidFill>
+      </w14:textFill>
     </w:rPr>
   </w:style>
-  <w:style w:type="paragraph" w:styleId="Heading8">
+  <w:style w:type="paragraph" w:styleId="9">
     <w:name w:val="heading 8"/>
-    <w:basedOn w:val="Normal"/>
-    <w:next w:val="Normal"/>
-    <w:link w:val="Heading8Char"/>
-    <w:uiPriority w:val="9"/>
+    <w:basedOn w:val="1"/>
+    <w:next w:val="1"/>
+    <w:link w:val="23"/>
     <w:semiHidden/>
     <w:unhideWhenUsed/>
     <w:qFormat/>
-    <w:rsid w:val="008F51DD"/>
+    <w:uiPriority w:val="9"/>
     <w:pPr>
       <w:keepNext/>
       <w:keepLines/>
@@ -3039,19 +2934,26 @@
       <w:rFonts w:eastAsiaTheme="majorEastAsia" w:cstheme="majorBidi"/>
       <w:i/>
       <w:iCs/>
-      <w:color w:val="272727" w:themeColor="text1" w:themeTint="D8"/>
+      <w:color w:val="262626" w:themeColor="text1" w:themeTint="D9"/>
+      <w14:textFill>
+        <w14:solidFill>
+          <w14:schemeClr w14:val="tx1">
+            <w14:lumMod w14:val="85000"/>
+            <w14:lumOff w14:val="15000"/>
+          </w14:schemeClr>
+        </w14:solidFill>
+      </w14:textFill>
     </w:rPr>
   </w:style>
-  <w:style w:type="paragraph" w:styleId="Heading9">
+  <w:style w:type="paragraph" w:styleId="10">
     <w:name w:val="heading 9"/>
-    <w:basedOn w:val="Normal"/>
-    <w:next w:val="Normal"/>
-    <w:link w:val="Heading9Char"/>
-    <w:uiPriority w:val="9"/>
+    <w:basedOn w:val="1"/>
+    <w:next w:val="1"/>
+    <w:link w:val="24"/>
     <w:semiHidden/>
     <w:unhideWhenUsed/>
     <w:qFormat/>
-    <w:rsid w:val="008F51DD"/>
+    <w:uiPriority w:val="9"/>
     <w:pPr>
       <w:keepNext/>
       <w:keepLines/>
@@ -3059,22 +2961,30 @@
     </w:pPr>
     <w:rPr>
       <w:rFonts w:eastAsiaTheme="majorEastAsia" w:cstheme="majorBidi"/>
-      <w:color w:val="272727" w:themeColor="text1" w:themeTint="D8"/>
+      <w:color w:val="262626" w:themeColor="text1" w:themeTint="D9"/>
+      <w14:textFill>
+        <w14:solidFill>
+          <w14:schemeClr w14:val="tx1">
+            <w14:lumMod w14:val="85000"/>
+            <w14:lumOff w14:val="15000"/>
+          </w14:schemeClr>
+        </w14:solidFill>
+      </w14:textFill>
     </w:rPr>
   </w:style>
-  <w:style w:type="character" w:default="1" w:styleId="DefaultParagraphFont">
+  <w:style w:type="character" w:default="1" w:styleId="11">
     <w:name w:val="Default Paragraph Font"/>
-    <w:uiPriority w:val="1"/>
     <w:semiHidden/>
     <w:unhideWhenUsed/>
+    <w:uiPriority w:val="1"/>
   </w:style>
-  <w:style w:type="table" w:default="1" w:styleId="TableNormal">
+  <w:style w:type="table" w:default="1" w:styleId="12">
     <w:name w:val="Normal Table"/>
-    <w:uiPriority w:val="99"/>
     <w:semiHidden/>
     <w:unhideWhenUsed/>
+    <w:qFormat/>
+    <w:uiPriority w:val="99"/>
     <w:tblPr>
-      <w:tblInd w:w="0" w:type="dxa"/>
       <w:tblCellMar>
         <w:top w:w="0" w:type="dxa"/>
         <w:left w:w="108" w:type="dxa"/>
@@ -3083,208 +2993,258 @@
       </w:tblCellMar>
     </w:tblPr>
   </w:style>
-  <w:style w:type="numbering" w:default="1" w:styleId="NoList">
-    <w:name w:val="No List"/>
+  <w:style w:type="character" w:styleId="13">
+    <w:name w:val="Hyperlink"/>
+    <w:basedOn w:val="11"/>
+    <w:unhideWhenUsed/>
+    <w:qFormat/>
     <w:uiPriority w:val="99"/>
-    <w:semiHidden/>
-    <w:unhideWhenUsed/>
-  </w:style>
-  <w:style w:type="character" w:customStyle="1" w:styleId="Heading1Char">
-    <w:name w:val="Heading 1 Char"/>
-    <w:basedOn w:val="DefaultParagraphFont"/>
-    <w:link w:val="Heading1"/>
-    <w:uiPriority w:val="9"/>
-    <w:rsid w:val="008F51DD"/>
     <w:rPr>
-      <w:rFonts w:asciiTheme="majorHAnsi" w:eastAsiaTheme="majorEastAsia" w:hAnsiTheme="majorHAnsi" w:cstheme="majorBidi"/>
-      <w:color w:val="0F4761" w:themeColor="accent1" w:themeShade="BF"/>
-      <w:sz w:val="40"/>
-      <w:szCs w:val="40"/>
+      <w:color w:val="467886" w:themeColor="hyperlink"/>
+      <w:u w:val="single"/>
+      <w14:textFill>
+        <w14:solidFill>
+          <w14:schemeClr w14:val="hlink"/>
+        </w14:solidFill>
+      </w14:textFill>
     </w:rPr>
   </w:style>
-  <w:style w:type="character" w:customStyle="1" w:styleId="Heading2Char">
-    <w:name w:val="Heading 2 Char"/>
-    <w:basedOn w:val="DefaultParagraphFont"/>
-    <w:link w:val="Heading2"/>
-    <w:uiPriority w:val="9"/>
-    <w:semiHidden/>
-    <w:rsid w:val="008F51DD"/>
-    <w:rPr>
-      <w:rFonts w:asciiTheme="majorHAnsi" w:eastAsiaTheme="majorEastAsia" w:hAnsiTheme="majorHAnsi" w:cstheme="majorBidi"/>
-      <w:color w:val="0F4761" w:themeColor="accent1" w:themeShade="BF"/>
-      <w:sz w:val="32"/>
-      <w:szCs w:val="32"/>
-    </w:rPr>
-  </w:style>
-  <w:style w:type="character" w:customStyle="1" w:styleId="Heading3Char">
-    <w:name w:val="Heading 3 Char"/>
-    <w:basedOn w:val="DefaultParagraphFont"/>
-    <w:link w:val="Heading3"/>
-    <w:uiPriority w:val="9"/>
-    <w:semiHidden/>
-    <w:rsid w:val="008F51DD"/>
-    <w:rPr>
-      <w:rFonts w:eastAsiaTheme="majorEastAsia" w:cstheme="majorBidi"/>
-      <w:color w:val="0F4761" w:themeColor="accent1" w:themeShade="BF"/>
-      <w:sz w:val="28"/>
-      <w:szCs w:val="28"/>
-    </w:rPr>
-  </w:style>
-  <w:style w:type="character" w:customStyle="1" w:styleId="Heading4Char">
-    <w:name w:val="Heading 4 Char"/>
-    <w:basedOn w:val="DefaultParagraphFont"/>
-    <w:link w:val="Heading4"/>
-    <w:uiPriority w:val="9"/>
-    <w:semiHidden/>
-    <w:rsid w:val="008F51DD"/>
-    <w:rPr>
-      <w:rFonts w:eastAsiaTheme="majorEastAsia" w:cstheme="majorBidi"/>
-      <w:i/>
-      <w:iCs/>
-      <w:color w:val="0F4761" w:themeColor="accent1" w:themeShade="BF"/>
-    </w:rPr>
-  </w:style>
-  <w:style w:type="character" w:customStyle="1" w:styleId="Heading5Char">
-    <w:name w:val="Heading 5 Char"/>
-    <w:basedOn w:val="DefaultParagraphFont"/>
-    <w:link w:val="Heading5"/>
-    <w:uiPriority w:val="9"/>
-    <w:semiHidden/>
-    <w:rsid w:val="008F51DD"/>
-    <w:rPr>
-      <w:rFonts w:eastAsiaTheme="majorEastAsia" w:cstheme="majorBidi"/>
-      <w:color w:val="0F4761" w:themeColor="accent1" w:themeShade="BF"/>
-    </w:rPr>
-  </w:style>
-  <w:style w:type="character" w:customStyle="1" w:styleId="Heading6Char">
-    <w:name w:val="Heading 6 Char"/>
-    <w:basedOn w:val="DefaultParagraphFont"/>
-    <w:link w:val="Heading6"/>
-    <w:uiPriority w:val="9"/>
-    <w:semiHidden/>
-    <w:rsid w:val="008F51DD"/>
-    <w:rPr>
-      <w:rFonts w:eastAsiaTheme="majorEastAsia" w:cstheme="majorBidi"/>
-      <w:i/>
-      <w:iCs/>
-      <w:color w:val="595959" w:themeColor="text1" w:themeTint="A6"/>
-    </w:rPr>
-  </w:style>
-  <w:style w:type="character" w:customStyle="1" w:styleId="Heading7Char">
-    <w:name w:val="Heading 7 Char"/>
-    <w:basedOn w:val="DefaultParagraphFont"/>
-    <w:link w:val="Heading7"/>
-    <w:uiPriority w:val="9"/>
-    <w:semiHidden/>
-    <w:rsid w:val="008F51DD"/>
+  <w:style w:type="paragraph" w:styleId="14">
+    <w:name w:val="Subtitle"/>
+    <w:basedOn w:val="1"/>
+    <w:next w:val="1"/>
+    <w:link w:val="26"/>
+    <w:qFormat/>
+    <w:uiPriority w:val="11"/>
     <w:rPr>
       <w:rFonts w:eastAsiaTheme="majorEastAsia" w:cstheme="majorBidi"/>
       <w:color w:val="595959" w:themeColor="text1" w:themeTint="A6"/>
+      <w:spacing w:val="15"/>
+      <w:sz w:val="28"/>
+      <w:szCs w:val="28"/>
+      <w14:textFill>
+        <w14:solidFill>
+          <w14:schemeClr w14:val="tx1">
+            <w14:lumMod w14:val="65000"/>
+            <w14:lumOff w14:val="35000"/>
+          </w14:schemeClr>
+        </w14:solidFill>
+      </w14:textFill>
     </w:rPr>
   </w:style>
-  <w:style w:type="character" w:customStyle="1" w:styleId="Heading8Char">
-    <w:name w:val="Heading 8 Char"/>
-    <w:basedOn w:val="DefaultParagraphFont"/>
-    <w:link w:val="Heading8"/>
-    <w:uiPriority w:val="9"/>
-    <w:semiHidden/>
-    <w:rsid w:val="008F51DD"/>
-    <w:rPr>
-      <w:rFonts w:eastAsiaTheme="majorEastAsia" w:cstheme="majorBidi"/>
-      <w:i/>
-      <w:iCs/>
-      <w:color w:val="272727" w:themeColor="text1" w:themeTint="D8"/>
-    </w:rPr>
-  </w:style>
-  <w:style w:type="character" w:customStyle="1" w:styleId="Heading9Char">
-    <w:name w:val="Heading 9 Char"/>
-    <w:basedOn w:val="DefaultParagraphFont"/>
-    <w:link w:val="Heading9"/>
-    <w:uiPriority w:val="9"/>
-    <w:semiHidden/>
-    <w:rsid w:val="008F51DD"/>
-    <w:rPr>
-      <w:rFonts w:eastAsiaTheme="majorEastAsia" w:cstheme="majorBidi"/>
-      <w:color w:val="272727" w:themeColor="text1" w:themeTint="D8"/>
-    </w:rPr>
-  </w:style>
-  <w:style w:type="paragraph" w:styleId="Title">
+  <w:style w:type="paragraph" w:styleId="15">
     <w:name w:val="Title"/>
-    <w:basedOn w:val="Normal"/>
-    <w:next w:val="Normal"/>
-    <w:link w:val="TitleChar"/>
+    <w:basedOn w:val="1"/>
+    <w:next w:val="1"/>
+    <w:link w:val="25"/>
+    <w:qFormat/>
     <w:uiPriority w:val="10"/>
-    <w:qFormat/>
-    <w:rsid w:val="008F51DD"/>
     <w:pPr>
       <w:spacing w:after="80"/>
       <w:contextualSpacing/>
     </w:pPr>
     <w:rPr>
-      <w:rFonts w:asciiTheme="majorHAnsi" w:eastAsiaTheme="majorEastAsia" w:hAnsiTheme="majorHAnsi" w:cstheme="majorBidi"/>
+      <w:rFonts w:asciiTheme="majorHAnsi" w:hAnsiTheme="majorHAnsi" w:eastAsiaTheme="majorEastAsia" w:cstheme="majorBidi"/>
       <w:spacing w:val="-10"/>
       <w:kern w:val="28"/>
       <w:sz w:val="56"/>
       <w:szCs w:val="56"/>
     </w:rPr>
   </w:style>
-  <w:style w:type="character" w:customStyle="1" w:styleId="TitleChar">
+  <w:style w:type="character" w:customStyle="1" w:styleId="16">
+    <w:name w:val="Heading 1 Char"/>
+    <w:basedOn w:val="11"/>
+    <w:link w:val="2"/>
+    <w:qFormat/>
+    <w:uiPriority w:val="9"/>
+    <w:rPr>
+      <w:rFonts w:asciiTheme="majorHAnsi" w:hAnsiTheme="majorHAnsi" w:eastAsiaTheme="majorEastAsia" w:cstheme="majorBidi"/>
+      <w:color w:val="104862" w:themeColor="accent1" w:themeShade="BF"/>
+      <w:sz w:val="40"/>
+      <w:szCs w:val="40"/>
+    </w:rPr>
+  </w:style>
+  <w:style w:type="character" w:customStyle="1" w:styleId="17">
+    <w:name w:val="Heading 2 Char"/>
+    <w:basedOn w:val="11"/>
+    <w:link w:val="3"/>
+    <w:semiHidden/>
+    <w:qFormat/>
+    <w:uiPriority w:val="9"/>
+    <w:rPr>
+      <w:rFonts w:asciiTheme="majorHAnsi" w:hAnsiTheme="majorHAnsi" w:eastAsiaTheme="majorEastAsia" w:cstheme="majorBidi"/>
+      <w:color w:val="104862" w:themeColor="accent1" w:themeShade="BF"/>
+      <w:sz w:val="32"/>
+      <w:szCs w:val="32"/>
+    </w:rPr>
+  </w:style>
+  <w:style w:type="character" w:customStyle="1" w:styleId="18">
+    <w:name w:val="Heading 3 Char"/>
+    <w:basedOn w:val="11"/>
+    <w:link w:val="4"/>
+    <w:semiHidden/>
+    <w:qFormat/>
+    <w:uiPriority w:val="9"/>
+    <w:rPr>
+      <w:rFonts w:eastAsiaTheme="majorEastAsia" w:cstheme="majorBidi"/>
+      <w:color w:val="104862" w:themeColor="accent1" w:themeShade="BF"/>
+      <w:sz w:val="28"/>
+      <w:szCs w:val="28"/>
+    </w:rPr>
+  </w:style>
+  <w:style w:type="character" w:customStyle="1" w:styleId="19">
+    <w:name w:val="Heading 4 Char"/>
+    <w:basedOn w:val="11"/>
+    <w:link w:val="5"/>
+    <w:semiHidden/>
+    <w:qFormat/>
+    <w:uiPriority w:val="9"/>
+    <w:rPr>
+      <w:rFonts w:eastAsiaTheme="majorEastAsia" w:cstheme="majorBidi"/>
+      <w:i/>
+      <w:iCs/>
+      <w:color w:val="104862" w:themeColor="accent1" w:themeShade="BF"/>
+    </w:rPr>
+  </w:style>
+  <w:style w:type="character" w:customStyle="1" w:styleId="20">
+    <w:name w:val="Heading 5 Char"/>
+    <w:basedOn w:val="11"/>
+    <w:link w:val="6"/>
+    <w:semiHidden/>
+    <w:qFormat/>
+    <w:uiPriority w:val="9"/>
+    <w:rPr>
+      <w:rFonts w:eastAsiaTheme="majorEastAsia" w:cstheme="majorBidi"/>
+      <w:color w:val="104862" w:themeColor="accent1" w:themeShade="BF"/>
+    </w:rPr>
+  </w:style>
+  <w:style w:type="character" w:customStyle="1" w:styleId="21">
+    <w:name w:val="Heading 6 Char"/>
+    <w:basedOn w:val="11"/>
+    <w:link w:val="7"/>
+    <w:semiHidden/>
+    <w:qFormat/>
+    <w:uiPriority w:val="9"/>
+    <w:rPr>
+      <w:rFonts w:eastAsiaTheme="majorEastAsia" w:cstheme="majorBidi"/>
+      <w:i/>
+      <w:iCs/>
+      <w:color w:val="595959" w:themeColor="text1" w:themeTint="A6"/>
+      <w14:textFill>
+        <w14:solidFill>
+          <w14:schemeClr w14:val="tx1">
+            <w14:lumMod w14:val="65000"/>
+            <w14:lumOff w14:val="35000"/>
+          </w14:schemeClr>
+        </w14:solidFill>
+      </w14:textFill>
+    </w:rPr>
+  </w:style>
+  <w:style w:type="character" w:customStyle="1" w:styleId="22">
+    <w:name w:val="Heading 7 Char"/>
+    <w:basedOn w:val="11"/>
+    <w:link w:val="8"/>
+    <w:semiHidden/>
+    <w:qFormat/>
+    <w:uiPriority w:val="9"/>
+    <w:rPr>
+      <w:rFonts w:eastAsiaTheme="majorEastAsia" w:cstheme="majorBidi"/>
+      <w:color w:val="595959" w:themeColor="text1" w:themeTint="A6"/>
+      <w14:textFill>
+        <w14:solidFill>
+          <w14:schemeClr w14:val="tx1">
+            <w14:lumMod w14:val="65000"/>
+            <w14:lumOff w14:val="35000"/>
+          </w14:schemeClr>
+        </w14:solidFill>
+      </w14:textFill>
+    </w:rPr>
+  </w:style>
+  <w:style w:type="character" w:customStyle="1" w:styleId="23">
+    <w:name w:val="Heading 8 Char"/>
+    <w:basedOn w:val="11"/>
+    <w:link w:val="9"/>
+    <w:semiHidden/>
+    <w:qFormat/>
+    <w:uiPriority w:val="9"/>
+    <w:rPr>
+      <w:rFonts w:eastAsiaTheme="majorEastAsia" w:cstheme="majorBidi"/>
+      <w:i/>
+      <w:iCs/>
+      <w:color w:val="262626" w:themeColor="text1" w:themeTint="D9"/>
+      <w14:textFill>
+        <w14:solidFill>
+          <w14:schemeClr w14:val="tx1">
+            <w14:lumMod w14:val="85000"/>
+            <w14:lumOff w14:val="15000"/>
+          </w14:schemeClr>
+        </w14:solidFill>
+      </w14:textFill>
+    </w:rPr>
+  </w:style>
+  <w:style w:type="character" w:customStyle="1" w:styleId="24">
+    <w:name w:val="Heading 9 Char"/>
+    <w:basedOn w:val="11"/>
+    <w:link w:val="10"/>
+    <w:semiHidden/>
+    <w:qFormat/>
+    <w:uiPriority w:val="9"/>
+    <w:rPr>
+      <w:rFonts w:eastAsiaTheme="majorEastAsia" w:cstheme="majorBidi"/>
+      <w:color w:val="262626" w:themeColor="text1" w:themeTint="D9"/>
+      <w14:textFill>
+        <w14:solidFill>
+          <w14:schemeClr w14:val="tx1">
+            <w14:lumMod w14:val="85000"/>
+            <w14:lumOff w14:val="15000"/>
+          </w14:schemeClr>
+        </w14:solidFill>
+      </w14:textFill>
+    </w:rPr>
+  </w:style>
+  <w:style w:type="character" w:customStyle="1" w:styleId="25">
     <w:name w:val="Title Char"/>
-    <w:basedOn w:val="DefaultParagraphFont"/>
-    <w:link w:val="Title"/>
+    <w:basedOn w:val="11"/>
+    <w:link w:val="15"/>
+    <w:qFormat/>
     <w:uiPriority w:val="10"/>
-    <w:rsid w:val="008F51DD"/>
     <w:rPr>
-      <w:rFonts w:asciiTheme="majorHAnsi" w:eastAsiaTheme="majorEastAsia" w:hAnsiTheme="majorHAnsi" w:cstheme="majorBidi"/>
+      <w:rFonts w:asciiTheme="majorHAnsi" w:hAnsiTheme="majorHAnsi" w:eastAsiaTheme="majorEastAsia" w:cstheme="majorBidi"/>
       <w:spacing w:val="-10"/>
       <w:kern w:val="28"/>
       <w:sz w:val="56"/>
       <w:szCs w:val="56"/>
     </w:rPr>
   </w:style>
-  <w:style w:type="paragraph" w:styleId="Subtitle">
-    <w:name w:val="Subtitle"/>
-    <w:basedOn w:val="Normal"/>
-    <w:next w:val="Normal"/>
-    <w:link w:val="SubtitleChar"/>
+  <w:style w:type="character" w:customStyle="1" w:styleId="26">
+    <w:name w:val="Subtitle Char"/>
+    <w:basedOn w:val="11"/>
+    <w:link w:val="14"/>
+    <w:qFormat/>
     <w:uiPriority w:val="11"/>
-    <w:qFormat/>
-    <w:rsid w:val="008F51DD"/>
-    <w:pPr>
-      <w:numPr>
-        <w:ilvl w:val="1"/>
-      </w:numPr>
-    </w:pPr>
     <w:rPr>
       <w:rFonts w:eastAsiaTheme="majorEastAsia" w:cstheme="majorBidi"/>
       <w:color w:val="595959" w:themeColor="text1" w:themeTint="A6"/>
       <w:spacing w:val="15"/>
       <w:sz w:val="28"/>
       <w:szCs w:val="28"/>
+      <w14:textFill>
+        <w14:solidFill>
+          <w14:schemeClr w14:val="tx1">
+            <w14:lumMod w14:val="65000"/>
+            <w14:lumOff w14:val="35000"/>
+          </w14:schemeClr>
+        </w14:solidFill>
+      </w14:textFill>
     </w:rPr>
   </w:style>
-  <w:style w:type="character" w:customStyle="1" w:styleId="SubtitleChar">
-    <w:name w:val="Subtitle Char"/>
-    <w:basedOn w:val="DefaultParagraphFont"/>
-    <w:link w:val="Subtitle"/>
-    <w:uiPriority w:val="11"/>
-    <w:rsid w:val="008F51DD"/>
-    <w:rPr>
-      <w:rFonts w:eastAsiaTheme="majorEastAsia" w:cstheme="majorBidi"/>
-      <w:color w:val="595959" w:themeColor="text1" w:themeTint="A6"/>
-      <w:spacing w:val="15"/>
-      <w:sz w:val="28"/>
-      <w:szCs w:val="28"/>
-    </w:rPr>
-  </w:style>
-  <w:style w:type="paragraph" w:styleId="Quote">
+  <w:style w:type="paragraph" w:styleId="27">
     <w:name w:val="Quote"/>
-    <w:basedOn w:val="Normal"/>
-    <w:next w:val="Normal"/>
-    <w:link w:val="QuoteChar"/>
+    <w:basedOn w:val="1"/>
+    <w:next w:val="1"/>
+    <w:link w:val="28"/>
+    <w:qFormat/>
     <w:uiPriority w:val="29"/>
-    <w:qFormat/>
-    <w:rsid w:val="008F51DD"/>
     <w:pPr>
       <w:spacing w:before="160"/>
       <w:jc w:val="center"/>
@@ -3293,55 +3253,68 @@
       <w:i/>
       <w:iCs/>
       <w:color w:val="404040" w:themeColor="text1" w:themeTint="BF"/>
+      <w14:textFill>
+        <w14:solidFill>
+          <w14:schemeClr w14:val="tx1">
+            <w14:lumMod w14:val="75000"/>
+            <w14:lumOff w14:val="25000"/>
+          </w14:schemeClr>
+        </w14:solidFill>
+      </w14:textFill>
     </w:rPr>
   </w:style>
-  <w:style w:type="character" w:customStyle="1" w:styleId="QuoteChar">
+  <w:style w:type="character" w:customStyle="1" w:styleId="28">
     <w:name w:val="Quote Char"/>
-    <w:basedOn w:val="DefaultParagraphFont"/>
-    <w:link w:val="Quote"/>
+    <w:basedOn w:val="11"/>
+    <w:link w:val="27"/>
+    <w:qFormat/>
     <w:uiPriority w:val="29"/>
-    <w:rsid w:val="008F51DD"/>
     <w:rPr>
       <w:i/>
       <w:iCs/>
       <w:color w:val="404040" w:themeColor="text1" w:themeTint="BF"/>
+      <w14:textFill>
+        <w14:solidFill>
+          <w14:schemeClr w14:val="tx1">
+            <w14:lumMod w14:val="75000"/>
+            <w14:lumOff w14:val="25000"/>
+          </w14:schemeClr>
+        </w14:solidFill>
+      </w14:textFill>
     </w:rPr>
   </w:style>
-  <w:style w:type="paragraph" w:styleId="ListParagraph">
+  <w:style w:type="paragraph" w:styleId="29">
     <w:name w:val="List Paragraph"/>
-    <w:basedOn w:val="Normal"/>
+    <w:basedOn w:val="1"/>
+    <w:qFormat/>
     <w:uiPriority w:val="34"/>
-    <w:qFormat/>
-    <w:rsid w:val="008F51DD"/>
     <w:pPr>
       <w:ind w:left="720"/>
       <w:contextualSpacing/>
     </w:pPr>
   </w:style>
-  <w:style w:type="character" w:styleId="IntenseEmphasis">
+  <w:style w:type="character" w:customStyle="1" w:styleId="30">
     <w:name w:val="Intense Emphasis"/>
-    <w:basedOn w:val="DefaultParagraphFont"/>
+    <w:basedOn w:val="11"/>
+    <w:qFormat/>
     <w:uiPriority w:val="21"/>
-    <w:qFormat/>
-    <w:rsid w:val="008F51DD"/>
     <w:rPr>
       <w:i/>
       <w:iCs/>
-      <w:color w:val="0F4761" w:themeColor="accent1" w:themeShade="BF"/>
+      <w:color w:val="104862" w:themeColor="accent1" w:themeShade="BF"/>
     </w:rPr>
   </w:style>
-  <w:style w:type="paragraph" w:styleId="IntenseQuote">
+  <w:style w:type="paragraph" w:styleId="31">
     <w:name w:val="Intense Quote"/>
-    <w:basedOn w:val="Normal"/>
-    <w:next w:val="Normal"/>
-    <w:link w:val="IntenseQuoteChar"/>
+    <w:basedOn w:val="1"/>
+    <w:next w:val="1"/>
+    <w:link w:val="32"/>
+    <w:qFormat/>
     <w:uiPriority w:val="30"/>
-    <w:qFormat/>
-    <w:rsid w:val="008F51DD"/>
     <w:pPr>
       <w:pBdr>
-        <w:top w:val="single" w:sz="4" w:space="10" w:color="0F4761" w:themeColor="accent1" w:themeShade="BF"/>
-        <w:bottom w:val="single" w:sz="4" w:space="10" w:color="0F4761" w:themeColor="accent1" w:themeShade="BF"/>
+        <w:top w:val="single" w:color="0F4761" w:themeColor="accent1" w:themeShade="BF" w:sz="4" w:space="10"/>
+        <w:bottom w:val="single" w:color="0F4761" w:themeColor="accent1" w:themeShade="BF" w:sz="4" w:space="10"/>
       </w:pBdr>
       <w:spacing w:before="360" w:after="360"/>
       <w:ind w:left="864" w:right="864"/>
@@ -3350,44 +3323,32 @@
     <w:rPr>
       <w:i/>
       <w:iCs/>
-      <w:color w:val="0F4761" w:themeColor="accent1" w:themeShade="BF"/>
+      <w:color w:val="104862" w:themeColor="accent1" w:themeShade="BF"/>
     </w:rPr>
   </w:style>
-  <w:style w:type="character" w:customStyle="1" w:styleId="IntenseQuoteChar">
+  <w:style w:type="character" w:customStyle="1" w:styleId="32">
     <w:name w:val="Intense Quote Char"/>
-    <w:basedOn w:val="DefaultParagraphFont"/>
-    <w:link w:val="IntenseQuote"/>
+    <w:basedOn w:val="11"/>
+    <w:link w:val="31"/>
+    <w:qFormat/>
     <w:uiPriority w:val="30"/>
-    <w:rsid w:val="008F51DD"/>
     <w:rPr>
       <w:i/>
       <w:iCs/>
-      <w:color w:val="0F4761" w:themeColor="accent1" w:themeShade="BF"/>
+      <w:color w:val="104862" w:themeColor="accent1" w:themeShade="BF"/>
     </w:rPr>
   </w:style>
-  <w:style w:type="character" w:styleId="IntenseReference">
+  <w:style w:type="character" w:customStyle="1" w:styleId="33">
     <w:name w:val="Intense Reference"/>
-    <w:basedOn w:val="DefaultParagraphFont"/>
+    <w:basedOn w:val="11"/>
+    <w:qFormat/>
     <w:uiPriority w:val="32"/>
-    <w:qFormat/>
-    <w:rsid w:val="008F51DD"/>
     <w:rPr>
       <w:b/>
       <w:bCs/>
       <w:smallCaps/>
-      <w:color w:val="0F4761" w:themeColor="accent1" w:themeShade="BF"/>
+      <w:color w:val="104862" w:themeColor="accent1" w:themeShade="BF"/>
       <w:spacing w:val="5"/>
-    </w:rPr>
-  </w:style>
-  <w:style w:type="character" w:styleId="Hyperlink">
-    <w:name w:val="Hyperlink"/>
-    <w:basedOn w:val="DefaultParagraphFont"/>
-    <w:uiPriority w:val="99"/>
-    <w:unhideWhenUsed/>
-    <w:rsid w:val="008F51DD"/>
-    <w:rPr>
-      <w:color w:val="467886" w:themeColor="hyperlink"/>
-      <w:u w:val="single"/>
     </w:rPr>
   </w:style>
 </w:styles>
@@ -3436,7 +3397,7 @@
     </a:clrScheme>
     <a:fontScheme name="Office">
       <a:majorFont>
-        <a:latin typeface="Aptos Display" panose="02110004020202020204"/>
+        <a:latin typeface="Aptos Display"/>
         <a:ea typeface=""/>
         <a:cs typeface=""/>
         <a:font script="Jpan" typeface="游ゴシック Light"/>
@@ -3469,26 +3430,9 @@
         <a:font script="Viet" typeface="Times New Roman"/>
         <a:font script="Uigh" typeface="Microsoft Uighur"/>
         <a:font script="Geor" typeface="Sylfaen"/>
-        <a:font script="Armn" typeface="Arial"/>
-        <a:font script="Bugi" typeface="Leelawadee UI"/>
-        <a:font script="Bopo" typeface="Microsoft JhengHei"/>
-        <a:font script="Java" typeface="Javanese Text"/>
-        <a:font script="Lisu" typeface="Segoe UI"/>
-        <a:font script="Mymr" typeface="Myanmar Text"/>
-        <a:font script="Nkoo" typeface="Ebrima"/>
-        <a:font script="Olck" typeface="Nirmala UI"/>
-        <a:font script="Osma" typeface="Ebrima"/>
-        <a:font script="Phag" typeface="Phagspa"/>
-        <a:font script="Syrn" typeface="Estrangelo Edessa"/>
-        <a:font script="Syrj" typeface="Estrangelo Edessa"/>
-        <a:font script="Syre" typeface="Estrangelo Edessa"/>
-        <a:font script="Sora" typeface="Nirmala UI"/>
-        <a:font script="Tale" typeface="Microsoft Tai Le"/>
-        <a:font script="Talu" typeface="Microsoft New Tai Lue"/>
-        <a:font script="Tfng" typeface="Ebrima"/>
       </a:majorFont>
       <a:minorFont>
-        <a:latin typeface="Aptos" panose="02110004020202020204"/>
+        <a:latin typeface="Aptos"/>
         <a:ea typeface=""/>
         <a:cs typeface=""/>
         <a:font script="Jpan" typeface="游明朝"/>
@@ -3521,23 +3465,6 @@
         <a:font script="Viet" typeface="Arial"/>
         <a:font script="Uigh" typeface="Microsoft Uighur"/>
         <a:font script="Geor" typeface="Sylfaen"/>
-        <a:font script="Armn" typeface="Arial"/>
-        <a:font script="Bugi" typeface="Leelawadee UI"/>
-        <a:font script="Bopo" typeface="Microsoft JhengHei"/>
-        <a:font script="Java" typeface="Javanese Text"/>
-        <a:font script="Lisu" typeface="Segoe UI"/>
-        <a:font script="Mymr" typeface="Myanmar Text"/>
-        <a:font script="Nkoo" typeface="Ebrima"/>
-        <a:font script="Olck" typeface="Nirmala UI"/>
-        <a:font script="Osma" typeface="Ebrima"/>
-        <a:font script="Phag" typeface="Phagspa"/>
-        <a:font script="Syrn" typeface="Estrangelo Edessa"/>
-        <a:font script="Syrj" typeface="Estrangelo Edessa"/>
-        <a:font script="Syre" typeface="Estrangelo Edessa"/>
-        <a:font script="Sora" typeface="Nirmala UI"/>
-        <a:font script="Tale" typeface="Microsoft Tai Le"/>
-        <a:font script="Talu" typeface="Microsoft New Tai Lue"/>
-        <a:font script="Tfng" typeface="Ebrima"/>
       </a:minorFont>
     </a:fontScheme>
     <a:fmtScheme name="Office">
@@ -3679,11 +3606,22 @@
     </a:fmtScheme>
   </a:themeElements>
   <a:objectDefaults/>
-  <a:extraClrSchemeLst/>
-  <a:extLst>
-    <a:ext uri="{05A4C25C-085E-4340-85A3-A5531E510DB2}">
-      <thm15:themeFamily xmlns:thm15="http://schemas.microsoft.com/office/thememl/2012/main" name="Office Theme" id="{2E142A2C-CD16-42D6-873A-C26D2A0506FA}" vid="{1BDDFF52-6CD6-40A5-AB3C-68EB2F1E4D0A}"/>
-    </a:ext>
-  </a:extLst>
 </a:theme>
+</file>
+
+<file path=customXml/item1.xml><?xml version="1.0" encoding="utf-8"?>
+<s:customData xmlns="http://www.wps.cn/officeDocument/2013/wpsCustomData" xmlns:s="http://www.wps.cn/officeDocument/2013/wpsCustomData">
+  <customSectProps/>
+  <customShpExts>
+    <customShpInfo spid="_x0000_s1026" textRotate="1"/>
+  </customShpExts>
+</s:customData>
+</file>
+
+<file path=customXml/itemProps1.xml><?xml version="1.0" encoding="utf-8"?>
+<ds:datastoreItem xmlns:ds="http://schemas.openxmlformats.org/officeDocument/2006/customXml" ds:itemID="{B1977F7D-205B-4081-913C-38D41E755F92}">
+  <ds:schemaRefs>
+    <ds:schemaRef ds:uri="http://www.wps.cn/officeDocument/2013/wpsCustomData"/>
+  </ds:schemaRefs>
+</ds:datastoreItem>
 </file>